--- a/Views/Rapport.docx
+++ b/Views/Rapport.docx
@@ -51,14 +51,12 @@
         <w:rPr>
           <w:sz w:val="32"/>
           <w:szCs w:val="32"/>
-          <w:lang w:val="en-GB"/>
         </w:rPr>
       </w:pPr>
       <w:r>
         <w:rPr>
           <w:sz w:val="32"/>
           <w:szCs w:val="32"/>
-          <w:lang w:val="en-GB"/>
         </w:rPr>
         <w:t>Christophe Morel</w:t>
       </w:r>
@@ -287,6 +285,11 @@
     </w:p>
     <w:sdt>
       <w:sdtPr>
+        <w:rPr>
+          <w:rFonts w:asciiTheme="minorHAnsi" w:eastAsiaTheme="minorEastAsia" w:hAnsiTheme="minorHAnsi" w:cstheme="minorBidi"/>
+          <w:b w:val="0"/>
+          <w:szCs w:val="24"/>
+        </w:rPr>
         <w:id w:val="2021355205"/>
         <w:docPartObj>
           <w:docPartGallery w:val="Table of Contents"/>
@@ -295,9 +298,7 @@
       </w:sdtPr>
       <w:sdtEndPr>
         <w:rPr>
-          <w:rFonts w:asciiTheme="minorHAnsi" w:eastAsiaTheme="minorEastAsia" w:hAnsiTheme="minorHAnsi" w:cstheme="minorBidi"/>
           <w:bCs/>
-          <w:szCs w:val="24"/>
         </w:rPr>
       </w:sdtEndPr>
       <w:sdtContent>
@@ -2176,24 +2177,14 @@
       <w:r>
         <w:t xml:space="preserve">Figure </w:t>
       </w:r>
-      <w:r>
-        <w:fldChar w:fldCharType="begin"/>
-      </w:r>
-      <w:r>
-        <w:instrText xml:space="preserve"> SEQ Figure \* ARABIC </w:instrText>
-      </w:r>
-      <w:r>
-        <w:fldChar w:fldCharType="separate"/>
-      </w:r>
-      <w:r>
-        <w:rPr>
-          <w:noProof/>
-        </w:rPr>
-        <w:t>1</w:t>
-      </w:r>
-      <w:r>
-        <w:fldChar w:fldCharType="end"/>
-      </w:r>
+      <w:fldSimple w:instr=" SEQ Figure \* ARABIC ">
+        <w:r>
+          <w:rPr>
+            <w:noProof/>
+          </w:rPr>
+          <w:t>1</w:t>
+        </w:r>
+      </w:fldSimple>
       <w:r>
         <w:t> : Schéma électrique équivalent d'un micro chargé</w:t>
       </w:r>
@@ -3930,7 +3921,7 @@
           <w:noProof/>
         </w:rPr>
         <w:drawing>
-          <wp:inline distT="0" distB="0" distL="0" distR="0" wp14:anchorId="495EFAC1" wp14:editId="5BC69BEC">
+          <wp:inline distT="0" distB="0" distL="0" distR="0" wp14:anchorId="495EFAC1" wp14:editId="3030C904">
             <wp:extent cx="3599812" cy="2699859"/>
             <wp:effectExtent l="0" t="0" r="1270" b="5715"/>
             <wp:docPr id="86543578" name="Picture 2"/>
@@ -3989,24 +3980,14 @@
       <w:r>
         <w:t xml:space="preserve">Figure </w:t>
       </w:r>
-      <w:r>
-        <w:fldChar w:fldCharType="begin"/>
-      </w:r>
-      <w:r>
-        <w:instrText xml:space="preserve"> SEQ Figure \* ARABIC </w:instrText>
-      </w:r>
-      <w:r>
-        <w:fldChar w:fldCharType="separate"/>
-      </w:r>
-      <w:r>
-        <w:rPr>
-          <w:noProof/>
-        </w:rPr>
-        <w:t>2</w:t>
-      </w:r>
-      <w:r>
-        <w:fldChar w:fldCharType="end"/>
-      </w:r>
+      <w:fldSimple w:instr=" SEQ Figure \* ARABIC ">
+        <w:r>
+          <w:rPr>
+            <w:noProof/>
+          </w:rPr>
+          <w:t>2</w:t>
+        </w:r>
+      </w:fldSimple>
       <w:r>
         <w:t xml:space="preserve"> : Photo du dispositif expérimental</w:t>
       </w:r>
@@ -4368,7 +4349,19 @@
                   <w:rPr>
                     <w:rFonts w:ascii="Cambria Math" w:hAnsi="Cambria Math"/>
                   </w:rPr>
-                  <m:t>5.3 k</m:t>
+                  <m:t>5</m:t>
+                </m:r>
+                <m:r>
+                  <w:rPr>
+                    <w:rFonts w:ascii="Cambria Math" w:hAnsi="Cambria Math"/>
+                  </w:rPr>
+                  <m:t>,</m:t>
+                </m:r>
+                <m:r>
+                  <w:rPr>
+                    <w:rFonts w:ascii="Cambria Math" w:hAnsi="Cambria Math"/>
+                  </w:rPr>
+                  <m:t>3 k</m:t>
                 </m:r>
                 <m:r>
                   <m:rPr>
@@ -4400,7 +4393,19 @@
                   <w:rPr>
                     <w:rFonts w:ascii="Cambria Math" w:hAnsi="Cambria Math"/>
                   </w:rPr>
-                  <m:t>3.75 H</m:t>
+                  <m:t>3</m:t>
+                </m:r>
+                <m:r>
+                  <w:rPr>
+                    <w:rFonts w:ascii="Cambria Math" w:hAnsi="Cambria Math"/>
+                  </w:rPr>
+                  <m:t>,</m:t>
+                </m:r>
+                <m:r>
+                  <w:rPr>
+                    <w:rFonts w:ascii="Cambria Math" w:hAnsi="Cambria Math"/>
+                  </w:rPr>
+                  <m:t>75 H</m:t>
                 </m:r>
               </m:oMath>
             </m:oMathPara>
@@ -4446,7 +4451,19 @@
                   <w:rPr>
                     <w:rFonts w:ascii="Cambria Math" w:hAnsi="Cambria Math"/>
                   </w:rPr>
-                  <m:t>305.8 k</m:t>
+                  <m:t>305</m:t>
+                </m:r>
+                <m:r>
+                  <w:rPr>
+                    <w:rFonts w:ascii="Cambria Math" w:hAnsi="Cambria Math"/>
+                  </w:rPr>
+                  <m:t>,</m:t>
+                </m:r>
+                <m:r>
+                  <w:rPr>
+                    <w:rFonts w:ascii="Cambria Math" w:hAnsi="Cambria Math"/>
+                  </w:rPr>
+                  <m:t>8 k</m:t>
                 </m:r>
                 <m:r>
                   <m:rPr>
@@ -4496,19 +4513,13 @@
                   <w:rPr>
                     <w:rFonts w:ascii="Cambria Math" w:hAnsi="Cambria Math"/>
                   </w:rPr>
-                  <m:t>.</m:t>
+                  <m:t>,</m:t>
                 </m:r>
                 <m:r>
                   <w:rPr>
                     <w:rFonts w:ascii="Cambria Math" w:hAnsi="Cambria Math"/>
                   </w:rPr>
-                  <m:t>52</m:t>
-                </m:r>
-                <m:r>
-                  <w:rPr>
-                    <w:rFonts w:ascii="Cambria Math" w:hAnsi="Cambria Math"/>
-                  </w:rPr>
-                  <m:t xml:space="preserve"> k</m:t>
+                  <m:t>52 k</m:t>
                 </m:r>
                 <m:r>
                   <m:rPr>
@@ -4546,19 +4557,13 @@
                   <w:rPr>
                     <w:rFonts w:ascii="Cambria Math" w:hAnsi="Cambria Math"/>
                   </w:rPr>
-                  <m:t>.5</m:t>
+                  <m:t>,</m:t>
                 </m:r>
                 <m:r>
                   <w:rPr>
                     <w:rFonts w:ascii="Cambria Math" w:hAnsi="Cambria Math"/>
                   </w:rPr>
-                  <m:t>0</m:t>
-                </m:r>
-                <m:r>
-                  <w:rPr>
-                    <w:rFonts w:ascii="Cambria Math" w:hAnsi="Cambria Math"/>
-                  </w:rPr>
-                  <m:t xml:space="preserve"> H</m:t>
+                  <m:t>50 H</m:t>
                 </m:r>
               </m:oMath>
             </m:oMathPara>
@@ -4581,13 +4586,7 @@
                   <w:rPr>
                     <w:rFonts w:ascii="Cambria Math" w:hAnsi="Cambria Math"/>
                   </w:rPr>
-                  <m:t>15</m:t>
-                </m:r>
-                <m:r>
-                  <w:rPr>
-                    <w:rFonts w:ascii="Cambria Math" w:hAnsi="Cambria Math"/>
-                  </w:rPr>
-                  <m:t>0 pF</m:t>
+                  <m:t>150 pF</m:t>
                 </m:r>
               </m:oMath>
             </m:oMathPara>
@@ -4616,7 +4615,13 @@
                   <w:rPr>
                     <w:rFonts w:ascii="Cambria Math" w:hAnsi="Cambria Math"/>
                   </w:rPr>
-                  <m:t>.8 k</m:t>
+                  <m:t>,</m:t>
+                </m:r>
+                <m:r>
+                  <w:rPr>
+                    <w:rFonts w:ascii="Cambria Math" w:hAnsi="Cambria Math"/>
+                  </w:rPr>
+                  <m:t>8 k</m:t>
                 </m:r>
                 <m:r>
                   <m:rPr>
@@ -4756,24 +4761,14 @@
       <w:r>
         <w:t xml:space="preserve">Figure </w:t>
       </w:r>
-      <w:r>
-        <w:fldChar w:fldCharType="begin"/>
-      </w:r>
-      <w:r>
-        <w:instrText xml:space="preserve"> SEQ Figure \* ARABIC </w:instrText>
-      </w:r>
-      <w:r>
-        <w:fldChar w:fldCharType="separate"/>
-      </w:r>
-      <w:r>
-        <w:rPr>
-          <w:noProof/>
-        </w:rPr>
-        <w:t>3</w:t>
-      </w:r>
-      <w:r>
-        <w:fldChar w:fldCharType="end"/>
-      </w:r>
+      <w:fldSimple w:instr=" SEQ Figure \* ARABIC ">
+        <w:r>
+          <w:rPr>
+            <w:noProof/>
+          </w:rPr>
+          <w:t>3</w:t>
+        </w:r>
+      </w:fldSimple>
       <w:r>
         <w:t xml:space="preserve"> : Relevé expérimentaux de l'impédance</w:t>
       </w:r>
@@ -4786,24 +4781,14 @@
       <w:r>
         <w:t xml:space="preserve">Figure </w:t>
       </w:r>
-      <w:r>
-        <w:fldChar w:fldCharType="begin"/>
-      </w:r>
-      <w:r>
-        <w:instrText xml:space="preserve"> SEQ Figure \* ARABIC </w:instrText>
-      </w:r>
-      <w:r>
-        <w:fldChar w:fldCharType="separate"/>
-      </w:r>
-      <w:r>
-        <w:rPr>
-          <w:noProof/>
-        </w:rPr>
-        <w:t>4</w:t>
-      </w:r>
-      <w:r>
-        <w:fldChar w:fldCharType="end"/>
-      </w:r>
+      <w:fldSimple w:instr=" SEQ Figure \* ARABIC ">
+        <w:r>
+          <w:rPr>
+            <w:noProof/>
+          </w:rPr>
+          <w:t>4</w:t>
+        </w:r>
+      </w:fldSimple>
       <w:r>
         <w:t xml:space="preserve"> : Optimisation numérique</w:t>
       </w:r>
@@ -4872,10 +4857,7 @@
         <w:t>.</w:t>
       </w:r>
       <w:r>
-        <w:t xml:space="preserve"> </w:t>
-      </w:r>
-      <w:r>
-        <w:t>La Figure 5 présente les diagrammes de Bode (gain et phase) obtenus par simulation numérique.</w:t>
+        <w:t xml:space="preserve"> La Figure 5 présente les diagrammes de Bode (gain et phase) obtenus par simulation numérique.</w:t>
       </w:r>
     </w:p>
     <w:p>
@@ -4940,24 +4922,14 @@
       <w:r>
         <w:t xml:space="preserve">Figure </w:t>
       </w:r>
-      <w:r>
-        <w:fldChar w:fldCharType="begin"/>
-      </w:r>
-      <w:r>
-        <w:instrText xml:space="preserve"> SEQ Figure \* ARABIC </w:instrText>
-      </w:r>
-      <w:r>
-        <w:fldChar w:fldCharType="separate"/>
-      </w:r>
-      <w:r>
-        <w:rPr>
-          <w:noProof/>
-        </w:rPr>
-        <w:t>5</w:t>
-      </w:r>
-      <w:r>
-        <w:fldChar w:fldCharType="end"/>
-      </w:r>
+      <w:fldSimple w:instr=" SEQ Figure \* ARABIC ">
+        <w:r>
+          <w:rPr>
+            <w:noProof/>
+          </w:rPr>
+          <w:t>5</w:t>
+        </w:r>
+      </w:fldSimple>
       <w:r>
         <w:t xml:space="preserve"> : Diagramme de Bode des micros</w:t>
       </w:r>
@@ -5136,25 +5108,124 @@
         <w:spacing w:line="360" w:lineRule="auto"/>
       </w:pPr>
       <w:r>
-        <w:t>[2] Matthew W. Hill, "The hidden history of the electric guitar", in Quand la guitare [s']électrise !, Benoît Navarret et al. (dir.), Sorbonne Université Presses, pp. 33-61, 2022.</w:t>
+        <w:rPr>
+          <w:lang w:val="en-GB"/>
+        </w:rPr>
+        <w:t xml:space="preserve">[2] Matthew W. Hill, "The hidden history of the electric guitar", in Quand la </w:t>
+      </w:r>
+      <w:proofErr w:type="spellStart"/>
+      <w:r>
+        <w:rPr>
+          <w:lang w:val="en-GB"/>
+        </w:rPr>
+        <w:t>guitare</w:t>
+      </w:r>
+      <w:proofErr w:type="spellEnd"/>
+      <w:r>
+        <w:rPr>
+          <w:lang w:val="en-GB"/>
+        </w:rPr>
+        <w:t xml:space="preserve"> [s']</w:t>
+      </w:r>
+      <w:proofErr w:type="spellStart"/>
+      <w:r>
+        <w:rPr>
+          <w:lang w:val="en-GB"/>
+        </w:rPr>
+        <w:t>électrise</w:t>
+      </w:r>
+      <w:proofErr w:type="spellEnd"/>
+      <w:r>
+        <w:rPr>
+          <w:lang w:val="en-GB"/>
+        </w:rPr>
+        <w:t xml:space="preserve"> !, Benoît Navarret et al. </w:t>
+      </w:r>
+      <w:r>
+        <w:t>(</w:t>
+      </w:r>
+      <w:proofErr w:type="spellStart"/>
+      <w:r>
+        <w:t>dir</w:t>
+      </w:r>
+      <w:proofErr w:type="spellEnd"/>
+      <w:r>
+        <w:t>.), Sorbonne Université Presses, pp. 33-61, 2022.</w:t>
       </w:r>
     </w:p>
     <w:p>
       <w:pPr>
         <w:pStyle w:val="Bibliography"/>
         <w:spacing w:line="360" w:lineRule="auto"/>
-      </w:pPr>
-      <w:r>
-        <w:t>[3] B. d’Andréa-Novel, B. Fabre, et P. Jouvelot, Acoustique Informatique MusiquE : Outils scientifiques pour la musique. Paris, France : Presses des Mines, 2010, ch. 4</w:t>
+        <w:rPr>
+          <w:lang w:val="en-GB"/>
+        </w:rPr>
+      </w:pPr>
+      <w:r>
+        <w:t xml:space="preserve">[3] B. d’Andréa-Novel, B. Fabre, et P. Jouvelot, Acoustique Informatique MusiquE : Outils scientifiques pour la musique. </w:t>
+      </w:r>
+      <w:r>
+        <w:rPr>
+          <w:lang w:val="en-GB"/>
+        </w:rPr>
+        <w:t xml:space="preserve">Paris, France : Presses des Mines, 2010, </w:t>
+      </w:r>
+      <w:proofErr w:type="spellStart"/>
+      <w:r>
+        <w:rPr>
+          <w:lang w:val="en-GB"/>
+        </w:rPr>
+        <w:t>ch.</w:t>
+      </w:r>
+      <w:proofErr w:type="spellEnd"/>
+      <w:r>
+        <w:rPr>
+          <w:lang w:val="en-GB"/>
+        </w:rPr>
+        <w:t xml:space="preserve"> 4</w:t>
       </w:r>
     </w:p>
     <w:p>
       <w:pPr>
         <w:pStyle w:val="Bibliography"/>
         <w:spacing w:line="360" w:lineRule="auto"/>
-      </w:pPr>
-      <w:r>
-        <w:t>[4] N. G. Horton and T. R. Moore, “Modeling the magnetic pickup of an electric guitar,” American Journal of Physics, vol. 77, no. 2, pp. 144–150, 2009, doi: 10.1119/1.2990663.</w:t>
+        <w:rPr>
+          <w:lang w:val="en-GB"/>
+        </w:rPr>
+      </w:pPr>
+      <w:r>
+        <w:rPr>
+          <w:lang w:val="en-GB"/>
+        </w:rPr>
+        <w:t>[4] N. G. Horton and T. R. Moore, “</w:t>
+      </w:r>
+      <w:proofErr w:type="spellStart"/>
+      <w:r>
+        <w:rPr>
+          <w:lang w:val="en-GB"/>
+        </w:rPr>
+        <w:t>Modeling</w:t>
+      </w:r>
+      <w:proofErr w:type="spellEnd"/>
+      <w:r>
+        <w:rPr>
+          <w:lang w:val="en-GB"/>
+        </w:rPr>
+        <w:t xml:space="preserve"> the magnetic pickup of an electric guitar,” American Journal of Physics, vol. 77, no. 2, pp. 144–150, 2009, </w:t>
+      </w:r>
+      <w:proofErr w:type="spellStart"/>
+      <w:r>
+        <w:rPr>
+          <w:lang w:val="en-GB"/>
+        </w:rPr>
+        <w:t>doi</w:t>
+      </w:r>
+      <w:proofErr w:type="spellEnd"/>
+      <w:r>
+        <w:rPr>
+          <w:lang w:val="en-GB"/>
+        </w:rPr>
+        <w:t>: 10.1119/1.2990663.</w:t>
       </w:r>
     </w:p>
     <w:p>
@@ -5163,13 +5234,13 @@
         <w:spacing w:line="360" w:lineRule="auto"/>
       </w:pPr>
       <w:r>
-        <w:t xml:space="preserve">[5] S. W. Duncan, "Interview With Seth Lover", Seymour Duncan.  [En ligne]. Disponible </w:t>
-      </w:r>
-      <w:r>
-        <w:t>sur :</w:t>
-      </w:r>
-      <w:r>
-        <w:t xml:space="preserve"> </w:t>
+        <w:rPr>
+          <w:lang w:val="en-GB"/>
+        </w:rPr>
+        <w:t xml:space="preserve">[5] S. W. Duncan, "Interview With Seth Lover", Seymour Duncan.  </w:t>
+      </w:r>
+      <w:r>
+        <w:t xml:space="preserve">[En ligne]. Disponible sur : </w:t>
       </w:r>
       <w:r>
         <w:br/>
@@ -5189,18 +5260,15 @@
       <w:pPr>
         <w:pStyle w:val="Bibliography"/>
         <w:spacing w:line="360" w:lineRule="auto"/>
-      </w:pPr>
-      <w:r>
+        <w:rPr>
+          <w:lang w:val="en-GB"/>
+        </w:rPr>
+      </w:pPr>
+      <w:r>
+        <w:rPr>
+          <w:lang w:val="en-GB"/>
+        </w:rPr>
         <w:t>[6] Dan Carson, "Investigation of the Electromagnetic Properties of Electric Guitar Pickups", University of Illinois at Urbana-Champaign, Physics Senior Thesis, 2009.</w:t>
-      </w:r>
-    </w:p>
-    <w:p>
-      <w:pPr>
-        <w:pStyle w:val="Bibliography"/>
-        <w:spacing w:line="360" w:lineRule="auto"/>
-      </w:pPr>
-      <w:r>
-        <w:t>[7] A. Novak, B. Lihoreau, E. Brasseur, P. Lotton et L. Simon, "Guitar Pickup: Measurement of its Two-Dimensional Nonlinear Function", Journal of the Audio Engineering Society, vol. 68, no. 3, pp. 184-192, 2020.</w:t>
       </w:r>
     </w:p>
     <w:p>
@@ -5212,7 +5280,39 @@
         </w:rPr>
       </w:pPr>
       <w:r>
-        <w:t>[9] R. Giampiccolo, A. Bernardini et A. Sarti, "Virtualization of Guitar Pickups Through Circuit Inversion", IEEE Signal Processing Letters, vol. 30, pp. 458-462, 2023</w:t>
+        <w:rPr>
+          <w:lang w:val="en-GB"/>
+        </w:rPr>
+        <w:t>[7] A. Novak, B. Lihoreau, E. Brasseur, P. Lotton et L. Simon, "Guitar Pickup: Measurement of its Two-Dimensional Nonlinear Function", Journal of the Audio Engineering Society, vol. 68, no. 3, pp. 184-192, 2020.</w:t>
+      </w:r>
+    </w:p>
+    <w:p>
+      <w:pPr>
+        <w:pStyle w:val="Bibliography"/>
+        <w:spacing w:line="360" w:lineRule="auto"/>
+        <w:rPr>
+          <w:lang w:val="en-GB"/>
+        </w:rPr>
+      </w:pPr>
+      <w:r>
+        <w:rPr>
+          <w:lang w:val="en-GB"/>
+        </w:rPr>
+        <w:t xml:space="preserve">[9] R. </w:t>
+      </w:r>
+      <w:proofErr w:type="spellStart"/>
+      <w:r>
+        <w:rPr>
+          <w:lang w:val="en-GB"/>
+        </w:rPr>
+        <w:t>Giampiccolo</w:t>
+      </w:r>
+      <w:proofErr w:type="spellEnd"/>
+      <w:r>
+        <w:rPr>
+          <w:lang w:val="en-GB"/>
+        </w:rPr>
+        <w:t>, A. Bernardini et A. Sarti, "Virtualization of Guitar Pickups Through Circuit Inversion", IEEE Signal Processing Letters, vol. 30, pp. 458-462, 2023</w:t>
       </w:r>
       <w:r>
         <w:rPr>
@@ -7466,6 +7566,7 @@
   <w:style w:type="character" w:default="1" w:styleId="DefaultParagraphFont">
     <w:name w:val="Default Paragraph Font"/>
     <w:uiPriority w:val="1"/>
+    <w:semiHidden/>
     <w:unhideWhenUsed/>
   </w:style>
   <w:style w:type="table" w:default="1" w:styleId="TableNormal">
@@ -9766,7 +9867,9 @@
     <w:rsidRoot w:val="00B545A0"/>
     <w:rsid w:val="0021758C"/>
     <w:rsid w:val="004A6B7D"/>
+    <w:rsid w:val="00633BC4"/>
     <w:rsid w:val="006C418E"/>
+    <w:rsid w:val="00A0589E"/>
     <w:rsid w:val="00B545A0"/>
     <w:rsid w:val="00D1619A"/>
   </w:rsids>
@@ -10222,17 +10325,8 @@
   <w:style w:type="paragraph" w:customStyle="1" w:styleId="A5643DD2A87E47B1A14F92B24FAC45F1">
     <w:name w:val="A5643DD2A87E47B1A14F92B24FAC45F1"/>
   </w:style>
-  <w:style w:type="paragraph" w:customStyle="1" w:styleId="266C74D547194952B37016B2D31319D1">
-    <w:name w:val="266C74D547194952B37016B2D31319D1"/>
-  </w:style>
-  <w:style w:type="paragraph" w:customStyle="1" w:styleId="8B2BCCE86A0348F8B409415A1FA1394C">
-    <w:name w:val="8B2BCCE86A0348F8B409415A1FA1394C"/>
-  </w:style>
   <w:style w:type="paragraph" w:customStyle="1" w:styleId="9DCF510F891F414389767F7F1CBE0FB3">
     <w:name w:val="9DCF510F891F414389767F7F1CBE0FB3"/>
-  </w:style>
-  <w:style w:type="paragraph" w:customStyle="1" w:styleId="F0B138F0E7C0466F9EA44679294ECAB4">
-    <w:name w:val="F0B138F0E7C0466F9EA44679294ECAB4"/>
   </w:style>
   <w:style w:type="paragraph" w:customStyle="1" w:styleId="3029DFDEC81C4E409C000F128B977B91">
     <w:name w:val="3029DFDEC81C4E409C000F128B977B91"/>
@@ -10248,176 +10342,11 @@
       <w:iCs/>
     </w:rPr>
   </w:style>
-  <w:style w:type="paragraph" w:customStyle="1" w:styleId="FDF1ECF0446649F5B00ED613C847E44F">
-    <w:name w:val="FDF1ECF0446649F5B00ED613C847E44F"/>
-  </w:style>
-  <w:style w:type="paragraph" w:customStyle="1" w:styleId="292168466EF7484AAABE472DCB77956B">
-    <w:name w:val="292168466EF7484AAABE472DCB77956B"/>
-  </w:style>
-  <w:style w:type="paragraph" w:customStyle="1" w:styleId="D70F0E1CE2DF48F98DD9F75CB558A888">
-    <w:name w:val="D70F0E1CE2DF48F98DD9F75CB558A888"/>
-  </w:style>
-  <w:style w:type="paragraph" w:customStyle="1" w:styleId="B563B3D414314FB6B27F515BE833C9C1">
-    <w:name w:val="B563B3D414314FB6B27F515BE833C9C1"/>
-  </w:style>
-  <w:style w:type="paragraph" w:customStyle="1" w:styleId="3B713580424F413F824909C41C6432E0">
-    <w:name w:val="3B713580424F413F824909C41C6432E0"/>
-  </w:style>
-  <w:style w:type="paragraph" w:customStyle="1" w:styleId="C9BE0581792E4D66996889C93C03279B">
-    <w:name w:val="C9BE0581792E4D66996889C93C03279B"/>
-  </w:style>
-  <w:style w:type="paragraph" w:customStyle="1" w:styleId="593F6DDA7BCF4AA99579642AF4A92865">
-    <w:name w:val="593F6DDA7BCF4AA99579642AF4A92865"/>
-  </w:style>
-  <w:style w:type="paragraph" w:customStyle="1" w:styleId="2E0B261F17BF4E7A978177024E04C730">
-    <w:name w:val="2E0B261F17BF4E7A978177024E04C730"/>
-  </w:style>
-  <w:style w:type="paragraph" w:customStyle="1" w:styleId="3986A26F839F4B8D8FC29595689BF0D8">
-    <w:name w:val="3986A26F839F4B8D8FC29595689BF0D8"/>
-  </w:style>
-  <w:style w:type="paragraph" w:customStyle="1" w:styleId="7677AFBB03264EB793073D742AB74006">
-    <w:name w:val="7677AFBB03264EB793073D742AB74006"/>
-  </w:style>
-  <w:style w:type="paragraph" w:customStyle="1" w:styleId="90088A40DC6048DE8B0EB7C0BAF08A7A">
-    <w:name w:val="90088A40DC6048DE8B0EB7C0BAF08A7A"/>
-  </w:style>
-  <w:style w:type="paragraph" w:customStyle="1" w:styleId="E4D6829D33D7480B879412EDCEEE082A">
-    <w:name w:val="E4D6829D33D7480B879412EDCEEE082A"/>
-  </w:style>
-  <w:style w:type="paragraph" w:customStyle="1" w:styleId="38E3F6A1D66743B09850FC203BF7E940">
-    <w:name w:val="38E3F6A1D66743B09850FC203BF7E940"/>
-  </w:style>
-  <w:style w:type="paragraph" w:customStyle="1" w:styleId="8FB7484AC4864392979E806BF55152C0">
-    <w:name w:val="8FB7484AC4864392979E806BF55152C0"/>
-  </w:style>
-  <w:style w:type="paragraph" w:customStyle="1" w:styleId="9049FD8F66674A978A7BAAA998B86933">
-    <w:name w:val="9049FD8F66674A978A7BAAA998B86933"/>
-  </w:style>
-  <w:style w:type="paragraph" w:customStyle="1" w:styleId="3D651FAFA21D4F3A81DD99AC3A37C260">
-    <w:name w:val="3D651FAFA21D4F3A81DD99AC3A37C260"/>
-  </w:style>
   <w:style w:type="paragraph" w:customStyle="1" w:styleId="A61CE81D9332482287D1B5519940D2A5">
     <w:name w:val="A61CE81D9332482287D1B5519940D2A5"/>
   </w:style>
   <w:style w:type="paragraph" w:customStyle="1" w:styleId="EDD16D33A7804C39925A188D45145DF6">
     <w:name w:val="EDD16D33A7804C39925A188D45145DF6"/>
-  </w:style>
-  <w:style w:type="paragraph" w:customStyle="1" w:styleId="666D688C6E9F4B83B286ED1A1194C3B3">
-    <w:name w:val="666D688C6E9F4B83B286ED1A1194C3B3"/>
-  </w:style>
-  <w:style w:type="paragraph" w:customStyle="1" w:styleId="636429707A23434EAE9E972CBAB4CB36">
-    <w:name w:val="636429707A23434EAE9E972CBAB4CB36"/>
-  </w:style>
-  <w:style w:type="paragraph" w:customStyle="1" w:styleId="747750076862420CB3841DAE2CD9C241">
-    <w:name w:val="747750076862420CB3841DAE2CD9C241"/>
-  </w:style>
-  <w:style w:type="paragraph" w:customStyle="1" w:styleId="2F4966E459F14830A91C66CF930EA41E">
-    <w:name w:val="2F4966E459F14830A91C66CF930EA41E"/>
-  </w:style>
-  <w:style w:type="paragraph" w:customStyle="1" w:styleId="A9A6298134BB443CB92F28258709FE06">
-    <w:name w:val="A9A6298134BB443CB92F28258709FE06"/>
-  </w:style>
-  <w:style w:type="paragraph" w:customStyle="1" w:styleId="A7B71F1C2DAA4E93B9312CC1686E15CC">
-    <w:name w:val="A7B71F1C2DAA4E93B9312CC1686E15CC"/>
-  </w:style>
-  <w:style w:type="paragraph" w:customStyle="1" w:styleId="E4B9ACB403E44B3399B630DA88F15F25">
-    <w:name w:val="E4B9ACB403E44B3399B630DA88F15F25"/>
-  </w:style>
-  <w:style w:type="paragraph" w:customStyle="1" w:styleId="CC6697CED44D48339EBC9FBCCDB5EEB6">
-    <w:name w:val="CC6697CED44D48339EBC9FBCCDB5EEB6"/>
-  </w:style>
-  <w:style w:type="paragraph" w:customStyle="1" w:styleId="A98D86489DAD46A6896AB19633547283">
-    <w:name w:val="A98D86489DAD46A6896AB19633547283"/>
-  </w:style>
-  <w:style w:type="paragraph" w:customStyle="1" w:styleId="76C9E453E44549F2A6F125B5929E28DD">
-    <w:name w:val="76C9E453E44549F2A6F125B5929E28DD"/>
-  </w:style>
-  <w:style w:type="paragraph" w:customStyle="1" w:styleId="B8000AF1A47440D2B4913F5B04B351A5">
-    <w:name w:val="B8000AF1A47440D2B4913F5B04B351A5"/>
-  </w:style>
-  <w:style w:type="paragraph" w:customStyle="1" w:styleId="B43A40BBF6994BD1B28BEEE84A42D999">
-    <w:name w:val="B43A40BBF6994BD1B28BEEE84A42D999"/>
-  </w:style>
-  <w:style w:type="paragraph" w:customStyle="1" w:styleId="7717B08957874F2AA8AE21F6D736021B">
-    <w:name w:val="7717B08957874F2AA8AE21F6D736021B"/>
-  </w:style>
-  <w:style w:type="paragraph" w:customStyle="1" w:styleId="13E99218151B4F00B25C9FAFE368A62F">
-    <w:name w:val="13E99218151B4F00B25C9FAFE368A62F"/>
-  </w:style>
-  <w:style w:type="paragraph" w:customStyle="1" w:styleId="4BC9E4D964F7452DAC2B385213959881">
-    <w:name w:val="4BC9E4D964F7452DAC2B385213959881"/>
-  </w:style>
-  <w:style w:type="paragraph" w:customStyle="1" w:styleId="288FEEA5143D49A4BEAA86EFA162CECE">
-    <w:name w:val="288FEEA5143D49A4BEAA86EFA162CECE"/>
-  </w:style>
-  <w:style w:type="paragraph" w:customStyle="1" w:styleId="9E1FCDFA1B8B40E2A0E9B8C2B60714DB">
-    <w:name w:val="9E1FCDFA1B8B40E2A0E9B8C2B60714DB"/>
-  </w:style>
-  <w:style w:type="paragraph" w:customStyle="1" w:styleId="F77E3D85CB424D07B6A4701A13F25E12">
-    <w:name w:val="F77E3D85CB424D07B6A4701A13F25E12"/>
-  </w:style>
-  <w:style w:type="paragraph" w:customStyle="1" w:styleId="F24BFD49781D4884A56DD78A26FB66B1">
-    <w:name w:val="F24BFD49781D4884A56DD78A26FB66B1"/>
-  </w:style>
-  <w:style w:type="paragraph" w:customStyle="1" w:styleId="5769941EF675497D91703E24497C154E">
-    <w:name w:val="5769941EF675497D91703E24497C154E"/>
-  </w:style>
-  <w:style w:type="paragraph" w:customStyle="1" w:styleId="FF88CFAFA64C4CCABFAA38B4E234D5E7">
-    <w:name w:val="FF88CFAFA64C4CCABFAA38B4E234D5E7"/>
-  </w:style>
-  <w:style w:type="paragraph" w:customStyle="1" w:styleId="E9F29006F6674FE3B555EF169C285283">
-    <w:name w:val="E9F29006F6674FE3B555EF169C285283"/>
-  </w:style>
-  <w:style w:type="paragraph" w:customStyle="1" w:styleId="66E9367236EE4DA0B2859973F89C86C8">
-    <w:name w:val="66E9367236EE4DA0B2859973F89C86C8"/>
-  </w:style>
-  <w:style w:type="paragraph" w:customStyle="1" w:styleId="710856B6F3D540308170F60C007B4F46">
-    <w:name w:val="710856B6F3D540308170F60C007B4F46"/>
-  </w:style>
-  <w:style w:type="paragraph" w:customStyle="1" w:styleId="7C549EC73A36476FABE6029FB0408BCB">
-    <w:name w:val="7C549EC73A36476FABE6029FB0408BCB"/>
-  </w:style>
-  <w:style w:type="paragraph" w:customStyle="1" w:styleId="6C9BA9278AB345E3AC204F3E02C1D570">
-    <w:name w:val="6C9BA9278AB345E3AC204F3E02C1D570"/>
-  </w:style>
-  <w:style w:type="paragraph" w:customStyle="1" w:styleId="BD10135F2C8C46BA9C38F82C97B4D279">
-    <w:name w:val="BD10135F2C8C46BA9C38F82C97B4D279"/>
-  </w:style>
-  <w:style w:type="paragraph" w:customStyle="1" w:styleId="8FCC018F86E54F84B3E7641C61E81342">
-    <w:name w:val="8FCC018F86E54F84B3E7641C61E81342"/>
-  </w:style>
-  <w:style w:type="paragraph" w:customStyle="1" w:styleId="4156822B5CFD4C179C2CEBFCA0F30468">
-    <w:name w:val="4156822B5CFD4C179C2CEBFCA0F30468"/>
-  </w:style>
-  <w:style w:type="paragraph" w:customStyle="1" w:styleId="92A28FBCF0F04DCFBB005C7CB622CE31">
-    <w:name w:val="92A28FBCF0F04DCFBB005C7CB622CE31"/>
-  </w:style>
-  <w:style w:type="paragraph" w:customStyle="1" w:styleId="820AE2684B4348B28A8DD6A623B5803C">
-    <w:name w:val="820AE2684B4348B28A8DD6A623B5803C"/>
-  </w:style>
-  <w:style w:type="paragraph" w:customStyle="1" w:styleId="95FE1195842A4A02B7BFC577E45941C0">
-    <w:name w:val="95FE1195842A4A02B7BFC577E45941C0"/>
-  </w:style>
-  <w:style w:type="paragraph" w:customStyle="1" w:styleId="A526471594D94F27A710912B94826543">
-    <w:name w:val="A526471594D94F27A710912B94826543"/>
-  </w:style>
-  <w:style w:type="paragraph" w:customStyle="1" w:styleId="E17CE960236046868791D65AD0BD367E">
-    <w:name w:val="E17CE960236046868791D65AD0BD367E"/>
-  </w:style>
-  <w:style w:type="paragraph" w:customStyle="1" w:styleId="AAB671EF49A548A8896764E885E9B8C8">
-    <w:name w:val="AAB671EF49A548A8896764E885E9B8C8"/>
-  </w:style>
-  <w:style w:type="paragraph" w:customStyle="1" w:styleId="D2642A5BE91040B4BBD7F4EF702F27C1">
-    <w:name w:val="D2642A5BE91040B4BBD7F4EF702F27C1"/>
-  </w:style>
-  <w:style w:type="paragraph" w:customStyle="1" w:styleId="96AEB218820D45059562C01A4DC2C12A">
-    <w:name w:val="96AEB218820D45059562C01A4DC2C12A"/>
-  </w:style>
-  <w:style w:type="paragraph" w:customStyle="1" w:styleId="B58AEE1F0D4841ADBF656984F231B4B5">
-    <w:name w:val="B58AEE1F0D4841ADBF656984F231B4B5"/>
-  </w:style>
-  <w:style w:type="paragraph" w:customStyle="1" w:styleId="30D33048176C4FCFBA76BFE6E16A2BCC">
-    <w:name w:val="30D33048176C4FCFBA76BFE6E16A2BCC"/>
   </w:style>
   <w:style w:type="character" w:styleId="PlaceholderText">
     <w:name w:val="Placeholder Text"/>

--- a/Views/Rapport.docx
+++ b/Views/Rapport.docx
@@ -153,7 +153,7 @@
         <w:pStyle w:val="Titre2"/>
         <w:spacing w:line="360" w:lineRule="auto"/>
         <w:ind w:firstLine="720"/>
-        <w:jc w:val="left"/>
+        <w:jc w:val="both"/>
       </w:pPr>
       <w:r>
         <w:t xml:space="preserve">L’apparition de la guitare électrique au XXe siècle a marqué l’histoire de la musique. Née suite à la nécessité d’amplifier le </w:t>
@@ -172,7 +172,7 @@
         <w:pStyle w:val="Titre2"/>
         <w:spacing w:line="360" w:lineRule="auto"/>
         <w:ind w:firstLine="720"/>
-        <w:jc w:val="left"/>
+        <w:jc w:val="both"/>
       </w:pPr>
       <w:r>
         <w:t xml:space="preserve">À la différence d'une guitare acoustique, qui emploie une caisse de résonance afin d'amplifier le son, une guitare électrique repose exclusivement sur un mécanisme de transduction électromagnétique pour transformer les vibrations mécaniques des cordes en signal électrique. </w:t>
@@ -183,7 +183,7 @@
         <w:pStyle w:val="Titre2"/>
         <w:spacing w:line="360" w:lineRule="auto"/>
         <w:ind w:firstLine="720"/>
-        <w:jc w:val="left"/>
+        <w:jc w:val="both"/>
       </w:pPr>
       <w:r>
         <w:t xml:space="preserve">Le dispositif de conversion, le micro, est en vérité une technologie relativement récente. En effet, malgré une première invention en 1890 par George Breed [2] , la première guitare électrique connaissant un succès commercial fut inventée en 1931 par l’entreprise Rickenbacker . Le fonctionnement à l’époque est assez rudimentaire et basé sur un principe connu de la Physique : La loi d’induction de Faraday [3] . </w:t>
@@ -194,7 +194,7 @@
         <w:pStyle w:val="Titre2"/>
         <w:spacing w:line="360" w:lineRule="auto"/>
         <w:ind w:firstLine="720"/>
-        <w:jc w:val="left"/>
+        <w:jc w:val="both"/>
       </w:pPr>
       <w:r>
         <w:t xml:space="preserve">Principalement composés d’une bobine de cuivre et d’aimants permanents, ces micros viennent plonger les cordes dans un champ magnétique. Lorsque celles-ci vont vibrer, elles vont engendrer une variation de flux dans la bobine qui va générer une force électromotrice (FEM) [3] . C’est ce signal électrique qui est ensuite transmis à l’amplificateur et converti en son. </w:t>
@@ -205,7 +205,7 @@
         <w:pStyle w:val="Titre2"/>
         <w:spacing w:line="360" w:lineRule="auto"/>
         <w:ind w:firstLine="720"/>
-        <w:jc w:val="left"/>
+        <w:jc w:val="both"/>
       </w:pPr>
       <w:r>
         <w:t xml:space="preserve">En revanche, ces micros, appelés SingleCoil , connaissent vite une limite puisqu’ils détectent également les champs magnétiques ambiants, parasites donc, qui vont détériorer la qualité sonore. En effet, sur scène, le guitariste joue en présence de nombreux appareils électroniques destinés à l'éclairage, la sonorisation, les accessoires ou encore à l’alimentation de toute l’ installation. Ces divers composants génèrent malgré eux un champ magnétique ambiant (souvent à 50Hz) qui peut s’avérer parasite et produire un son non souhaité par le guitariste appelé bourdonnement [4]. </w:t>
@@ -216,7 +216,7 @@
         <w:pStyle w:val="Titre2"/>
         <w:spacing w:line="360" w:lineRule="auto"/>
         <w:ind w:firstLine="720"/>
-        <w:jc w:val="left"/>
+        <w:jc w:val="both"/>
       </w:pPr>
       <w:r>
         <w:t xml:space="preserve">Dès lors, il vient la question suivante : Comment contrer ces effets parasites sans perdre en qualité ? </w:t>
@@ -227,7 +227,7 @@
         <w:pStyle w:val="Titre2"/>
         <w:spacing w:line="360" w:lineRule="auto"/>
         <w:ind w:firstLine="720"/>
-        <w:jc w:val="left"/>
+        <w:jc w:val="both"/>
       </w:pPr>
       <w:r>
         <w:t xml:space="preserve">En 1955 fut inventé un nouveau type de micro par l’ingénieur Seth Lover : Le Humbucker [4] . Ce micro, censé réduire considérablement le bourdonnement, voire parfois l’annuler, permet ainsi de reproduire le son généré par la corde dans de meilleures conditions. L'architecture du Humbucker est ingénieuse : il est composé de deux bobines en série exploitant deux principes d'inversion pour obtenir une annulation sélective [4] : </w:t>
@@ -241,7 +241,7 @@
           <w:numId w:val="23"/>
         </w:numPr>
         <w:spacing w:line="360" w:lineRule="auto"/>
-        <w:jc w:val="left"/>
+        <w:jc w:val="both"/>
       </w:pPr>
       <w:r>
         <w:lastRenderedPageBreak/>
@@ -259,7 +259,7 @@
           <w:numId w:val="23"/>
         </w:numPr>
         <w:spacing w:line="360" w:lineRule="auto"/>
-        <w:jc w:val="left"/>
+        <w:jc w:val="both"/>
       </w:pPr>
       <w:r>
         <w:t xml:space="preserve">Polarité inversée : Les paires d'aimants sous chaque corde ont des polarités opposées, cette inversion magnétique compense l’inversion du bobinage uniquement dans le cas où le signal est produit par la corde, assurant l’addition des signaux utiles. </w:t>
@@ -270,7 +270,7 @@
         <w:pStyle w:val="Titre2"/>
         <w:spacing w:line="360" w:lineRule="auto"/>
         <w:ind w:firstLine="720"/>
-        <w:jc w:val="left"/>
+        <w:jc w:val="both"/>
       </w:pPr>
       <w:r>
         <w:t xml:space="preserve">Cependant, cette architecture double a un impact direct sur le timbre du son. Les guitaristes, au départ séduits par cette technologie, déplorent une perte des hautes fréquences et un son plus "rond" par rapport au micro SingleCoil. </w:t>
@@ -281,7 +281,7 @@
         <w:pStyle w:val="Titre2"/>
         <w:spacing w:line="360" w:lineRule="auto"/>
         <w:ind w:firstLine="720"/>
-        <w:jc w:val="left"/>
+        <w:jc w:val="both"/>
       </w:pPr>
       <w:r>
         <w:t xml:space="preserve">Ainsi pour le guitariste et le luthier, il s’agit de trouver le parfait compromis entre perte des hautes fréquence et annulation du bourdonnement. </w:t>
@@ -292,7 +292,7 @@
         <w:pStyle w:val="Titre2"/>
         <w:spacing w:line="360" w:lineRule="auto"/>
         <w:ind w:firstLine="720"/>
-        <w:jc w:val="left"/>
+        <w:jc w:val="both"/>
       </w:pPr>
       <w:r>
         <w:t xml:space="preserve">En électronique, on définit le taux de rejection de mode commun (ou Common Mode Rejection Ratio, CMRR) la mesure de la capacité d’un système à isoler et éliminer un signal parasite tout en conservant le signal utile. Dans notre cas, Un CMRR élevé garantit que le signal due aux champs magnétiques indésirables est fortement atténué par rapport au signal produit par la vibration de la corde. </w:t>
@@ -303,7 +303,7 @@
         <w:pStyle w:val="Titre2"/>
         <w:spacing w:line="360" w:lineRule="auto"/>
         <w:ind w:firstLine="720"/>
-        <w:jc w:val="left"/>
+        <w:jc w:val="both"/>
       </w:pPr>
       <w:r>
         <w:t>Je m’intéresserai alors à quantifier ces phénomènes de façon précise afin de pouvoir déterminer par quelles composantes du micro ils sont impactés. Enfin, il s’agira pour moi de déterminer le taux de rejection de mode commun (CMRR) du micro Humbucker afin de statuer sur son efficacité</w:t>
@@ -313,14 +313,14 @@
       <w:pPr>
         <w:pStyle w:val="Titre2"/>
         <w:spacing w:line="360" w:lineRule="auto"/>
-        <w:jc w:val="left"/>
+        <w:jc w:val="both"/>
       </w:pPr>
     </w:p>
     <w:p>
       <w:pPr>
         <w:pStyle w:val="Titre2"/>
         <w:spacing w:line="360" w:lineRule="auto"/>
-        <w:jc w:val="left"/>
+        <w:jc w:val="both"/>
         <w:rPr>
           <w:rStyle w:val="Strong"/>
         </w:rPr>
@@ -337,7 +337,7 @@
         <w:pStyle w:val="Titre2"/>
         <w:spacing w:line="360" w:lineRule="auto"/>
         <w:ind w:firstLine="720"/>
-        <w:jc w:val="left"/>
+        <w:jc w:val="both"/>
       </w:pPr>
       <w:r>
         <w:t>Dans quelle mesure l'ajout d'une seconde bobine permet-il d'éliminer les parasites, et quel est l'impact de cette modification sur la richesse spectrale du signal produit ?</w:t>
@@ -3960,7 +3960,7 @@
           <w:noProof/>
         </w:rPr>
         <w:drawing>
-          <wp:inline distT="0" distB="0" distL="0" distR="0" wp14:anchorId="495EFAC1" wp14:editId="02351F72">
+          <wp:inline distT="0" distB="0" distL="0" distR="0" wp14:anchorId="495EFAC1" wp14:editId="1C8C2996">
             <wp:extent cx="3599812" cy="2699859"/>
             <wp:effectExtent l="0" t="0" r="1270" b="5715"/>
             <wp:docPr id="86543578" name="Picture 2"/>
@@ -4150,8 +4150,8 @@
         <w:tblLook w:val="04A0" w:firstRow="1" w:lastRow="0" w:firstColumn="1" w:lastColumn="0" w:noHBand="0" w:noVBand="1"/>
       </w:tblPr>
       <w:tblGrid>
-        <w:gridCol w:w="2127"/>
-        <w:gridCol w:w="1483"/>
+        <w:gridCol w:w="2268"/>
+        <w:gridCol w:w="1342"/>
         <w:gridCol w:w="1805"/>
         <w:gridCol w:w="1805"/>
         <w:gridCol w:w="1806"/>
@@ -4162,7 +4162,7 @@
         </w:trPr>
         <w:tc>
           <w:tcPr>
-            <w:tcW w:w="2127" w:type="dxa"/>
+            <w:tcW w:w="2268" w:type="dxa"/>
           </w:tcPr>
           <w:p>
             <w:pPr>
@@ -4183,7 +4183,7 @@
         </w:tc>
         <w:tc>
           <w:tcPr>
-            <w:tcW w:w="1483" w:type="dxa"/>
+            <w:tcW w:w="1342" w:type="dxa"/>
           </w:tcPr>
           <w:p>
             <w:pPr>
@@ -4358,20 +4358,20 @@
       <w:tr>
         <w:tc>
           <w:tcPr>
-            <w:tcW w:w="2127" w:type="dxa"/>
+            <w:tcW w:w="2268" w:type="dxa"/>
           </w:tcPr>
           <w:p>
             <w:pPr>
               <w:spacing w:line="360" w:lineRule="auto"/>
             </w:pPr>
             <w:r>
-              <w:t>Micro SingleCoil</w:t>
+              <w:t>SingleCoil</w:t>
             </w:r>
           </w:p>
         </w:tc>
         <w:tc>
           <w:tcPr>
-            <w:tcW w:w="1483" w:type="dxa"/>
+            <w:tcW w:w="1342" w:type="dxa"/>
           </w:tcPr>
           <w:p>
             <w:pPr>
@@ -4487,20 +4487,23 @@
       <w:tr>
         <w:tc>
           <w:tcPr>
-            <w:tcW w:w="2127" w:type="dxa"/>
+            <w:tcW w:w="2268" w:type="dxa"/>
           </w:tcPr>
           <w:p>
             <w:pPr>
               <w:spacing w:line="360" w:lineRule="auto"/>
             </w:pPr>
             <w:r>
-              <w:t>Micro Humbucker</w:t>
+              <w:t>Humbucker</w:t>
+            </w:r>
+            <w:r>
+              <w:t xml:space="preserve"> parallèle</w:t>
             </w:r>
           </w:p>
         </w:tc>
         <w:tc>
           <w:tcPr>
-            <w:tcW w:w="1483" w:type="dxa"/>
+            <w:tcW w:w="1342" w:type="dxa"/>
           </w:tcPr>
           <w:p>
             <w:pPr>
@@ -4610,6 +4613,135 @@
                 </m:r>
               </m:oMath>
             </m:oMathPara>
+          </w:p>
+        </w:tc>
+      </w:tr>
+      <w:tr>
+        <w:tc>
+          <w:tcPr>
+            <w:tcW w:w="2268" w:type="dxa"/>
+          </w:tcPr>
+          <w:p>
+            <w:pPr>
+              <w:spacing w:line="360" w:lineRule="auto"/>
+            </w:pPr>
+            <w:r>
+              <w:t>Humbucker série</w:t>
+            </w:r>
+          </w:p>
+        </w:tc>
+        <w:tc>
+          <w:tcPr>
+            <w:tcW w:w="1342" w:type="dxa"/>
+          </w:tcPr>
+          <w:p>
+            <w:pPr>
+              <w:spacing w:line="360" w:lineRule="auto"/>
+              <w:jc w:val="both"/>
+              <w:rPr>
+                <w:rFonts w:ascii="Times New Roman" w:eastAsia="SimSun" w:hAnsi="Times New Roman" w:cs="Times New Roman"/>
+              </w:rPr>
+            </w:pPr>
+            <m:oMathPara>
+              <m:oMathParaPr>
+                <m:jc m:val="left"/>
+              </m:oMathParaPr>
+              <m:oMath>
+                <m:r>
+                  <w:rPr>
+                    <w:rFonts w:ascii="Cambria Math" w:hAnsi="Cambria Math"/>
+                  </w:rPr>
+                  <m:t>15</m:t>
+                </m:r>
+                <m:r>
+                  <w:rPr>
+                    <w:rFonts w:ascii="Cambria Math" w:hAnsi="Cambria Math"/>
+                  </w:rPr>
+                  <m:t>,</m:t>
+                </m:r>
+                <m:r>
+                  <w:rPr>
+                    <w:rFonts w:ascii="Cambria Math" w:hAnsi="Cambria Math"/>
+                  </w:rPr>
+                  <m:t>1</m:t>
+                </m:r>
+                <m:r>
+                  <w:rPr>
+                    <w:rFonts w:ascii="Cambria Math" w:hAnsi="Cambria Math"/>
+                  </w:rPr>
+                  <m:t xml:space="preserve"> k</m:t>
+                </m:r>
+                <m:r>
+                  <m:rPr>
+                    <m:sty m:val="p"/>
+                  </m:rPr>
+                  <w:rPr>
+                    <w:rFonts w:ascii="Cambria Math" w:hAnsi="Cambria Math"/>
+                  </w:rPr>
+                  <m:t>Ω</m:t>
+                </m:r>
+              </m:oMath>
+            </m:oMathPara>
+          </w:p>
+        </w:tc>
+        <w:tc>
+          <w:tcPr>
+            <w:tcW w:w="1805" w:type="dxa"/>
+          </w:tcPr>
+          <w:p>
+            <w:pPr>
+              <w:spacing w:line="360" w:lineRule="auto"/>
+              <w:jc w:val="both"/>
+              <w:rPr>
+                <w:rFonts w:ascii="Times New Roman" w:eastAsia="SimSun" w:hAnsi="Times New Roman" w:cs="Times New Roman"/>
+              </w:rPr>
+            </w:pPr>
+            <w:r>
+              <w:rPr>
+                <w:rFonts w:ascii="Times New Roman" w:eastAsia="SimSun" w:hAnsi="Times New Roman" w:cs="Times New Roman"/>
+              </w:rPr>
+              <w:t>?</w:t>
+            </w:r>
+          </w:p>
+        </w:tc>
+        <w:tc>
+          <w:tcPr>
+            <w:tcW w:w="1805" w:type="dxa"/>
+          </w:tcPr>
+          <w:p>
+            <w:pPr>
+              <w:spacing w:line="360" w:lineRule="auto"/>
+              <w:jc w:val="both"/>
+              <w:rPr>
+                <w:rFonts w:ascii="Times New Roman" w:eastAsia="SimSun" w:hAnsi="Times New Roman" w:cs="Times New Roman"/>
+              </w:rPr>
+            </w:pPr>
+            <w:r>
+              <w:rPr>
+                <w:rFonts w:ascii="Times New Roman" w:eastAsia="SimSun" w:hAnsi="Times New Roman" w:cs="Times New Roman"/>
+              </w:rPr>
+              <w:t>?</w:t>
+            </w:r>
+          </w:p>
+        </w:tc>
+        <w:tc>
+          <w:tcPr>
+            <w:tcW w:w="1806" w:type="dxa"/>
+          </w:tcPr>
+          <w:p>
+            <w:pPr>
+              <w:spacing w:line="360" w:lineRule="auto"/>
+              <w:jc w:val="both"/>
+              <w:rPr>
+                <w:rFonts w:ascii="Times New Roman" w:eastAsia="SimSun" w:hAnsi="Times New Roman" w:cs="Times New Roman"/>
+              </w:rPr>
+            </w:pPr>
+            <w:r>
+              <w:rPr>
+                <w:rFonts w:ascii="Times New Roman" w:eastAsia="SimSun" w:hAnsi="Times New Roman" w:cs="Times New Roman"/>
+              </w:rPr>
+              <w:t>?</w:t>
+            </w:r>
           </w:p>
         </w:tc>
       </w:tr>
@@ -21685,12 +21817,14 @@
     <w:rsid w:val="00645F4A"/>
     <w:rsid w:val="006834EA"/>
     <w:rsid w:val="006C418E"/>
+    <w:rsid w:val="007D44B8"/>
     <w:rsid w:val="007F6A90"/>
     <w:rsid w:val="0095201F"/>
     <w:rsid w:val="009E592E"/>
     <w:rsid w:val="00A0589E"/>
     <w:rsid w:val="00B545A0"/>
     <w:rsid w:val="00C02CCF"/>
+    <w:rsid w:val="00C55F11"/>
     <w:rsid w:val="00D1619A"/>
     <w:rsid w:val="00E818CA"/>
     <w:rsid w:val="00F3352B"/>

--- a/Views/Rapport.docx
+++ b/Views/Rapport.docx
@@ -3960,9 +3960,9 @@
           <w:noProof/>
         </w:rPr>
         <w:drawing>
-          <wp:inline distT="0" distB="0" distL="0" distR="0" wp14:anchorId="495EFAC1" wp14:editId="1C8C2996">
-            <wp:extent cx="3599812" cy="2699859"/>
-            <wp:effectExtent l="0" t="0" r="1270" b="5715"/>
+          <wp:inline distT="0" distB="0" distL="0" distR="0" wp14:anchorId="495EFAC1" wp14:editId="0A129456">
+            <wp:extent cx="3599997" cy="2699998"/>
+            <wp:effectExtent l="0" t="0" r="635" b="5715"/>
             <wp:docPr id="86543578" name="Picture 2"/>
             <wp:cNvGraphicFramePr>
               <a:graphicFrameLocks xmlns:a="http://schemas.openxmlformats.org/drawingml/2006/main" noChangeAspect="1"/>
@@ -3971,18 +3971,18 @@
               <a:graphicData uri="http://schemas.openxmlformats.org/drawingml/2006/picture">
                 <pic:pic xmlns:pic="http://schemas.openxmlformats.org/drawingml/2006/picture">
                   <pic:nvPicPr>
-                    <pic:cNvPr id="86543578" name="Picture 86543578"/>
+                    <pic:cNvPr id="86543578" name="Picture 2"/>
                     <pic:cNvPicPr/>
                   </pic:nvPicPr>
-                  <pic:blipFill rotWithShape="1">
-                    <a:blip r:embed="rId10" cstate="print">
+                  <pic:blipFill>
+                    <a:blip r:embed="rId10">
                       <a:extLst>
                         <a:ext uri="{28A0092B-C50C-407E-A947-70E740481C1C}">
                           <a14:useLocalDpi xmlns:a14="http://schemas.microsoft.com/office/drawing/2010/main" val="0"/>
                         </a:ext>
                       </a:extLst>
                     </a:blip>
-                    <a:srcRect l="-192" t="19044" r="192" b="5956"/>
+                    <a:srcRect t="12500" b="12500"/>
                     <a:stretch>
                       <a:fillRect/>
                     </a:stretch>
@@ -4384,19 +4384,13 @@
               </m:oMathParaPr>
               <m:oMath>
                 <m:r>
-                  <w:rPr>
-                    <w:rFonts w:ascii="Cambria Math" w:hAnsi="Cambria Math"/>
-                  </w:rPr>
-                  <m:t>5,3 k</m:t>
-                </m:r>
-                <m:r>
                   <m:rPr>
                     <m:sty m:val="p"/>
                   </m:rPr>
                   <w:rPr>
                     <w:rFonts w:ascii="Cambria Math" w:hAnsi="Cambria Math"/>
                   </w:rPr>
-                  <m:t>Ω</m:t>
+                  <m:t>5,26 kΩ</m:t>
                 </m:r>
               </m:oMath>
             </m:oMathPara>
@@ -4417,10 +4411,13 @@
               </m:oMathParaPr>
               <m:oMath>
                 <m:r>
+                  <m:rPr>
+                    <m:sty m:val="p"/>
+                  </m:rPr>
                   <w:rPr>
                     <w:rFonts w:ascii="Cambria Math" w:hAnsi="Cambria Math"/>
                   </w:rPr>
-                  <m:t>2,40 H</m:t>
+                  <m:t>2,43 H</m:t>
                 </m:r>
               </m:oMath>
             </m:oMathPara>
@@ -4441,6 +4438,9 @@
               </m:oMathParaPr>
               <m:oMath>
                 <m:r>
+                  <m:rPr>
+                    <m:sty m:val="p"/>
+                  </m:rPr>
                   <w:rPr>
                     <w:rFonts w:ascii="Cambria Math" w:hAnsi="Cambria Math"/>
                   </w:rPr>
@@ -4465,19 +4465,13 @@
               </m:oMathParaPr>
               <m:oMath>
                 <m:r>
-                  <w:rPr>
-                    <w:rFonts w:ascii="Cambria Math" w:hAnsi="Cambria Math"/>
-                  </w:rPr>
-                  <m:t>507,5 k</m:t>
-                </m:r>
-                <m:r>
                   <m:rPr>
                     <m:sty m:val="p"/>
                   </m:rPr>
                   <w:rPr>
                     <w:rFonts w:ascii="Cambria Math" w:hAnsi="Cambria Math"/>
                   </w:rPr>
-                  <m:t>Ω</m:t>
+                  <m:t>499,6 kΩ</m:t>
                 </m:r>
               </m:oMath>
             </m:oMathPara>
@@ -4516,19 +4510,13 @@
               </m:oMathParaPr>
               <m:oMath>
                 <m:r>
-                  <w:rPr>
-                    <w:rFonts w:ascii="Cambria Math" w:hAnsi="Cambria Math"/>
-                  </w:rPr>
-                  <m:t>4,52 k</m:t>
-                </m:r>
-                <m:r>
                   <m:rPr>
                     <m:sty m:val="p"/>
                   </m:rPr>
                   <w:rPr>
                     <w:rFonts w:ascii="Cambria Math" w:hAnsi="Cambria Math"/>
                   </w:rPr>
-                  <m:t>Ω</m:t>
+                  <m:t>4,52 kΩ</m:t>
                 </m:r>
               </m:oMath>
             </m:oMathPara>
@@ -4549,10 +4537,13 @@
               </m:oMathParaPr>
               <m:oMath>
                 <m:r>
+                  <m:rPr>
+                    <m:sty m:val="p"/>
+                  </m:rPr>
                   <w:rPr>
                     <w:rFonts w:ascii="Cambria Math" w:hAnsi="Cambria Math"/>
                   </w:rPr>
-                  <m:t>1,84 H</m:t>
+                  <m:t>1,77 H</m:t>
                 </m:r>
               </m:oMath>
             </m:oMathPara>
@@ -4573,6 +4564,9 @@
               </m:oMathParaPr>
               <m:oMath>
                 <m:r>
+                  <m:rPr>
+                    <m:sty m:val="p"/>
+                  </m:rPr>
                   <w:rPr>
                     <w:rFonts w:ascii="Cambria Math" w:hAnsi="Cambria Math"/>
                   </w:rPr>
@@ -4597,19 +4591,13 @@
               </m:oMathParaPr>
               <m:oMath>
                 <m:r>
-                  <w:rPr>
-                    <w:rFonts w:ascii="Cambria Math" w:hAnsi="Cambria Math"/>
-                  </w:rPr>
-                  <m:t>346,4 k</m:t>
-                </m:r>
-                <m:r>
                   <m:rPr>
                     <m:sty m:val="p"/>
                   </m:rPr>
                   <w:rPr>
                     <w:rFonts w:ascii="Cambria Math" w:hAnsi="Cambria Math"/>
                   </w:rPr>
-                  <m:t>Ω</m:t>
+                  <m:t>351,1 kΩ</m:t>
                 </m:r>
               </m:oMath>
             </m:oMathPara>
@@ -4648,37 +4636,13 @@
               </m:oMathParaPr>
               <m:oMath>
                 <m:r>
-                  <w:rPr>
-                    <w:rFonts w:ascii="Cambria Math" w:hAnsi="Cambria Math"/>
-                  </w:rPr>
-                  <m:t>15</m:t>
-                </m:r>
-                <m:r>
-                  <w:rPr>
-                    <w:rFonts w:ascii="Cambria Math" w:hAnsi="Cambria Math"/>
-                  </w:rPr>
-                  <m:t>,</m:t>
-                </m:r>
-                <m:r>
-                  <w:rPr>
-                    <w:rFonts w:ascii="Cambria Math" w:hAnsi="Cambria Math"/>
-                  </w:rPr>
-                  <m:t>1</m:t>
-                </m:r>
-                <m:r>
-                  <w:rPr>
-                    <w:rFonts w:ascii="Cambria Math" w:hAnsi="Cambria Math"/>
-                  </w:rPr>
-                  <m:t xml:space="preserve"> k</m:t>
-                </m:r>
-                <m:r>
                   <m:rPr>
                     <m:sty m:val="p"/>
                   </m:rPr>
                   <w:rPr>
                     <w:rFonts w:ascii="Cambria Math" w:hAnsi="Cambria Math"/>
                   </w:rPr>
-                  <m:t>Ω</m:t>
+                  <m:t>15,1 kΩ</m:t>
                 </m:r>
               </m:oMath>
             </m:oMathPara>
@@ -4693,14 +4657,14 @@
               <w:spacing w:line="360" w:lineRule="auto"/>
               <w:jc w:val="both"/>
               <w:rPr>
-                <w:rFonts w:ascii="Times New Roman" w:eastAsia="SimSun" w:hAnsi="Times New Roman" w:cs="Times New Roman"/>
+                <w:rFonts w:ascii="Cambria Math" w:eastAsia="SimSun" w:hAnsi="Cambria Math" w:cs="Times New Roman"/>
               </w:rPr>
             </w:pPr>
             <w:r>
               <w:rPr>
-                <w:rFonts w:ascii="Times New Roman" w:eastAsia="SimSun" w:hAnsi="Times New Roman" w:cs="Times New Roman"/>
-              </w:rPr>
-              <w:t>?</w:t>
+                <w:rFonts w:ascii="Cambria Math" w:eastAsia="SimSun" w:hAnsi="Cambria Math" w:cs="Times New Roman"/>
+              </w:rPr>
+              <w:t>4,71 H</w:t>
             </w:r>
           </w:p>
         </w:tc>
@@ -4713,14 +4677,14 @@
               <w:spacing w:line="360" w:lineRule="auto"/>
               <w:jc w:val="both"/>
               <w:rPr>
-                <w:rFonts w:ascii="Times New Roman" w:eastAsia="SimSun" w:hAnsi="Times New Roman" w:cs="Times New Roman"/>
+                <w:rFonts w:ascii="Cambria Math" w:eastAsia="SimSun" w:hAnsi="Cambria Math" w:cs="Times New Roman"/>
               </w:rPr>
             </w:pPr>
             <w:r>
               <w:rPr>
-                <w:rFonts w:ascii="Times New Roman" w:eastAsia="SimSun" w:hAnsi="Times New Roman" w:cs="Times New Roman"/>
-              </w:rPr>
-              <w:t>?</w:t>
+                <w:rFonts w:ascii="Cambria Math" w:eastAsia="SimSun" w:hAnsi="Cambria Math" w:cs="Times New Roman"/>
+              </w:rPr>
+              <w:t>110 pF</w:t>
             </w:r>
           </w:p>
         </w:tc>
@@ -4736,12 +4700,31 @@
                 <w:rFonts w:ascii="Times New Roman" w:eastAsia="SimSun" w:hAnsi="Times New Roman" w:cs="Times New Roman"/>
               </w:rPr>
             </w:pPr>
-            <w:r>
-              <w:rPr>
-                <w:rFonts w:ascii="Times New Roman" w:eastAsia="SimSun" w:hAnsi="Times New Roman" w:cs="Times New Roman"/>
-              </w:rPr>
-              <w:t>?</w:t>
-            </w:r>
+            <m:oMathPara>
+              <m:oMathParaPr>
+                <m:jc m:val="left"/>
+              </m:oMathParaPr>
+              <m:oMath>
+                <m:r>
+                  <m:rPr>
+                    <m:sty m:val="p"/>
+                  </m:rPr>
+                  <w:rPr>
+                    <w:rFonts w:ascii="Cambria Math" w:eastAsia="SimSun" w:hAnsi="Cambria Math" w:cs="Times New Roman"/>
+                  </w:rPr>
+                  <m:t>1,07 M</m:t>
+                </m:r>
+                <m:r>
+                  <m:rPr>
+                    <m:sty m:val="p"/>
+                  </m:rPr>
+                  <w:rPr>
+                    <w:rFonts w:ascii="Cambria Math" w:eastAsia="SimSun" w:hAnsi="Cambria Math" w:cs="Times New Roman"/>
+                  </w:rPr>
+                  <m:t>Ω</m:t>
+                </m:r>
+              </m:oMath>
+            </m:oMathPara>
           </w:p>
         </w:tc>
       </w:tr>
@@ -4782,8 +4765,8 @@
           <w:noProof/>
         </w:rPr>
         <w:drawing>
-          <wp:inline distT="0" distB="0" distL="0" distR="0" wp14:anchorId="6DC72DD4" wp14:editId="4A9D5301">
-            <wp:extent cx="2700000" cy="2249999"/>
+          <wp:inline distT="0" distB="0" distL="0" distR="0" wp14:anchorId="6DC72DD4" wp14:editId="393C647D">
+            <wp:extent cx="2699998" cy="2249999"/>
             <wp:effectExtent l="0" t="0" r="5715" b="0"/>
             <wp:docPr id="19738153" name="Picture 3"/>
             <wp:cNvGraphicFramePr>
@@ -4811,7 +4794,7 @@
                   <pic:spPr>
                     <a:xfrm>
                       <a:off x="0" y="0"/>
-                      <a:ext cx="2700000" cy="2249999"/>
+                      <a:ext cx="2699998" cy="2249999"/>
                     </a:xfrm>
                     <a:prstGeom prst="rect">
                       <a:avLst/>
@@ -4824,12 +4807,15 @@
         </w:drawing>
       </w:r>
       <w:r>
+        <w:t xml:space="preserve">      </w:t>
+      </w:r>
+      <w:r>
         <w:rPr>
           <w:noProof/>
         </w:rPr>
         <w:drawing>
-          <wp:inline distT="0" distB="0" distL="0" distR="0" wp14:anchorId="59F4EA54" wp14:editId="22C5384A">
-            <wp:extent cx="2700000" cy="2249999"/>
+          <wp:inline distT="0" distB="0" distL="0" distR="0" wp14:anchorId="59F4EA54" wp14:editId="0B182B28">
+            <wp:extent cx="2699998" cy="2249999"/>
             <wp:effectExtent l="0" t="0" r="5715" b="0"/>
             <wp:docPr id="1083605305" name="Picture 4"/>
             <wp:cNvGraphicFramePr>
@@ -4857,7 +4843,7 @@
                   <pic:spPr>
                     <a:xfrm>
                       <a:off x="0" y="0"/>
-                      <a:ext cx="2700000" cy="2249999"/>
+                      <a:ext cx="2699998" cy="2249999"/>
                     </a:xfrm>
                     <a:prstGeom prst="rect">
                       <a:avLst/>
@@ -4874,6 +4860,7 @@
       <w:pPr>
         <w:pStyle w:val="Caption"/>
         <w:spacing w:line="360" w:lineRule="auto"/>
+        <w:ind w:left="5040" w:hanging="5040"/>
       </w:pPr>
       <w:r>
         <w:t xml:space="preserve">Figure </w:t>
@@ -4901,7 +4888,10 @@
         </w:r>
       </w:fldSimple>
       <w:r>
-        <w:t xml:space="preserve"> : Optimisation numérique</w:t>
+        <w:t xml:space="preserve"> : </w:t>
+      </w:r>
+      <w:r>
+        <w:t>Convergence de l’algorithme de Levenberg – Marquardt</w:t>
       </w:r>
     </w:p>
     <w:p>
@@ -4981,8 +4971,8 @@
           <w:noProof/>
         </w:rPr>
         <w:drawing>
-          <wp:inline distT="0" distB="0" distL="0" distR="0" wp14:anchorId="6F0FA18C" wp14:editId="283F62FC">
-            <wp:extent cx="3600000" cy="2699999"/>
+          <wp:inline distT="0" distB="0" distL="0" distR="0" wp14:anchorId="6F0FA18C" wp14:editId="73A13917">
+            <wp:extent cx="3599998" cy="2699999"/>
             <wp:effectExtent l="0" t="0" r="635" b="5715"/>
             <wp:docPr id="750053161" name="Picture 5"/>
             <wp:cNvGraphicFramePr>
@@ -5010,7 +5000,7 @@
                   <pic:spPr>
                     <a:xfrm>
                       <a:off x="0" y="0"/>
-                      <a:ext cx="3600000" cy="2699999"/>
+                      <a:ext cx="3599998" cy="2699999"/>
                     </a:xfrm>
                     <a:prstGeom prst="rect">
                       <a:avLst/>
@@ -7789,9 +7779,9 @@
           <w:noProof/>
         </w:rPr>
         <w:drawing>
-          <wp:inline distT="0" distB="0" distL="0" distR="0" wp14:anchorId="657BEBB9" wp14:editId="3628F4EB">
-            <wp:extent cx="2473303" cy="3600000"/>
-            <wp:effectExtent l="7937" t="0" r="0" b="0"/>
+          <wp:inline distT="0" distB="0" distL="0" distR="0" wp14:anchorId="657BEBB9" wp14:editId="27B81119">
+            <wp:extent cx="2373480" cy="2393950"/>
+            <wp:effectExtent l="0" t="0" r="8255" b="6350"/>
             <wp:docPr id="1382931371" name="Picture 2"/>
             <wp:cNvGraphicFramePr>
               <a:graphicFrameLocks xmlns:a="http://schemas.openxmlformats.org/drawingml/2006/main" noChangeAspect="1"/>
@@ -7800,10 +7790,10 @@
               <a:graphicData uri="http://schemas.openxmlformats.org/drawingml/2006/picture">
                 <pic:pic xmlns:pic="http://schemas.openxmlformats.org/drawingml/2006/picture">
                   <pic:nvPicPr>
-                    <pic:cNvPr id="1382931371" name="Picture 1382931371"/>
+                    <pic:cNvPr id="1382931371" name="Picture 2"/>
                     <pic:cNvPicPr/>
                   </pic:nvPicPr>
-                  <pic:blipFill rotWithShape="1">
+                  <pic:blipFill>
                     <a:blip r:embed="rId14" cstate="print">
                       <a:extLst>
                         <a:ext uri="{28A0092B-C50C-407E-A947-70E740481C1C}">
@@ -7811,15 +7801,15 @@
                         </a:ext>
                       </a:extLst>
                     </a:blip>
-                    <a:srcRect l="19249" r="29225"/>
+                    <a:srcRect l="15494" r="15494"/>
                     <a:stretch>
                       <a:fillRect/>
                     </a:stretch>
                   </pic:blipFill>
                   <pic:spPr bwMode="auto">
-                    <a:xfrm rot="5400000">
+                    <a:xfrm>
                       <a:off x="0" y="0"/>
-                      <a:ext cx="2473303" cy="3600000"/>
+                      <a:ext cx="2376781" cy="2397279"/>
                     </a:xfrm>
                     <a:prstGeom prst="rect">
                       <a:avLst/>
@@ -7884,17 +7874,17 @@
       <w:pPr>
         <w:spacing w:line="360" w:lineRule="auto"/>
         <w:ind w:firstLine="0"/>
-        <w:jc w:val="both"/>
+        <w:jc w:val="center"/>
       </w:pPr>
       <w:r>
         <w:rPr>
           <w:noProof/>
         </w:rPr>
         <w:drawing>
-          <wp:inline distT="0" distB="0" distL="0" distR="0" wp14:anchorId="5B9505B4" wp14:editId="13E73790">
-            <wp:extent cx="2700000" cy="2249999"/>
-            <wp:effectExtent l="0" t="0" r="5715" b="0"/>
-            <wp:docPr id="940009763" name="Picture 3"/>
+          <wp:inline distT="0" distB="0" distL="0" distR="0" wp14:anchorId="76650DBD" wp14:editId="02762926">
+            <wp:extent cx="1908000" cy="1589999"/>
+            <wp:effectExtent l="0" t="0" r="0" b="0"/>
+            <wp:docPr id="669163942" name="Picture 5"/>
             <wp:cNvGraphicFramePr>
               <a:graphicFrameLocks xmlns:a="http://schemas.openxmlformats.org/drawingml/2006/main" noChangeAspect="1"/>
             </wp:cNvGraphicFramePr>
@@ -7902,7 +7892,7 @@
               <a:graphicData uri="http://schemas.openxmlformats.org/drawingml/2006/picture">
                 <pic:pic xmlns:pic="http://schemas.openxmlformats.org/drawingml/2006/picture">
                   <pic:nvPicPr>
-                    <pic:cNvPr id="940009763" name="Picture 3"/>
+                    <pic:cNvPr id="669163942" name="Picture 5"/>
                     <pic:cNvPicPr/>
                   </pic:nvPicPr>
                   <pic:blipFill>
@@ -7920,7 +7910,7 @@
                   <pic:spPr>
                     <a:xfrm>
                       <a:off x="0" y="0"/>
-                      <a:ext cx="2700000" cy="2249999"/>
+                      <a:ext cx="1908000" cy="1589999"/>
                     </a:xfrm>
                     <a:prstGeom prst="rect">
                       <a:avLst/>
@@ -7937,10 +7927,10 @@
           <w:noProof/>
         </w:rPr>
         <w:drawing>
-          <wp:inline distT="0" distB="0" distL="0" distR="0" wp14:anchorId="3F5C52EA" wp14:editId="5550B2C6">
-            <wp:extent cx="2700000" cy="2249999"/>
-            <wp:effectExtent l="0" t="0" r="5715" b="0"/>
-            <wp:docPr id="878929061" name="Picture 4"/>
+          <wp:inline distT="0" distB="0" distL="0" distR="0" wp14:anchorId="78B4B721" wp14:editId="27EE77C9">
+            <wp:extent cx="1908000" cy="1589999"/>
+            <wp:effectExtent l="0" t="0" r="0" b="0"/>
+            <wp:docPr id="334198297" name="Picture 5"/>
             <wp:cNvGraphicFramePr>
               <a:graphicFrameLocks xmlns:a="http://schemas.openxmlformats.org/drawingml/2006/main" noChangeAspect="1"/>
             </wp:cNvGraphicFramePr>
@@ -7948,7 +7938,7 @@
               <a:graphicData uri="http://schemas.openxmlformats.org/drawingml/2006/picture">
                 <pic:pic xmlns:pic="http://schemas.openxmlformats.org/drawingml/2006/picture">
                   <pic:nvPicPr>
-                    <pic:cNvPr id="878929061" name="Picture 4"/>
+                    <pic:cNvPr id="334198297" name="Picture 5"/>
                     <pic:cNvPicPr/>
                   </pic:nvPicPr>
                   <pic:blipFill>
@@ -7966,7 +7956,7 @@
                   <pic:spPr>
                     <a:xfrm>
                       <a:off x="0" y="0"/>
-                      <a:ext cx="2700000" cy="2249999"/>
+                      <a:ext cx="1908000" cy="1589999"/>
                     </a:xfrm>
                     <a:prstGeom prst="rect">
                       <a:avLst/>
@@ -7978,30 +7968,15 @@
           </wp:inline>
         </w:drawing>
       </w:r>
-    </w:p>
-    <w:p>
-      <w:pPr>
-        <w:pStyle w:val="Caption"/>
-        <w:jc w:val="center"/>
-      </w:pPr>
-      <w:r>
-        <w:t>Figure 7 : Réponse temporelle du micro à une excitation de la corde</w:t>
-      </w:r>
-    </w:p>
-    <w:p>
-      <w:pPr>
-        <w:ind w:firstLine="0"/>
-        <w:jc w:val="center"/>
-      </w:pPr>
       <w:r>
         <w:rPr>
           <w:noProof/>
         </w:rPr>
         <w:drawing>
-          <wp:inline distT="0" distB="0" distL="0" distR="0" wp14:anchorId="6DE221FE" wp14:editId="3E296692">
-            <wp:extent cx="2520000" cy="2099999"/>
+          <wp:inline distT="0" distB="0" distL="0" distR="0" wp14:anchorId="72E8B2AB" wp14:editId="356612DD">
+            <wp:extent cx="1908000" cy="1589999"/>
             <wp:effectExtent l="0" t="0" r="0" b="0"/>
-            <wp:docPr id="880851781" name="Picture 5"/>
+            <wp:docPr id="1506521059" name="Picture 5"/>
             <wp:cNvGraphicFramePr>
               <a:graphicFrameLocks xmlns:a="http://schemas.openxmlformats.org/drawingml/2006/main" noChangeAspect="1"/>
             </wp:cNvGraphicFramePr>
@@ -8009,7 +7984,7 @@
               <a:graphicData uri="http://schemas.openxmlformats.org/drawingml/2006/picture">
                 <pic:pic xmlns:pic="http://schemas.openxmlformats.org/drawingml/2006/picture">
                   <pic:nvPicPr>
-                    <pic:cNvPr id="880851781" name="Picture 5"/>
+                    <pic:cNvPr id="1506521059" name="Picture 5"/>
                     <pic:cNvPicPr/>
                   </pic:nvPicPr>
                   <pic:blipFill>
@@ -8027,7 +8002,7 @@
                   <pic:spPr>
                     <a:xfrm>
                       <a:off x="0" y="0"/>
-                      <a:ext cx="2520000" cy="2099999"/>
+                      <a:ext cx="1908000" cy="1589999"/>
                     </a:xfrm>
                     <a:prstGeom prst="rect">
                       <a:avLst/>
@@ -8039,15 +8014,30 @@
           </wp:inline>
         </w:drawing>
       </w:r>
+    </w:p>
+    <w:p>
+      <w:pPr>
+        <w:pStyle w:val="Caption"/>
+        <w:jc w:val="center"/>
+      </w:pPr>
+      <w:r>
+        <w:t>Figure 7 : Réponse temporelle du micro à une excitation de la corde</w:t>
+      </w:r>
+    </w:p>
+    <w:p>
+      <w:pPr>
+        <w:ind w:firstLine="0"/>
+        <w:jc w:val="center"/>
+      </w:pPr>
       <w:r>
         <w:rPr>
           <w:noProof/>
         </w:rPr>
         <w:drawing>
-          <wp:inline distT="0" distB="0" distL="0" distR="0" wp14:anchorId="5709153F" wp14:editId="04B21056">
-            <wp:extent cx="2700000" cy="2249999"/>
-            <wp:effectExtent l="0" t="0" r="5715" b="0"/>
-            <wp:docPr id="1011573695" name="Picture 6"/>
+          <wp:inline distT="0" distB="0" distL="0" distR="0" wp14:anchorId="6DE221FE" wp14:editId="522375AB">
+            <wp:extent cx="1908000" cy="1590001"/>
+            <wp:effectExtent l="0" t="0" r="0" b="0"/>
+            <wp:docPr id="880851781" name="Picture 5"/>
             <wp:cNvGraphicFramePr>
               <a:graphicFrameLocks xmlns:a="http://schemas.openxmlformats.org/drawingml/2006/main" noChangeAspect="1"/>
             </wp:cNvGraphicFramePr>
@@ -8055,7 +8045,7 @@
               <a:graphicData uri="http://schemas.openxmlformats.org/drawingml/2006/picture">
                 <pic:pic xmlns:pic="http://schemas.openxmlformats.org/drawingml/2006/picture">
                   <pic:nvPicPr>
-                    <pic:cNvPr id="1011573695" name="Picture 6"/>
+                    <pic:cNvPr id="880851781" name="Picture 5"/>
                     <pic:cNvPicPr/>
                   </pic:nvPicPr>
                   <pic:blipFill>
@@ -8073,7 +8063,7 @@
                   <pic:spPr>
                     <a:xfrm>
                       <a:off x="0" y="0"/>
-                      <a:ext cx="2700000" cy="2249999"/>
+                      <a:ext cx="1908000" cy="1590001"/>
                     </a:xfrm>
                     <a:prstGeom prst="rect">
                       <a:avLst/>
@@ -8085,249 +8075,15 @@
           </wp:inline>
         </w:drawing>
       </w:r>
-    </w:p>
-    <w:p>
-      <w:pPr>
-        <w:pStyle w:val="Caption"/>
-        <w:jc w:val="center"/>
-      </w:pPr>
-      <w:r>
-        <w:t>Figure 8 : Réponse spectrale du micro à une excitation de la corde</w:t>
-      </w:r>
-    </w:p>
-    <w:p>
-      <w:pPr>
-        <w:spacing w:line="360" w:lineRule="auto"/>
-        <w:jc w:val="both"/>
-      </w:pPr>
-      <w:r>
-        <w:t xml:space="preserve">Premièrement, l'excitation manuelle de la corde introduit une condition initiale de pincement qui n'est pas parfaitement triangulaire, générant un contenu harmonique plus riche que le modèle idéal en </w:t>
-      </w:r>
-      <m:oMath>
-        <m:f>
-          <m:fPr>
-            <m:ctrlPr>
-              <w:rPr>
-                <w:rFonts w:ascii="Cambria Math" w:hAnsi="Cambria Math"/>
-                <w:i/>
-              </w:rPr>
-            </m:ctrlPr>
-          </m:fPr>
-          <m:num>
-            <m:r>
-              <w:rPr>
-                <w:rFonts w:ascii="Cambria Math" w:hAnsi="Cambria Math"/>
-              </w:rPr>
-              <m:t>1</m:t>
-            </m:r>
-          </m:num>
-          <m:den>
-            <m:r>
-              <w:rPr>
-                <w:rFonts w:ascii="Cambria Math" w:hAnsi="Cambria Math"/>
-              </w:rPr>
-              <m:t>n²</m:t>
-            </m:r>
-          </m:den>
-        </m:f>
-      </m:oMath>
-      <w:r>
-        <w:t xml:space="preserve">. </w:t>
-      </w:r>
-    </w:p>
-    <w:p>
-      <w:pPr>
-        <w:spacing w:line="360" w:lineRule="auto"/>
-        <w:jc w:val="both"/>
-      </w:pPr>
-      <w:r>
-        <w:t>Deuxièmement, l'approximation du micro comme un capteur ponctuel néglige l'intégration du flux sur la largeur réelle de la bobine. En pratique, la surface finie des plots magnétiques agit comme un filtre spatial passe-bas supplémentaire qui atténue les harmoniques dont la longueur d'onde est comparable à la dimension du plot.</w:t>
-      </w:r>
-    </w:p>
-    <w:p>
-      <w:pPr>
-        <w:spacing w:line="360" w:lineRule="auto"/>
-        <w:jc w:val="both"/>
-      </w:pPr>
-      <w:r>
-        <w:t xml:space="preserve">Une autre source de divergence réside dans la non-linéarité du champ magnétique à proximité immédiate des aimants. Le modèle théorique s'appuie sur un gradient de champ </w:t>
-      </w:r>
-      <m:oMath>
-        <m:f>
-          <m:fPr>
-            <m:ctrlPr>
-              <w:rPr>
-                <w:rFonts w:ascii="Cambria Math" w:hAnsi="Cambria Math"/>
-                <w:i/>
-              </w:rPr>
-            </m:ctrlPr>
-          </m:fPr>
-          <m:num>
-            <m:r>
-              <w:rPr>
-                <w:rFonts w:ascii="Cambria Math" w:hAnsi="Cambria Math"/>
-              </w:rPr>
-              <m:t>∂</m:t>
-            </m:r>
-            <m:sSub>
-              <m:sSubPr>
-                <m:ctrlPr>
-                  <w:rPr>
-                    <w:rFonts w:ascii="Cambria Math" w:hAnsi="Cambria Math"/>
-                    <w:i/>
-                  </w:rPr>
-                </m:ctrlPr>
-              </m:sSubPr>
-              <m:e>
-                <m:r>
-                  <w:rPr>
-                    <w:rFonts w:ascii="Cambria Math" w:hAnsi="Cambria Math"/>
-                  </w:rPr>
-                  <m:t>B</m:t>
-                </m:r>
-              </m:e>
-              <m:sub>
-                <m:r>
-                  <w:rPr>
-                    <w:rFonts w:ascii="Cambria Math" w:hAnsi="Cambria Math"/>
-                  </w:rPr>
-                  <m:t>m</m:t>
-                </m:r>
-              </m:sub>
-            </m:sSub>
-          </m:num>
-          <m:den>
-            <m:r>
-              <w:rPr>
-                <w:rFonts w:ascii="Cambria Math" w:hAnsi="Cambria Math"/>
-              </w:rPr>
-              <m:t>∂z</m:t>
-            </m:r>
-          </m:den>
-        </m:f>
-      </m:oMath>
-      <w:r>
-        <w:t xml:space="preserve"> </w:t>
-      </w:r>
-      <w:r>
-        <w:lastRenderedPageBreak/>
-        <w:t xml:space="preserve">considéré comme constant ou suivant une loi en </w:t>
-      </w:r>
-      <m:oMath>
-        <m:f>
-          <m:fPr>
-            <m:ctrlPr>
-              <w:rPr>
-                <w:rFonts w:ascii="Cambria Math" w:hAnsi="Cambria Math"/>
-                <w:i/>
-              </w:rPr>
-            </m:ctrlPr>
-          </m:fPr>
-          <m:num>
-            <m:r>
-              <w:rPr>
-                <w:rFonts w:ascii="Cambria Math" w:hAnsi="Cambria Math"/>
-              </w:rPr>
-              <m:t>1</m:t>
-            </m:r>
-          </m:num>
-          <m:den>
-            <m:sSup>
-              <m:sSupPr>
-                <m:ctrlPr>
-                  <w:rPr>
-                    <w:rFonts w:ascii="Cambria Math" w:hAnsi="Cambria Math"/>
-                    <w:i/>
-                  </w:rPr>
-                </m:ctrlPr>
-              </m:sSupPr>
-              <m:e>
-                <m:r>
-                  <w:rPr>
-                    <w:rFonts w:ascii="Cambria Math" w:hAnsi="Cambria Math"/>
-                  </w:rPr>
-                  <m:t>z</m:t>
-                </m:r>
-              </m:e>
-              <m:sup>
-                <m:r>
-                  <w:rPr>
-                    <w:rFonts w:ascii="Cambria Math" w:hAnsi="Cambria Math"/>
-                  </w:rPr>
-                  <m:t>4</m:t>
-                </m:r>
-              </m:sup>
-            </m:sSup>
-          </m:den>
-        </m:f>
-      </m:oMath>
-      <w:r>
-        <w:t xml:space="preserve"> simplifiée. Or, lorsque l'amplitude de vibration de la corde est importante, celle-ci s'approche des zones de forte saturation magnétique du plot, ce qui provoque une distorsion du signal temporel. Ce phénomène explique l'allure plus « pointue » et agressive des pics de tension observés à l'oscilloscope par rapport à la courbure plus douce des simulations théoriques</w:t>
-      </w:r>
-    </w:p>
-    <w:p>
-      <w:pPr>
-        <w:spacing w:line="360" w:lineRule="auto"/>
-        <w:jc w:val="both"/>
-      </w:pPr>
-    </w:p>
-    <w:p>
-      <w:pPr>
-        <w:pStyle w:val="Heading2"/>
-        <w:spacing w:line="360" w:lineRule="auto"/>
-      </w:pPr>
-      <w:bookmarkStart w:id="9" w:name="_Toc221535306"/>
-      <w:r>
-        <w:t>II.III. Conclusion</w:t>
-      </w:r>
-      <w:bookmarkEnd w:id="9"/>
-    </w:p>
-    <w:p>
-      <w:pPr>
-        <w:spacing w:line="360" w:lineRule="auto"/>
-        <w:jc w:val="both"/>
-      </w:pPr>
-      <w:r>
-        <w:t xml:space="preserve">L'étude comparative des deux technologies souligne l'influence déterminante de la géométrie du bobinage sur le timbre de l'instrument. Le micro SingleCoil, par sa capture ponctuelle, préserve une grande partie du spectre harmonique, conférant au son </w:t>
-      </w:r>
-      <w:proofErr w:type="spellStart"/>
-      <w:r>
-        <w:t>sa</w:t>
-      </w:r>
-      <w:proofErr w:type="spellEnd"/>
-      <w:r>
-        <w:t xml:space="preserve"> brillance caractéristique. À l'inverse, le Humbucker induit un phénomène de filtrage en peigne spatial inhérent à sa structure double. En sommant les signaux de deux bobines espacées d'une distance </w:t>
-      </w:r>
-      <m:oMath>
-        <m:r>
-          <m:rPr>
-            <m:sty m:val="p"/>
-          </m:rPr>
-          <w:rPr>
-            <w:rFonts w:ascii="Cambria Math" w:hAnsi="Cambria Math"/>
-          </w:rPr>
-          <m:t>Δ</m:t>
-        </m:r>
-      </m:oMath>
-      <w:r>
-        <w:t>, le dispositif crée des interférences destructives pour certaines longueurs d'onde vibratoires.</w:t>
-      </w:r>
-    </w:p>
-    <w:p>
-      <w:pPr>
-        <w:spacing w:line="360" w:lineRule="auto"/>
-        <w:ind w:firstLine="0"/>
-        <w:jc w:val="center"/>
-      </w:pPr>
       <w:r>
         <w:rPr>
           <w:noProof/>
         </w:rPr>
         <w:drawing>
-          <wp:inline distT="0" distB="0" distL="0" distR="0" wp14:anchorId="198B490E" wp14:editId="2C6DA079">
-            <wp:extent cx="3888000" cy="3239999"/>
+          <wp:inline distT="0" distB="0" distL="0" distR="0" wp14:anchorId="5709153F" wp14:editId="389BF56F">
+            <wp:extent cx="1908000" cy="1590001"/>
             <wp:effectExtent l="0" t="0" r="0" b="0"/>
-            <wp:docPr id="1904316813" name="Picture 7"/>
+            <wp:docPr id="1011573695" name="Picture 6"/>
             <wp:cNvGraphicFramePr>
               <a:graphicFrameLocks xmlns:a="http://schemas.openxmlformats.org/drawingml/2006/main" noChangeAspect="1"/>
             </wp:cNvGraphicFramePr>
@@ -8335,7 +8091,7 @@
               <a:graphicData uri="http://schemas.openxmlformats.org/drawingml/2006/picture">
                 <pic:pic xmlns:pic="http://schemas.openxmlformats.org/drawingml/2006/picture">
                   <pic:nvPicPr>
-                    <pic:cNvPr id="1904316813" name="Picture 7"/>
+                    <pic:cNvPr id="1011573695" name="Picture 6"/>
                     <pic:cNvPicPr/>
                   </pic:nvPicPr>
                   <pic:blipFill>
@@ -8353,7 +8109,7 @@
                   <pic:spPr>
                     <a:xfrm>
                       <a:off x="0" y="0"/>
-                      <a:ext cx="3888000" cy="3239999"/>
+                      <a:ext cx="1908000" cy="1590001"/>
                     </a:xfrm>
                     <a:prstGeom prst="rect">
                       <a:avLst/>
@@ -8365,6 +8121,52 @@
           </wp:inline>
         </w:drawing>
       </w:r>
+      <w:r>
+        <w:rPr>
+          <w:noProof/>
+        </w:rPr>
+        <w:drawing>
+          <wp:inline distT="0" distB="0" distL="0" distR="0" wp14:anchorId="7CC40BA2" wp14:editId="76AF27EF">
+            <wp:extent cx="1908000" cy="1589999"/>
+            <wp:effectExtent l="0" t="0" r="0" b="0"/>
+            <wp:docPr id="913371348" name="Picture 6"/>
+            <wp:cNvGraphicFramePr>
+              <a:graphicFrameLocks xmlns:a="http://schemas.openxmlformats.org/drawingml/2006/main" noChangeAspect="1"/>
+            </wp:cNvGraphicFramePr>
+            <a:graphic xmlns:a="http://schemas.openxmlformats.org/drawingml/2006/main">
+              <a:graphicData uri="http://schemas.openxmlformats.org/drawingml/2006/picture">
+                <pic:pic xmlns:pic="http://schemas.openxmlformats.org/drawingml/2006/picture">
+                  <pic:nvPicPr>
+                    <pic:cNvPr id="913371348" name="Picture 6"/>
+                    <pic:cNvPicPr/>
+                  </pic:nvPicPr>
+                  <pic:blipFill>
+                    <a:blip r:embed="rId20" cstate="print">
+                      <a:extLst>
+                        <a:ext uri="{28A0092B-C50C-407E-A947-70E740481C1C}">
+                          <a14:useLocalDpi xmlns:a14="http://schemas.microsoft.com/office/drawing/2010/main" val="0"/>
+                        </a:ext>
+                      </a:extLst>
+                    </a:blip>
+                    <a:stretch>
+                      <a:fillRect/>
+                    </a:stretch>
+                  </pic:blipFill>
+                  <pic:spPr>
+                    <a:xfrm>
+                      <a:off x="0" y="0"/>
+                      <a:ext cx="1908000" cy="1589999"/>
+                    </a:xfrm>
+                    <a:prstGeom prst="rect">
+                      <a:avLst/>
+                    </a:prstGeom>
+                  </pic:spPr>
+                </pic:pic>
+              </a:graphicData>
+            </a:graphic>
+          </wp:inline>
+        </w:drawing>
+      </w:r>
     </w:p>
     <w:p>
       <w:pPr>
@@ -8372,7 +8174,7 @@
         <w:jc w:val="center"/>
       </w:pPr>
       <w:r>
-        <w:t>Figure 9 : Filtrage en peigne spatial du micro Humbucker</w:t>
+        <w:t>Figure 8 : Réponse spectrale du micro à une excitation de la corde</w:t>
       </w:r>
     </w:p>
     <w:p>
@@ -8381,8 +8183,306 @@
         <w:jc w:val="both"/>
       </w:pPr>
       <w:r>
+        <w:t xml:space="preserve">Premièrement, l'excitation manuelle de la corde introduit une condition initiale de pincement qui n'est pas parfaitement triangulaire, générant un contenu harmonique plus riche que le modèle idéal en </w:t>
+      </w:r>
+      <m:oMath>
+        <m:f>
+          <m:fPr>
+            <m:ctrlPr>
+              <w:rPr>
+                <w:rFonts w:ascii="Cambria Math" w:hAnsi="Cambria Math"/>
+                <w:i/>
+              </w:rPr>
+            </m:ctrlPr>
+          </m:fPr>
+          <m:num>
+            <m:r>
+              <w:rPr>
+                <w:rFonts w:ascii="Cambria Math" w:hAnsi="Cambria Math"/>
+              </w:rPr>
+              <m:t>1</m:t>
+            </m:r>
+          </m:num>
+          <m:den>
+            <m:r>
+              <w:rPr>
+                <w:rFonts w:ascii="Cambria Math" w:hAnsi="Cambria Math"/>
+              </w:rPr>
+              <m:t>n²</m:t>
+            </m:r>
+          </m:den>
+        </m:f>
+      </m:oMath>
+      <w:r>
+        <w:t xml:space="preserve">. </w:t>
+      </w:r>
+    </w:p>
+    <w:p>
+      <w:pPr>
+        <w:spacing w:line="360" w:lineRule="auto"/>
+        <w:jc w:val="both"/>
+      </w:pPr>
+      <w:r>
+        <w:t>Deuxièmement, l'approximation du micro comme un capteur ponctuel néglige l'intégration du flux sur la largeur réelle de la bobine. En pratique, la surface finie des plots magnétiques agit comme un filtre spatial passe-bas supplémentaire qui atténue les harmoniques dont la longueur d'onde est comparable à la dimension du plot.</w:t>
+      </w:r>
+    </w:p>
+    <w:p>
+      <w:pPr>
+        <w:spacing w:line="360" w:lineRule="auto"/>
+        <w:jc w:val="both"/>
+      </w:pPr>
+      <w:r>
+        <w:t xml:space="preserve">Une autre source de divergence réside dans la non-linéarité du champ magnétique à proximité immédiate des aimants. Le modèle théorique s'appuie sur un gradient de champ </w:t>
+      </w:r>
+      <m:oMath>
+        <m:f>
+          <m:fPr>
+            <m:ctrlPr>
+              <w:rPr>
+                <w:rFonts w:ascii="Cambria Math" w:hAnsi="Cambria Math"/>
+                <w:i/>
+              </w:rPr>
+            </m:ctrlPr>
+          </m:fPr>
+          <m:num>
+            <m:r>
+              <w:rPr>
+                <w:rFonts w:ascii="Cambria Math" w:hAnsi="Cambria Math"/>
+              </w:rPr>
+              <m:t>∂</m:t>
+            </m:r>
+            <m:sSub>
+              <m:sSubPr>
+                <m:ctrlPr>
+                  <w:rPr>
+                    <w:rFonts w:ascii="Cambria Math" w:hAnsi="Cambria Math"/>
+                    <w:i/>
+                  </w:rPr>
+                </m:ctrlPr>
+              </m:sSubPr>
+              <m:e>
+                <m:r>
+                  <w:rPr>
+                    <w:rFonts w:ascii="Cambria Math" w:hAnsi="Cambria Math"/>
+                  </w:rPr>
+                  <m:t>B</m:t>
+                </m:r>
+              </m:e>
+              <m:sub>
+                <m:r>
+                  <w:rPr>
+                    <w:rFonts w:ascii="Cambria Math" w:hAnsi="Cambria Math"/>
+                  </w:rPr>
+                  <m:t>m</m:t>
+                </m:r>
+              </m:sub>
+            </m:sSub>
+          </m:num>
+          <m:den>
+            <m:r>
+              <w:rPr>
+                <w:rFonts w:ascii="Cambria Math" w:hAnsi="Cambria Math"/>
+              </w:rPr>
+              <m:t>∂z</m:t>
+            </m:r>
+          </m:den>
+        </m:f>
+      </m:oMath>
+      <w:r>
+        <w:t xml:space="preserve"> considéré comme constant ou suivant une loi en </w:t>
+      </w:r>
+      <m:oMath>
+        <m:f>
+          <m:fPr>
+            <m:ctrlPr>
+              <w:rPr>
+                <w:rFonts w:ascii="Cambria Math" w:hAnsi="Cambria Math"/>
+                <w:i/>
+              </w:rPr>
+            </m:ctrlPr>
+          </m:fPr>
+          <m:num>
+            <m:r>
+              <w:rPr>
+                <w:rFonts w:ascii="Cambria Math" w:hAnsi="Cambria Math"/>
+              </w:rPr>
+              <m:t>1</m:t>
+            </m:r>
+          </m:num>
+          <m:den>
+            <m:sSup>
+              <m:sSupPr>
+                <m:ctrlPr>
+                  <w:rPr>
+                    <w:rFonts w:ascii="Cambria Math" w:hAnsi="Cambria Math"/>
+                    <w:i/>
+                  </w:rPr>
+                </m:ctrlPr>
+              </m:sSupPr>
+              <m:e>
+                <m:r>
+                  <w:rPr>
+                    <w:rFonts w:ascii="Cambria Math" w:hAnsi="Cambria Math"/>
+                  </w:rPr>
+                  <m:t>z</m:t>
+                </m:r>
+              </m:e>
+              <m:sup>
+                <m:r>
+                  <w:rPr>
+                    <w:rFonts w:ascii="Cambria Math" w:hAnsi="Cambria Math"/>
+                  </w:rPr>
+                  <m:t>4</m:t>
+                </m:r>
+              </m:sup>
+            </m:sSup>
+          </m:den>
+        </m:f>
+      </m:oMath>
+      <w:r>
+        <w:t xml:space="preserve"> simplifiée. Or, lorsque l'amplitude de vibration de la corde est importante, celle-ci s'approche des zones de forte saturation magnétique du plot, ce qui provoque une distorsion du signal temporel. Ce phénomène explique </w:t>
+      </w:r>
+      <w:r>
+        <w:lastRenderedPageBreak/>
+        <w:t>l'allure plus « pointue » et agressive des pics de tension observés à l'oscilloscope par rapport à la courbure plus douce des simulations théoriques</w:t>
+      </w:r>
+    </w:p>
+    <w:p>
+      <w:pPr>
+        <w:spacing w:line="360" w:lineRule="auto"/>
+        <w:jc w:val="both"/>
+      </w:pPr>
+    </w:p>
+    <w:p>
+      <w:pPr>
+        <w:pStyle w:val="Heading2"/>
+        <w:spacing w:line="360" w:lineRule="auto"/>
+      </w:pPr>
+      <w:bookmarkStart w:id="9" w:name="_Toc221535306"/>
+      <w:r>
+        <w:t>II.III. Conclusion</w:t>
+      </w:r>
+      <w:bookmarkEnd w:id="9"/>
+    </w:p>
+    <w:p>
+      <w:pPr>
+        <w:spacing w:line="360" w:lineRule="auto"/>
+        <w:jc w:val="both"/>
+      </w:pPr>
+      <w:r>
+        <w:t xml:space="preserve">L'étude comparative des deux technologies souligne l'influence déterminante de la géométrie du bobinage sur le timbre de l'instrument. Le micro SingleCoil, par sa capture ponctuelle, préserve une grande partie du spectre harmonique, conférant au son </w:t>
+      </w:r>
+      <w:proofErr w:type="spellStart"/>
+      <w:r>
+        <w:t>sa</w:t>
+      </w:r>
+      <w:proofErr w:type="spellEnd"/>
+      <w:r>
+        <w:t xml:space="preserve"> brillance caractéristique. À l'inverse, le Humbucker induit un phénomène de filtrage en peigne spatial inhérent à sa structure double. En sommant les signaux de deux bobines espacées d'une distance </w:t>
+      </w:r>
+      <m:oMath>
+        <m:r>
+          <m:rPr>
+            <m:sty m:val="p"/>
+          </m:rPr>
+          <w:rPr>
+            <w:rFonts w:ascii="Cambria Math" w:hAnsi="Cambria Math"/>
+          </w:rPr>
+          <m:t>Δ</m:t>
+        </m:r>
+      </m:oMath>
+      <w:r>
+        <w:t>, le dispositif crée des interférences destructives pour certaines longueurs d'onde vibratoires.</w:t>
+      </w:r>
+    </w:p>
+    <w:p>
+      <w:pPr>
+        <w:spacing w:line="360" w:lineRule="auto"/>
+        <w:ind w:firstLine="0"/>
+        <w:jc w:val="center"/>
+      </w:pPr>
+      <w:r>
+        <w:rPr>
+          <w:noProof/>
+        </w:rPr>
+        <w:drawing>
+          <wp:inline distT="0" distB="0" distL="0" distR="0" wp14:anchorId="198B490E" wp14:editId="76722EEC">
+            <wp:extent cx="3887998" cy="3239999"/>
+            <wp:effectExtent l="0" t="0" r="0" b="0"/>
+            <wp:docPr id="1904316813" name="Picture 7"/>
+            <wp:cNvGraphicFramePr>
+              <a:graphicFrameLocks xmlns:a="http://schemas.openxmlformats.org/drawingml/2006/main" noChangeAspect="1"/>
+            </wp:cNvGraphicFramePr>
+            <a:graphic xmlns:a="http://schemas.openxmlformats.org/drawingml/2006/main">
+              <a:graphicData uri="http://schemas.openxmlformats.org/drawingml/2006/picture">
+                <pic:pic xmlns:pic="http://schemas.openxmlformats.org/drawingml/2006/picture">
+                  <pic:nvPicPr>
+                    <pic:cNvPr id="1904316813" name="Picture 7"/>
+                    <pic:cNvPicPr/>
+                  </pic:nvPicPr>
+                  <pic:blipFill>
+                    <a:blip r:embed="rId21" cstate="print">
+                      <a:extLst>
+                        <a:ext uri="{28A0092B-C50C-407E-A947-70E740481C1C}">
+                          <a14:useLocalDpi xmlns:a14="http://schemas.microsoft.com/office/drawing/2010/main" val="0"/>
+                        </a:ext>
+                      </a:extLst>
+                    </a:blip>
+                    <a:stretch>
+                      <a:fillRect/>
+                    </a:stretch>
+                  </pic:blipFill>
+                  <pic:spPr>
+                    <a:xfrm>
+                      <a:off x="0" y="0"/>
+                      <a:ext cx="3887998" cy="3239999"/>
+                    </a:xfrm>
+                    <a:prstGeom prst="rect">
+                      <a:avLst/>
+                    </a:prstGeom>
+                  </pic:spPr>
+                </pic:pic>
+              </a:graphicData>
+            </a:graphic>
+          </wp:inline>
+        </w:drawing>
+      </w:r>
+    </w:p>
+    <w:p>
+      <w:pPr>
+        <w:pStyle w:val="Caption"/>
+        <w:jc w:val="center"/>
+      </w:pPr>
+      <w:r>
+        <w:t>Figure 9 : Filtrage en peigne spatial du micro Humbucker</w:t>
+      </w:r>
+    </w:p>
+    <w:p>
+      <w:pPr>
+        <w:spacing w:line="360" w:lineRule="auto"/>
+        <w:jc w:val="both"/>
+      </w:pPr>
+      <w:r>
         <w:t>Ce filtrage spatial agit comme un égaliseur passif qui atténue spécifiquement les fréquences dont les ventres de vibration se situent en opposition de phase entre les deux bobines. Ce résultat, couplé au filtrage électrique identifié en première partie, explique scientifiquement la sonorité plus « mate » et « ronde » du Humbucker. Ainsi, la double bobine ne se contente pas de traiter le bruit parasite ; elle sculpte activement l'identité acoustique de la guitare en modifiant la structure même du signal induit.</w:t>
       </w:r>
+    </w:p>
+    <w:p>
+      <w:pPr>
+        <w:spacing w:line="360" w:lineRule="auto"/>
+        <w:jc w:val="both"/>
+      </w:pPr>
+    </w:p>
+    <w:p>
+      <w:pPr>
+        <w:spacing w:line="360" w:lineRule="auto"/>
+        <w:jc w:val="both"/>
+      </w:pPr>
+    </w:p>
+    <w:p>
+      <w:pPr>
+        <w:spacing w:line="360" w:lineRule="auto"/>
+        <w:jc w:val="both"/>
+      </w:pPr>
     </w:p>
     <w:p>
       <w:pPr>
@@ -9842,7 +9942,7 @@
                     <pic:cNvPicPr/>
                   </pic:nvPicPr>
                   <pic:blipFill>
-                    <a:blip r:embed="rId20" cstate="print">
+                    <a:blip r:embed="rId22" cstate="print">
                       <a:extLst>
                         <a:ext uri="{28A0092B-C50C-407E-A947-70E740481C1C}">
                           <a14:useLocalDpi xmlns:a14="http://schemas.microsoft.com/office/drawing/2010/main" val="0"/>
@@ -9975,22 +10075,41 @@
         <w:jc w:val="both"/>
       </w:pPr>
       <w:r>
+        <w:t xml:space="preserve">Les mesures effectuées sous un champ parasite d’amplitude variable à une fréquence de </w:t>
+      </w:r>
+      <m:oMath>
+        <m:r>
+          <w:rPr>
+            <w:rFonts w:ascii="Cambria Math" w:hAnsi="Cambria Math"/>
+          </w:rPr>
+          <m:t>50 Hz</m:t>
+        </m:r>
+      </m:oMath>
+      <w:r>
+        <w:t xml:space="preserve"> révèlent une disparité majeure entre les deux technologies (figure </w:t>
+      </w:r>
+      <w:r>
+        <w:t>11</w:t>
+      </w:r>
+      <w:r>
+        <w:t xml:space="preserve">). </w:t>
+      </w:r>
+    </w:p>
+    <w:p>
+      <w:pPr>
+        <w:spacing w:line="360" w:lineRule="auto"/>
+        <w:ind w:firstLine="0"/>
+        <w:jc w:val="both"/>
+      </w:pPr>
+      <w:r>
         <w:rPr>
           <w:noProof/>
         </w:rPr>
         <w:drawing>
-          <wp:anchor distT="0" distB="0" distL="114300" distR="114300" simplePos="0" relativeHeight="251658240" behindDoc="0" locked="0" layoutInCell="1" allowOverlap="1" wp14:anchorId="5C2B73E0" wp14:editId="48D84C9D">
-            <wp:simplePos x="0" y="0"/>
-            <wp:positionH relativeFrom="margin">
-              <wp:posOffset>3026410</wp:posOffset>
-            </wp:positionH>
-            <wp:positionV relativeFrom="paragraph">
-              <wp:posOffset>786765</wp:posOffset>
-            </wp:positionV>
-            <wp:extent cx="2700000" cy="2250000"/>
-            <wp:effectExtent l="0" t="0" r="5715" b="0"/>
-            <wp:wrapTopAndBottom/>
-            <wp:docPr id="2100862549" name="Picture 3"/>
+          <wp:inline distT="0" distB="0" distL="0" distR="0" wp14:anchorId="09896829" wp14:editId="40902F45">
+            <wp:extent cx="1908000" cy="1589999"/>
+            <wp:effectExtent l="0" t="0" r="0" b="0"/>
+            <wp:docPr id="472058884" name="Picture 5"/>
             <wp:cNvGraphicFramePr>
               <a:graphicFrameLocks xmlns:a="http://schemas.openxmlformats.org/drawingml/2006/main" noChangeAspect="1"/>
             </wp:cNvGraphicFramePr>
@@ -9998,358 +10117,7 @@
               <a:graphicData uri="http://schemas.openxmlformats.org/drawingml/2006/picture">
                 <pic:pic xmlns:pic="http://schemas.openxmlformats.org/drawingml/2006/picture">
                   <pic:nvPicPr>
-                    <pic:cNvPr id="2100862549" name="Picture 2100862549"/>
-                    <pic:cNvPicPr/>
-                  </pic:nvPicPr>
-                  <pic:blipFill>
-                    <a:blip r:embed="rId21" cstate="print">
-                      <a:extLst>
-                        <a:ext uri="{28A0092B-C50C-407E-A947-70E740481C1C}">
-                          <a14:useLocalDpi xmlns:a14="http://schemas.microsoft.com/office/drawing/2010/main" val="0"/>
-                        </a:ext>
-                      </a:extLst>
-                    </a:blip>
-                    <a:stretch>
-                      <a:fillRect/>
-                    </a:stretch>
-                  </pic:blipFill>
-                  <pic:spPr>
-                    <a:xfrm>
-                      <a:off x="0" y="0"/>
-                      <a:ext cx="2700000" cy="2250000"/>
-                    </a:xfrm>
-                    <a:prstGeom prst="rect">
-                      <a:avLst/>
-                    </a:prstGeom>
-                  </pic:spPr>
-                </pic:pic>
-              </a:graphicData>
-            </a:graphic>
-            <wp14:sizeRelH relativeFrom="margin">
-              <wp14:pctWidth>0</wp14:pctWidth>
-            </wp14:sizeRelH>
-            <wp14:sizeRelV relativeFrom="margin">
-              <wp14:pctHeight>0</wp14:pctHeight>
-            </wp14:sizeRelV>
-          </wp:anchor>
-        </w:drawing>
-      </w:r>
-      <w:r>
-        <w:rPr>
-          <w:noProof/>
-        </w:rPr>
-        <w:drawing>
-          <wp:anchor distT="0" distB="0" distL="114300" distR="114300" simplePos="0" relativeHeight="251659264" behindDoc="0" locked="0" layoutInCell="1" allowOverlap="1" wp14:anchorId="36566EA4" wp14:editId="75473C11">
-            <wp:simplePos x="0" y="0"/>
-            <wp:positionH relativeFrom="margin">
-              <wp:align>left</wp:align>
-            </wp:positionH>
-            <wp:positionV relativeFrom="paragraph">
-              <wp:posOffset>786765</wp:posOffset>
-            </wp:positionV>
-            <wp:extent cx="2700000" cy="2249651"/>
-            <wp:effectExtent l="0" t="0" r="5715" b="0"/>
-            <wp:wrapTopAndBottom/>
-            <wp:docPr id="762831484" name="Picture 4"/>
-            <wp:cNvGraphicFramePr>
-              <a:graphicFrameLocks xmlns:a="http://schemas.openxmlformats.org/drawingml/2006/main" noChangeAspect="1"/>
-            </wp:cNvGraphicFramePr>
-            <a:graphic xmlns:a="http://schemas.openxmlformats.org/drawingml/2006/main">
-              <a:graphicData uri="http://schemas.openxmlformats.org/drawingml/2006/picture">
-                <pic:pic xmlns:pic="http://schemas.openxmlformats.org/drawingml/2006/picture">
-                  <pic:nvPicPr>
-                    <pic:cNvPr id="762831484" name="Picture 762831484"/>
-                    <pic:cNvPicPr/>
-                  </pic:nvPicPr>
-                  <pic:blipFill>
-                    <a:blip r:embed="rId22" cstate="print">
-                      <a:extLst>
-                        <a:ext uri="{28A0092B-C50C-407E-A947-70E740481C1C}">
-                          <a14:useLocalDpi xmlns:a14="http://schemas.microsoft.com/office/drawing/2010/main" val="0"/>
-                        </a:ext>
-                      </a:extLst>
-                    </a:blip>
-                    <a:stretch>
-                      <a:fillRect/>
-                    </a:stretch>
-                  </pic:blipFill>
-                  <pic:spPr>
-                    <a:xfrm>
-                      <a:off x="0" y="0"/>
-                      <a:ext cx="2700000" cy="2249651"/>
-                    </a:xfrm>
-                    <a:prstGeom prst="rect">
-                      <a:avLst/>
-                    </a:prstGeom>
-                  </pic:spPr>
-                </pic:pic>
-              </a:graphicData>
-            </a:graphic>
-            <wp14:sizeRelH relativeFrom="margin">
-              <wp14:pctWidth>0</wp14:pctWidth>
-            </wp14:sizeRelH>
-            <wp14:sizeRelV relativeFrom="margin">
-              <wp14:pctHeight>0</wp14:pctHeight>
-            </wp14:sizeRelV>
-          </wp:anchor>
-        </w:drawing>
-      </w:r>
-      <w:r>
-        <w:t xml:space="preserve">Les mesures effectuées sous un champ parasite d’amplitude variable à une fréquence de </w:t>
-      </w:r>
-      <m:oMath>
-        <m:r>
-          <w:rPr>
-            <w:rFonts w:ascii="Cambria Math" w:hAnsi="Cambria Math"/>
-          </w:rPr>
-          <m:t>50 Hz</m:t>
-        </m:r>
-      </m:oMath>
-      <w:r>
-        <w:t xml:space="preserve"> révèlent une disparité majeure entre les deux technologies (figure </w:t>
-      </w:r>
-      <w:r>
-        <w:t>11</w:t>
-      </w:r>
-      <w:r>
-        <w:t xml:space="preserve">). </w:t>
-      </w:r>
-    </w:p>
-    <w:p>
-      <w:pPr>
-        <w:spacing w:line="360" w:lineRule="auto"/>
-        <w:ind w:firstLine="0"/>
-        <w:jc w:val="both"/>
-      </w:pPr>
-    </w:p>
-    <w:p>
-      <w:pPr>
-        <w:pStyle w:val="Caption"/>
-        <w:jc w:val="center"/>
-      </w:pPr>
-      <w:r>
-        <w:t>Figure 11 : Réponse temporelle du micro à un champ magnétique extérieur</w:t>
-      </w:r>
-    </w:p>
-    <w:p/>
-    <w:p>
-      <w:pPr>
-        <w:pStyle w:val="Heading3"/>
-        <w:spacing w:line="360" w:lineRule="auto"/>
-        <w:jc w:val="both"/>
-      </w:pPr>
-      <w:r>
-        <w:t>III.II.III. Taux de rejection de mode commun (CMRR)</w:t>
-      </w:r>
-    </w:p>
-    <w:p>
-      <w:pPr>
-        <w:spacing w:line="360" w:lineRule="auto"/>
-        <w:jc w:val="both"/>
-      </w:pPr>
-      <w:r>
-        <w:t xml:space="preserve">Le micro SingleCoil affiche une sensibilité expérimentale </w:t>
-      </w:r>
-      <m:oMath>
-        <m:sSub>
-          <m:sSubPr>
-            <m:ctrlPr>
-              <w:rPr>
-                <w:rFonts w:ascii="Cambria Math" w:hAnsi="Cambria Math"/>
-                <w:i/>
-              </w:rPr>
-            </m:ctrlPr>
-          </m:sSubPr>
-          <m:e>
-            <m:r>
-              <w:rPr>
-                <w:rFonts w:ascii="Cambria Math" w:hAnsi="Cambria Math"/>
-              </w:rPr>
-              <m:t>k</m:t>
-            </m:r>
-          </m:e>
-          <m:sub>
-            <m:r>
-              <w:rPr>
-                <w:rFonts w:ascii="Cambria Math" w:hAnsi="Cambria Math"/>
-              </w:rPr>
-              <m:t>Sexp</m:t>
-            </m:r>
-          </m:sub>
-        </m:sSub>
-        <m:r>
-          <w:rPr>
-            <w:rFonts w:ascii="Cambria Math" w:hAnsi="Cambria Math"/>
-          </w:rPr>
-          <m:t>=1,48 mV.μ</m:t>
-        </m:r>
-        <m:sSup>
-          <m:sSupPr>
-            <m:ctrlPr>
-              <w:rPr>
-                <w:rFonts w:ascii="Cambria Math" w:hAnsi="Cambria Math"/>
-                <w:i/>
-              </w:rPr>
-            </m:ctrlPr>
-          </m:sSupPr>
-          <m:e>
-            <m:r>
-              <w:rPr>
-                <w:rFonts w:ascii="Cambria Math" w:hAnsi="Cambria Math"/>
-              </w:rPr>
-              <m:t>T</m:t>
-            </m:r>
-          </m:e>
-          <m:sup>
-            <m:r>
-              <w:rPr>
-                <w:rFonts w:ascii="Cambria Math" w:hAnsi="Cambria Math"/>
-              </w:rPr>
-              <m:t>-1</m:t>
-            </m:r>
-          </m:sup>
-        </m:sSup>
-      </m:oMath>
-      <w:r>
-        <w:t xml:space="preserve">, tandis que le micro Humbucker présente une sensibilité </w:t>
-      </w:r>
-      <m:oMath>
-        <m:sSub>
-          <m:sSubPr>
-            <m:ctrlPr>
-              <w:rPr>
-                <w:rFonts w:ascii="Cambria Math" w:hAnsi="Cambria Math"/>
-                <w:i/>
-              </w:rPr>
-            </m:ctrlPr>
-          </m:sSubPr>
-          <m:e>
-            <m:r>
-              <w:rPr>
-                <w:rFonts w:ascii="Cambria Math" w:hAnsi="Cambria Math"/>
-              </w:rPr>
-              <m:t>k</m:t>
-            </m:r>
-          </m:e>
-          <m:sub>
-            <m:r>
-              <w:rPr>
-                <w:rFonts w:ascii="Cambria Math" w:hAnsi="Cambria Math"/>
-              </w:rPr>
-              <m:t>Hpexp</m:t>
-            </m:r>
-          </m:sub>
-        </m:sSub>
-        <m:r>
-          <w:rPr>
-            <w:rFonts w:ascii="Cambria Math" w:hAnsi="Cambria Math"/>
-          </w:rPr>
-          <m:t>=0,62 mV.μ</m:t>
-        </m:r>
-        <m:sSup>
-          <m:sSupPr>
-            <m:ctrlPr>
-              <w:rPr>
-                <w:rFonts w:ascii="Cambria Math" w:hAnsi="Cambria Math"/>
-                <w:i/>
-              </w:rPr>
-            </m:ctrlPr>
-          </m:sSupPr>
-          <m:e>
-            <m:r>
-              <w:rPr>
-                <w:rFonts w:ascii="Cambria Math" w:hAnsi="Cambria Math"/>
-              </w:rPr>
-              <m:t>T</m:t>
-            </m:r>
-          </m:e>
-          <m:sup>
-            <m:r>
-              <w:rPr>
-                <w:rFonts w:ascii="Cambria Math" w:hAnsi="Cambria Math"/>
-              </w:rPr>
-              <m:t>-1</m:t>
-            </m:r>
-          </m:sup>
-        </m:sSup>
-      </m:oMath>
-      <w:r>
-        <w:t xml:space="preserve">. </w:t>
-      </w:r>
-      <w:r>
-        <w:t xml:space="preserve">(figure </w:t>
-      </w:r>
-      <w:r>
-        <w:t>12</w:t>
-      </w:r>
-      <w:r>
-        <w:t>)</w:t>
-      </w:r>
-      <w:r>
-        <w:t xml:space="preserve">. </w:t>
-      </w:r>
-      <w:r>
-        <w:t>Cette valeur reste tout de même élevé ce qui confirme l’hypothèse que l’architecture du micro utilisé est un montage parallèle.</w:t>
-      </w:r>
-    </w:p>
-    <w:p>
-      <w:pPr>
-        <w:spacing w:line="360" w:lineRule="auto"/>
-        <w:jc w:val="both"/>
-      </w:pPr>
-      <w:r>
-        <w:t xml:space="preserve">Cette atténuation peut être synthétisée par le taux de rejection de mode commun (CMRR). L'écart observé entre le CMRR théorique de </w:t>
-      </w:r>
-      <w:r>
-        <w:t>37</w:t>
-      </w:r>
-      <w:r>
-        <w:t xml:space="preserve"> dB et la valeur expérimentale de </w:t>
-      </w:r>
-      <w:r>
-        <w:t>7,6</w:t>
-      </w:r>
-      <w:r>
-        <w:t xml:space="preserve"> dB souligne les limites de l'annulation parfaite dans un système réel. Cette différence s'explique principalement par les asymétries de construction des bobinages</w:t>
-      </w:r>
-      <w:r>
-        <w:t>, l’architecture parallèle du Humbucker utilisé</w:t>
-      </w:r>
-      <w:r>
-        <w:t xml:space="preserve"> et les imperfections du montage, qui rompent l'équilibre nécessaire à l'annulation totale. Néanmoins, l'expérience valide la supériorité du montage Humbucker pour la préservation de la pureté du signal électrique face aux interférences magnétiques de basse fréquence.</w:t>
-      </w:r>
-    </w:p>
-    <w:p>
-      <w:pPr>
-        <w:spacing w:line="360" w:lineRule="auto"/>
-        <w:ind w:firstLine="0"/>
-        <w:jc w:val="both"/>
-      </w:pPr>
-    </w:p>
-    <w:p>
-      <w:pPr>
-        <w:spacing w:line="360" w:lineRule="auto"/>
-        <w:ind w:firstLine="0"/>
-        <w:jc w:val="center"/>
-      </w:pPr>
-      <w:r>
-        <w:rPr>
-          <w:noProof/>
-        </w:rPr>
-        <w:lastRenderedPageBreak/>
-        <w:drawing>
-          <wp:inline distT="0" distB="0" distL="0" distR="0" wp14:anchorId="008DBD6E" wp14:editId="04B7B698">
-            <wp:extent cx="3600000" cy="2999999"/>
-            <wp:effectExtent l="0" t="0" r="635" b="0"/>
-            <wp:docPr id="415768725" name="Picture 1"/>
-            <wp:cNvGraphicFramePr>
-              <a:graphicFrameLocks xmlns:a="http://schemas.openxmlformats.org/drawingml/2006/main" noChangeAspect="1"/>
-            </wp:cNvGraphicFramePr>
-            <a:graphic xmlns:a="http://schemas.openxmlformats.org/drawingml/2006/main">
-              <a:graphicData uri="http://schemas.openxmlformats.org/drawingml/2006/picture">
-                <pic:pic xmlns:pic="http://schemas.openxmlformats.org/drawingml/2006/picture">
-                  <pic:nvPicPr>
-                    <pic:cNvPr id="415768725" name="Picture 1"/>
+                    <pic:cNvPr id="472058884" name="Picture 5"/>
                     <pic:cNvPicPr/>
                   </pic:nvPicPr>
                   <pic:blipFill>
@@ -10367,7 +10135,311 @@
                   <pic:spPr>
                     <a:xfrm>
                       <a:off x="0" y="0"/>
-                      <a:ext cx="3600000" cy="2999999"/>
+                      <a:ext cx="1908000" cy="1589999"/>
+                    </a:xfrm>
+                    <a:prstGeom prst="rect">
+                      <a:avLst/>
+                    </a:prstGeom>
+                  </pic:spPr>
+                </pic:pic>
+              </a:graphicData>
+            </a:graphic>
+          </wp:inline>
+        </w:drawing>
+      </w:r>
+      <w:r>
+        <w:rPr>
+          <w:noProof/>
+        </w:rPr>
+        <w:drawing>
+          <wp:inline distT="0" distB="0" distL="0" distR="0" wp14:anchorId="192D3E96" wp14:editId="0A1AC8A6">
+            <wp:extent cx="1908000" cy="1589999"/>
+            <wp:effectExtent l="0" t="0" r="0" b="0"/>
+            <wp:docPr id="644951845" name="Picture 5"/>
+            <wp:cNvGraphicFramePr>
+              <a:graphicFrameLocks xmlns:a="http://schemas.openxmlformats.org/drawingml/2006/main" noChangeAspect="1"/>
+            </wp:cNvGraphicFramePr>
+            <a:graphic xmlns:a="http://schemas.openxmlformats.org/drawingml/2006/main">
+              <a:graphicData uri="http://schemas.openxmlformats.org/drawingml/2006/picture">
+                <pic:pic xmlns:pic="http://schemas.openxmlformats.org/drawingml/2006/picture">
+                  <pic:nvPicPr>
+                    <pic:cNvPr id="644951845" name="Picture 5"/>
+                    <pic:cNvPicPr/>
+                  </pic:nvPicPr>
+                  <pic:blipFill>
+                    <a:blip r:embed="rId24" cstate="print">
+                      <a:extLst>
+                        <a:ext uri="{28A0092B-C50C-407E-A947-70E740481C1C}">
+                          <a14:useLocalDpi xmlns:a14="http://schemas.microsoft.com/office/drawing/2010/main" val="0"/>
+                        </a:ext>
+                      </a:extLst>
+                    </a:blip>
+                    <a:stretch>
+                      <a:fillRect/>
+                    </a:stretch>
+                  </pic:blipFill>
+                  <pic:spPr>
+                    <a:xfrm>
+                      <a:off x="0" y="0"/>
+                      <a:ext cx="1908000" cy="1589999"/>
+                    </a:xfrm>
+                    <a:prstGeom prst="rect">
+                      <a:avLst/>
+                    </a:prstGeom>
+                  </pic:spPr>
+                </pic:pic>
+              </a:graphicData>
+            </a:graphic>
+          </wp:inline>
+        </w:drawing>
+      </w:r>
+    </w:p>
+    <w:p>
+      <w:pPr>
+        <w:pStyle w:val="Caption"/>
+        <w:jc w:val="center"/>
+      </w:pPr>
+      <w:r>
+        <w:t>Figure 11 : Réponse temporelle du micro à un champ magnétique extérieur</w:t>
+      </w:r>
+    </w:p>
+    <w:p/>
+    <w:p>
+      <w:pPr>
+        <w:pStyle w:val="Heading3"/>
+        <w:spacing w:line="360" w:lineRule="auto"/>
+        <w:jc w:val="both"/>
+      </w:pPr>
+      <w:r>
+        <w:t>III.II.III. Taux de rejection de mode commun (CMRR)</w:t>
+      </w:r>
+    </w:p>
+    <w:p>
+      <w:pPr>
+        <w:spacing w:line="360" w:lineRule="auto"/>
+        <w:jc w:val="both"/>
+      </w:pPr>
+      <w:r>
+        <w:t xml:space="preserve">Le micro SingleCoil affiche une sensibilité expérimentale </w:t>
+      </w:r>
+      <m:oMath>
+        <m:sSub>
+          <m:sSubPr>
+            <m:ctrlPr>
+              <w:rPr>
+                <w:rFonts w:ascii="Cambria Math" w:hAnsi="Cambria Math"/>
+                <w:i/>
+              </w:rPr>
+            </m:ctrlPr>
+          </m:sSubPr>
+          <m:e>
+            <m:r>
+              <w:rPr>
+                <w:rFonts w:ascii="Cambria Math" w:hAnsi="Cambria Math"/>
+              </w:rPr>
+              <m:t>k</m:t>
+            </m:r>
+          </m:e>
+          <m:sub>
+            <m:r>
+              <w:rPr>
+                <w:rFonts w:ascii="Cambria Math" w:hAnsi="Cambria Math"/>
+              </w:rPr>
+              <m:t>Sexp</m:t>
+            </m:r>
+          </m:sub>
+        </m:sSub>
+        <m:r>
+          <w:rPr>
+            <w:rFonts w:ascii="Cambria Math" w:hAnsi="Cambria Math"/>
+          </w:rPr>
+          <m:t>=1,48 mV.μ</m:t>
+        </m:r>
+        <m:sSup>
+          <m:sSupPr>
+            <m:ctrlPr>
+              <w:rPr>
+                <w:rFonts w:ascii="Cambria Math" w:hAnsi="Cambria Math"/>
+                <w:i/>
+              </w:rPr>
+            </m:ctrlPr>
+          </m:sSupPr>
+          <m:e>
+            <m:r>
+              <w:rPr>
+                <w:rFonts w:ascii="Cambria Math" w:hAnsi="Cambria Math"/>
+              </w:rPr>
+              <m:t>T</m:t>
+            </m:r>
+          </m:e>
+          <m:sup>
+            <m:r>
+              <w:rPr>
+                <w:rFonts w:ascii="Cambria Math" w:hAnsi="Cambria Math"/>
+              </w:rPr>
+              <m:t>-1</m:t>
+            </m:r>
+          </m:sup>
+        </m:sSup>
+      </m:oMath>
+      <w:r>
+        <w:t xml:space="preserve">, tandis que le micro Humbucker présente une sensibilité </w:t>
+      </w:r>
+      <m:oMath>
+        <m:sSub>
+          <m:sSubPr>
+            <m:ctrlPr>
+              <w:rPr>
+                <w:rFonts w:ascii="Cambria Math" w:hAnsi="Cambria Math"/>
+                <w:i/>
+              </w:rPr>
+            </m:ctrlPr>
+          </m:sSubPr>
+          <m:e>
+            <m:r>
+              <w:rPr>
+                <w:rFonts w:ascii="Cambria Math" w:hAnsi="Cambria Math"/>
+              </w:rPr>
+              <m:t>k</m:t>
+            </m:r>
+          </m:e>
+          <m:sub>
+            <m:r>
+              <w:rPr>
+                <w:rFonts w:ascii="Cambria Math" w:hAnsi="Cambria Math"/>
+              </w:rPr>
+              <m:t>Hpexp</m:t>
+            </m:r>
+          </m:sub>
+        </m:sSub>
+        <m:r>
+          <w:rPr>
+            <w:rFonts w:ascii="Cambria Math" w:hAnsi="Cambria Math"/>
+          </w:rPr>
+          <m:t>=0,62 mV.μ</m:t>
+        </m:r>
+        <m:sSup>
+          <m:sSupPr>
+            <m:ctrlPr>
+              <w:rPr>
+                <w:rFonts w:ascii="Cambria Math" w:hAnsi="Cambria Math"/>
+                <w:i/>
+              </w:rPr>
+            </m:ctrlPr>
+          </m:sSupPr>
+          <m:e>
+            <m:r>
+              <w:rPr>
+                <w:rFonts w:ascii="Cambria Math" w:hAnsi="Cambria Math"/>
+              </w:rPr>
+              <m:t>T</m:t>
+            </m:r>
+          </m:e>
+          <m:sup>
+            <m:r>
+              <w:rPr>
+                <w:rFonts w:ascii="Cambria Math" w:hAnsi="Cambria Math"/>
+              </w:rPr>
+              <m:t>-1</m:t>
+            </m:r>
+          </m:sup>
+        </m:sSup>
+      </m:oMath>
+      <w:r>
+        <w:t xml:space="preserve">. </w:t>
+      </w:r>
+      <w:r>
+        <w:t xml:space="preserve">(figure </w:t>
+      </w:r>
+      <w:r>
+        <w:t>12</w:t>
+      </w:r>
+      <w:r>
+        <w:t>)</w:t>
+      </w:r>
+      <w:r>
+        <w:t xml:space="preserve">. </w:t>
+      </w:r>
+      <w:r>
+        <w:t>Cette valeur reste tout de même élevé ce qui confirme l’hypothèse que l’architecture du micro utilisé est un montage parallèle.</w:t>
+      </w:r>
+    </w:p>
+    <w:p>
+      <w:pPr>
+        <w:spacing w:line="360" w:lineRule="auto"/>
+        <w:jc w:val="both"/>
+      </w:pPr>
+      <w:r>
+        <w:t xml:space="preserve">Cette atténuation peut être synthétisée par le taux de rejection de mode commun (CMRR). L'écart observé entre le CMRR théorique de </w:t>
+      </w:r>
+      <w:r>
+        <w:t>37</w:t>
+      </w:r>
+      <w:r>
+        <w:t xml:space="preserve"> dB et la valeur expérimentale de </w:t>
+      </w:r>
+      <w:r>
+        <w:t>7,6</w:t>
+      </w:r>
+      <w:r>
+        <w:t xml:space="preserve"> dB souligne les limites de l'annulation parfaite dans un système réel. Cette différence s'explique principalement par les asymétries de construction des bobinages</w:t>
+      </w:r>
+      <w:r>
+        <w:t>, l’architecture parallèle du Humbucker utilisé</w:t>
+      </w:r>
+      <w:r>
+        <w:t xml:space="preserve"> et les imperfections du montage, qui rompent l'équilibre nécessaire à l'annulation totale. Néanmoins, l'expérience valide la supériorité du montage Humbucker pour la préservation de la pureté du signal électrique face aux interférences magnétiques de basse fréquence.</w:t>
+      </w:r>
+    </w:p>
+    <w:p>
+      <w:pPr>
+        <w:spacing w:line="360" w:lineRule="auto"/>
+        <w:ind w:firstLine="0"/>
+        <w:jc w:val="both"/>
+      </w:pPr>
+    </w:p>
+    <w:p>
+      <w:pPr>
+        <w:spacing w:line="360" w:lineRule="auto"/>
+        <w:ind w:firstLine="0"/>
+        <w:jc w:val="center"/>
+      </w:pPr>
+      <w:r>
+        <w:rPr>
+          <w:noProof/>
+        </w:rPr>
+        <w:lastRenderedPageBreak/>
+        <w:drawing>
+          <wp:inline distT="0" distB="0" distL="0" distR="0" wp14:anchorId="008DBD6E" wp14:editId="050ACB02">
+            <wp:extent cx="3599998" cy="2999999"/>
+            <wp:effectExtent l="0" t="0" r="635" b="0"/>
+            <wp:docPr id="415768725" name="Picture 1"/>
+            <wp:cNvGraphicFramePr>
+              <a:graphicFrameLocks xmlns:a="http://schemas.openxmlformats.org/drawingml/2006/main" noChangeAspect="1"/>
+            </wp:cNvGraphicFramePr>
+            <a:graphic xmlns:a="http://schemas.openxmlformats.org/drawingml/2006/main">
+              <a:graphicData uri="http://schemas.openxmlformats.org/drawingml/2006/picture">
+                <pic:pic xmlns:pic="http://schemas.openxmlformats.org/drawingml/2006/picture">
+                  <pic:nvPicPr>
+                    <pic:cNvPr id="415768725" name="Picture 1"/>
+                    <pic:cNvPicPr/>
+                  </pic:nvPicPr>
+                  <pic:blipFill>
+                    <a:blip r:embed="rId25" cstate="print">
+                      <a:extLst>
+                        <a:ext uri="{28A0092B-C50C-407E-A947-70E740481C1C}">
+                          <a14:useLocalDpi xmlns:a14="http://schemas.microsoft.com/office/drawing/2010/main" val="0"/>
+                        </a:ext>
+                      </a:extLst>
+                    </a:blip>
+                    <a:stretch>
+                      <a:fillRect/>
+                    </a:stretch>
+                  </pic:blipFill>
+                  <pic:spPr>
+                    <a:xfrm>
+                      <a:off x="0" y="0"/>
+                      <a:ext cx="3599998" cy="2999999"/>
                     </a:xfrm>
                     <a:prstGeom prst="rect">
                       <a:avLst/>
@@ -10748,12 +10820,14 @@
               <w:spacing w:line="360" w:lineRule="auto"/>
               <w:jc w:val="both"/>
               <w:rPr>
+                <w:rFonts w:ascii="Cambria Math" w:hAnsi="Cambria Math"/>
                 <w:b/>
                 <w:bCs/>
               </w:rPr>
             </w:pPr>
             <w:r>
               <w:rPr>
+                <w:rFonts w:ascii="Cambria Math" w:hAnsi="Cambria Math"/>
                 <w:b/>
                 <w:bCs/>
               </w:rPr>
@@ -10859,6 +10933,9 @@
             <w:pPr>
               <w:spacing w:line="360" w:lineRule="auto"/>
               <w:jc w:val="both"/>
+              <w:rPr>
+                <w:rFonts w:ascii="Cambria Math" w:hAnsi="Cambria Math"/>
+              </w:rPr>
             </w:pPr>
             <m:oMathPara>
               <m:oMathParaPr>
@@ -11023,7 +11100,7 @@
               <w:spacing w:line="360" w:lineRule="auto"/>
               <w:jc w:val="both"/>
               <w:rPr>
-                <w:rFonts w:ascii="Times New Roman" w:eastAsia="SimSun" w:hAnsi="Times New Roman" w:cs="Times New Roman"/>
+                <w:rFonts w:ascii="Cambria Math" w:eastAsia="SimSun" w:hAnsi="Cambria Math" w:cs="Times New Roman"/>
               </w:rPr>
             </w:pPr>
             <m:oMathPara>
@@ -11115,12 +11192,12 @@
             <w:pPr>
               <w:spacing w:line="360" w:lineRule="auto"/>
               <w:rPr>
-                <w:rFonts w:ascii="Times New Roman" w:eastAsia="SimSun" w:hAnsi="Times New Roman" w:cs="Times New Roman"/>
+                <w:rFonts w:ascii="Cambria Math" w:eastAsia="SimSun" w:hAnsi="Cambria Math" w:cs="Times New Roman"/>
               </w:rPr>
             </w:pPr>
             <w:r>
               <w:rPr>
-                <w:rFonts w:ascii="Times New Roman" w:eastAsia="SimSun" w:hAnsi="Times New Roman" w:cs="Times New Roman"/>
+                <w:rFonts w:ascii="Cambria Math" w:eastAsia="SimSun" w:hAnsi="Cambria Math" w:cs="Times New Roman"/>
               </w:rPr>
               <w:t>-</w:t>
             </w:r>
@@ -11207,12 +11284,12 @@
             <w:pPr>
               <w:spacing w:line="360" w:lineRule="auto"/>
               <w:rPr>
-                <w:rFonts w:ascii="Times New Roman" w:eastAsia="SimSun" w:hAnsi="Times New Roman" w:cs="Times New Roman"/>
+                <w:rFonts w:ascii="Cambria Math" w:eastAsia="SimSun" w:hAnsi="Cambria Math" w:cs="Times New Roman"/>
               </w:rPr>
             </w:pPr>
             <w:r>
               <w:rPr>
-                <w:rFonts w:ascii="Times New Roman" w:eastAsia="SimSun" w:hAnsi="Times New Roman" w:cs="Times New Roman"/>
+                <w:rFonts w:ascii="Cambria Math" w:eastAsia="SimSun" w:hAnsi="Cambria Math" w:cs="Times New Roman"/>
               </w:rPr>
               <w:t>-</w:t>
             </w:r>
@@ -11325,12 +11402,12 @@
             <w:pPr>
               <w:spacing w:line="360" w:lineRule="auto"/>
               <w:rPr>
-                <w:rFonts w:ascii="Times New Roman" w:eastAsia="SimSun" w:hAnsi="Times New Roman" w:cs="Times New Roman"/>
+                <w:rFonts w:ascii="Cambria Math" w:eastAsia="SimSun" w:hAnsi="Cambria Math" w:cs="Times New Roman"/>
               </w:rPr>
             </w:pPr>
             <w:r>
               <w:rPr>
-                <w:rFonts w:ascii="Times New Roman" w:eastAsia="SimSun" w:hAnsi="Times New Roman" w:cs="Times New Roman"/>
+                <w:rFonts w:ascii="Cambria Math" w:eastAsia="SimSun" w:hAnsi="Cambria Math" w:cs="Times New Roman"/>
               </w:rPr>
               <w:t>-</w:t>
             </w:r>
@@ -11417,12 +11494,12 @@
             <w:pPr>
               <w:spacing w:line="360" w:lineRule="auto"/>
               <w:rPr>
-                <w:rFonts w:ascii="Times New Roman" w:eastAsia="SimSun" w:hAnsi="Times New Roman" w:cs="Times New Roman"/>
+                <w:rFonts w:ascii="Cambria Math" w:eastAsia="SimSun" w:hAnsi="Cambria Math" w:cs="Times New Roman"/>
               </w:rPr>
             </w:pPr>
             <w:r>
               <w:rPr>
-                <w:rFonts w:ascii="Times New Roman" w:eastAsia="SimSun" w:hAnsi="Times New Roman" w:cs="Times New Roman"/>
+                <w:rFonts w:ascii="Cambria Math" w:eastAsia="SimSun" w:hAnsi="Cambria Math" w:cs="Times New Roman"/>
               </w:rPr>
               <w:t>-</w:t>
             </w:r>
@@ -11536,6 +11613,9 @@
             <w:pPr>
               <w:spacing w:line="360" w:lineRule="auto"/>
               <w:jc w:val="both"/>
+              <w:rPr>
+                <w:rFonts w:ascii="Cambria Math" w:hAnsi="Cambria Math"/>
+              </w:rPr>
             </w:pPr>
             <m:oMathPara>
               <m:oMathParaPr>
@@ -11546,7 +11626,19 @@
                   <w:rPr>
                     <w:rFonts w:ascii="Cambria Math" w:hAnsi="Cambria Math"/>
                   </w:rPr>
-                  <m:t>5,3.</m:t>
+                  <m:t>5,</m:t>
+                </m:r>
+                <m:r>
+                  <w:rPr>
+                    <w:rFonts w:ascii="Cambria Math" w:hAnsi="Cambria Math"/>
+                  </w:rPr>
+                  <m:t>26</m:t>
+                </m:r>
+                <m:r>
+                  <w:rPr>
+                    <w:rFonts w:ascii="Cambria Math" w:hAnsi="Cambria Math"/>
+                  </w:rPr>
+                  <m:t>.</m:t>
                 </m:r>
                 <m:sSup>
                   <m:sSupPr>
@@ -11701,6 +11793,9 @@
             <w:pPr>
               <w:spacing w:line="360" w:lineRule="auto"/>
               <w:jc w:val="both"/>
+              <w:rPr>
+                <w:rFonts w:ascii="Cambria Math" w:hAnsi="Cambria Math"/>
+              </w:rPr>
             </w:pPr>
             <m:oMathPara>
               <m:oMathParaPr>
@@ -11711,7 +11806,13 @@
                   <w:rPr>
                     <w:rFonts w:ascii="Cambria Math" w:hAnsi="Cambria Math"/>
                   </w:rPr>
-                  <m:t>2,40</m:t>
+                  <m:t>2,4</m:t>
+                </m:r>
+                <m:r>
+                  <w:rPr>
+                    <w:rFonts w:ascii="Cambria Math" w:hAnsi="Cambria Math"/>
+                  </w:rPr>
+                  <m:t>3</m:t>
                 </m:r>
               </m:oMath>
             </m:oMathPara>
@@ -11809,6 +11910,9 @@
             <w:pPr>
               <w:spacing w:line="360" w:lineRule="auto"/>
               <w:jc w:val="both"/>
+              <w:rPr>
+                <w:rFonts w:ascii="Cambria Math" w:hAnsi="Cambria Math"/>
+              </w:rPr>
             </w:pPr>
             <m:oMathPara>
               <m:oMathParaPr>
@@ -11963,6 +12067,9 @@
             <w:pPr>
               <w:spacing w:line="360" w:lineRule="auto"/>
               <w:jc w:val="both"/>
+              <w:rPr>
+                <w:rFonts w:ascii="Cambria Math" w:hAnsi="Cambria Math"/>
+              </w:rPr>
             </w:pPr>
             <m:oMathPara>
               <m:oMathParaPr>
@@ -11973,7 +12080,19 @@
                   <w:rPr>
                     <w:rFonts w:ascii="Cambria Math" w:hAnsi="Cambria Math"/>
                   </w:rPr>
-                  <m:t>507.</m:t>
+                  <m:t>5</m:t>
+                </m:r>
+                <m:r>
+                  <w:rPr>
+                    <w:rFonts w:ascii="Cambria Math" w:hAnsi="Cambria Math"/>
+                  </w:rPr>
+                  <m:t>00</m:t>
+                </m:r>
+                <m:r>
+                  <w:rPr>
+                    <w:rFonts w:ascii="Cambria Math" w:hAnsi="Cambria Math"/>
+                  </w:rPr>
+                  <m:t>.</m:t>
                 </m:r>
                 <m:sSup>
                   <m:sSupPr>
@@ -12105,8 +12224,14 @@
           <w:p>
             <w:pPr>
               <w:spacing w:line="360" w:lineRule="auto"/>
+              <w:rPr>
+                <w:rFonts w:ascii="Cambria Math" w:hAnsi="Cambria Math"/>
+              </w:rPr>
             </w:pPr>
             <w:r>
+              <w:rPr>
+                <w:rFonts w:ascii="Cambria Math" w:hAnsi="Cambria Math"/>
+              </w:rPr>
               <w:t>-</w:t>
             </w:r>
           </w:p>
@@ -12226,6 +12351,9 @@
             <w:pPr>
               <w:spacing w:line="360" w:lineRule="auto"/>
               <w:jc w:val="both"/>
+              <w:rPr>
+                <w:rFonts w:ascii="Cambria Math" w:hAnsi="Cambria Math"/>
+              </w:rPr>
             </w:pPr>
             <m:oMathPara>
               <m:oMathParaPr>
@@ -12366,6 +12494,9 @@
             <w:pPr>
               <w:spacing w:line="360" w:lineRule="auto"/>
               <w:jc w:val="both"/>
+              <w:rPr>
+                <w:rFonts w:ascii="Cambria Math" w:hAnsi="Cambria Math"/>
+              </w:rPr>
             </w:pPr>
             <m:oMathPara>
               <m:oMathParaPr>
@@ -12376,7 +12507,13 @@
                   <w:rPr>
                     <w:rFonts w:ascii="Cambria Math" w:hAnsi="Cambria Math"/>
                   </w:rPr>
-                  <m:t>1,84</m:t>
+                  <m:t>1,</m:t>
+                </m:r>
+                <m:r>
+                  <w:rPr>
+                    <w:rFonts w:ascii="Cambria Math" w:hAnsi="Cambria Math"/>
+                  </w:rPr>
+                  <m:t>77</m:t>
                 </m:r>
               </m:oMath>
             </m:oMathPara>
@@ -12477,6 +12614,9 @@
             <w:pPr>
               <w:spacing w:line="360" w:lineRule="auto"/>
               <w:jc w:val="both"/>
+              <w:rPr>
+                <w:rFonts w:ascii="Cambria Math" w:hAnsi="Cambria Math"/>
+              </w:rPr>
             </w:pPr>
             <m:oMathPara>
               <m:oMathParaPr>
@@ -12634,6 +12774,9 @@
             <w:pPr>
               <w:spacing w:line="360" w:lineRule="auto"/>
               <w:jc w:val="both"/>
+              <w:rPr>
+                <w:rFonts w:ascii="Cambria Math" w:hAnsi="Cambria Math"/>
+              </w:rPr>
             </w:pPr>
             <m:oMathPara>
               <m:oMathParaPr>
@@ -12644,7 +12787,19 @@
                   <w:rPr>
                     <w:rFonts w:ascii="Cambria Math" w:hAnsi="Cambria Math"/>
                   </w:rPr>
-                  <m:t>346.</m:t>
+                  <m:t>3</m:t>
+                </m:r>
+                <m:r>
+                  <w:rPr>
+                    <w:rFonts w:ascii="Cambria Math" w:hAnsi="Cambria Math"/>
+                  </w:rPr>
+                  <m:t>51</m:t>
+                </m:r>
+                <m:r>
+                  <w:rPr>
+                    <w:rFonts w:ascii="Cambria Math" w:hAnsi="Cambria Math"/>
+                  </w:rPr>
+                  <m:t>.</m:t>
                 </m:r>
                 <m:sSup>
                   <m:sSupPr>
@@ -12789,12 +12944,14 @@
             <w:pPr>
               <w:spacing w:line="360" w:lineRule="auto"/>
               <w:rPr>
+                <w:rFonts w:ascii="Cambria Math" w:hAnsi="Cambria Math"/>
                 <w:sz w:val="22"/>
                 <w:szCs w:val="22"/>
               </w:rPr>
             </w:pPr>
             <w:r>
               <w:rPr>
+                <w:rFonts w:ascii="Cambria Math" w:hAnsi="Cambria Math"/>
                 <w:sz w:val="22"/>
                 <w:szCs w:val="22"/>
               </w:rPr>
@@ -12940,10 +13097,67 @@
           <w:p>
             <w:pPr>
               <w:spacing w:line="360" w:lineRule="auto"/>
+              <w:rPr>
+                <w:rFonts w:ascii="Cambria Math" w:hAnsi="Cambria Math"/>
+              </w:rPr>
             </w:pPr>
-            <w:r>
-              <w:t>?</w:t>
-            </w:r>
+            <m:oMathPara>
+              <m:oMathParaPr>
+                <m:jc m:val="left"/>
+              </m:oMathParaPr>
+              <m:oMath>
+                <m:r>
+                  <w:rPr>
+                    <w:rFonts w:ascii="Cambria Math" w:hAnsi="Cambria Math"/>
+                  </w:rPr>
+                  <m:t>15</m:t>
+                </m:r>
+                <m:r>
+                  <w:rPr>
+                    <w:rFonts w:ascii="Cambria Math" w:hAnsi="Cambria Math"/>
+                  </w:rPr>
+                  <m:t>,</m:t>
+                </m:r>
+                <m:r>
+                  <w:rPr>
+                    <w:rFonts w:ascii="Cambria Math" w:hAnsi="Cambria Math"/>
+                  </w:rPr>
+                  <m:t>10</m:t>
+                </m:r>
+                <m:r>
+                  <w:rPr>
+                    <w:rFonts w:ascii="Cambria Math" w:hAnsi="Cambria Math"/>
+                  </w:rPr>
+                  <m:t>.</m:t>
+                </m:r>
+                <m:sSup>
+                  <m:sSupPr>
+                    <m:ctrlPr>
+                      <w:rPr>
+                        <w:rFonts w:ascii="Cambria Math" w:hAnsi="Cambria Math"/>
+                        <w:i/>
+                      </w:rPr>
+                    </m:ctrlPr>
+                  </m:sSupPr>
+                  <m:e>
+                    <m:r>
+                      <w:rPr>
+                        <w:rFonts w:ascii="Cambria Math" w:hAnsi="Cambria Math"/>
+                      </w:rPr>
+                      <m:t>10</m:t>
+                    </m:r>
+                  </m:e>
+                  <m:sup>
+                    <m:r>
+                      <w:rPr>
+                        <w:rFonts w:ascii="Cambria Math" w:hAnsi="Cambria Math"/>
+                      </w:rPr>
+                      <m:t>3</m:t>
+                    </m:r>
+                  </m:sup>
+                </m:sSup>
+              </m:oMath>
+            </m:oMathPara>
           </w:p>
         </w:tc>
         <w:tc>
@@ -13047,9 +13261,15 @@
             <w:pPr>
               <w:spacing w:line="360" w:lineRule="auto"/>
               <w:jc w:val="both"/>
+              <w:rPr>
+                <w:rFonts w:ascii="Cambria Math" w:hAnsi="Cambria Math"/>
+              </w:rPr>
             </w:pPr>
             <w:r>
-              <w:t>?</w:t>
+              <w:rPr>
+                <w:rFonts w:ascii="Cambria Math" w:hAnsi="Cambria Math"/>
+              </w:rPr>
+              <w:t>4,71</w:t>
             </w:r>
           </w:p>
         </w:tc>
@@ -13147,17 +13367,52 @@
           <w:p>
             <w:pPr>
               <w:spacing w:line="360" w:lineRule="auto"/>
-              <w:jc w:val="both"/>
-              <w:rPr>
-                <w:rFonts w:ascii="Times New Roman" w:eastAsia="SimSun" w:hAnsi="Times New Roman" w:cs="Times New Roman"/>
+              <w:rPr>
+                <w:rFonts w:ascii="Cambria Math" w:eastAsia="SimSun" w:hAnsi="Cambria Math" w:cs="Times New Roman"/>
               </w:rPr>
             </w:pPr>
-            <w:r>
-              <w:rPr>
-                <w:rFonts w:ascii="Times New Roman" w:eastAsia="SimSun" w:hAnsi="Times New Roman" w:cs="Times New Roman"/>
-              </w:rPr>
-              <w:t>?</w:t>
-            </w:r>
+            <m:oMathPara>
+              <m:oMath>
+                <m:r>
+                  <w:rPr>
+                    <w:rFonts w:ascii="Cambria Math" w:hAnsi="Cambria Math"/>
+                  </w:rPr>
+                  <m:t>11</m:t>
+                </m:r>
+                <m:r>
+                  <w:rPr>
+                    <w:rFonts w:ascii="Cambria Math" w:hAnsi="Cambria Math"/>
+                  </w:rPr>
+                  <m:t>0.</m:t>
+                </m:r>
+                <m:sSup>
+                  <m:sSupPr>
+                    <m:ctrlPr>
+                      <w:rPr>
+                        <w:rFonts w:ascii="Cambria Math" w:hAnsi="Cambria Math"/>
+                        <w:i/>
+                      </w:rPr>
+                    </m:ctrlPr>
+                  </m:sSupPr>
+                  <m:e>
+                    <m:r>
+                      <w:rPr>
+                        <w:rFonts w:ascii="Cambria Math" w:hAnsi="Cambria Math"/>
+                      </w:rPr>
+                      <m:t>10</m:t>
+                    </m:r>
+                  </m:e>
+                  <m:sup>
+                    <m:r>
+                      <w:rPr>
+                        <w:rFonts w:ascii="Cambria Math" w:hAnsi="Cambria Math"/>
+                      </w:rPr>
+                      <m:t>-12</m:t>
+                    </m:r>
+                  </m:sup>
+                </m:sSup>
+              </m:oMath>
+            </m:oMathPara>
           </w:p>
         </w:tc>
         <w:tc>
@@ -13279,15 +13534,57 @@
               <w:spacing w:line="360" w:lineRule="auto"/>
               <w:jc w:val="both"/>
               <w:rPr>
-                <w:rFonts w:ascii="Times New Roman" w:eastAsia="SimSun" w:hAnsi="Times New Roman" w:cs="Times New Roman"/>
+                <w:rFonts w:ascii="Cambria Math" w:eastAsia="SimSun" w:hAnsi="Cambria Math" w:cs="Times New Roman"/>
               </w:rPr>
             </w:pPr>
-            <w:r>
-              <w:rPr>
-                <w:rFonts w:ascii="Times New Roman" w:eastAsia="SimSun" w:hAnsi="Times New Roman" w:cs="Times New Roman"/>
-              </w:rPr>
-              <w:t>?</w:t>
-            </w:r>
+            <m:oMathPara>
+              <m:oMath>
+                <m:r>
+                  <w:rPr>
+                    <w:rFonts w:ascii="Cambria Math" w:hAnsi="Cambria Math"/>
+                  </w:rPr>
+                  <m:t>1</m:t>
+                </m:r>
+                <m:r>
+                  <w:rPr>
+                    <w:rFonts w:ascii="Cambria Math" w:hAnsi="Cambria Math"/>
+                  </w:rPr>
+                  <m:t>,07</m:t>
+                </m:r>
+                <m:r>
+                  <w:rPr>
+                    <w:rFonts w:ascii="Cambria Math" w:hAnsi="Cambria Math"/>
+                  </w:rPr>
+                  <m:t>.</m:t>
+                </m:r>
+                <m:sSup>
+                  <m:sSupPr>
+                    <m:ctrlPr>
+                      <w:rPr>
+                        <w:rFonts w:ascii="Cambria Math" w:hAnsi="Cambria Math"/>
+                        <w:i/>
+                      </w:rPr>
+                    </m:ctrlPr>
+                  </m:sSupPr>
+                  <m:e>
+                    <m:r>
+                      <w:rPr>
+                        <w:rFonts w:ascii="Cambria Math" w:hAnsi="Cambria Math"/>
+                      </w:rPr>
+                      <m:t>10</m:t>
+                    </m:r>
+                  </m:e>
+                  <m:sup>
+                    <m:r>
+                      <w:rPr>
+                        <w:rFonts w:ascii="Cambria Math" w:hAnsi="Cambria Math"/>
+                      </w:rPr>
+                      <m:t>6</m:t>
+                    </m:r>
+                  </m:sup>
+                </m:sSup>
+              </m:oMath>
+            </m:oMathPara>
           </w:p>
         </w:tc>
         <w:tc>
@@ -13398,12 +13695,12 @@
               <w:spacing w:line="360" w:lineRule="auto"/>
               <w:jc w:val="both"/>
               <w:rPr>
-                <w:rFonts w:ascii="Times New Roman" w:eastAsia="SimSun" w:hAnsi="Times New Roman" w:cs="Times New Roman"/>
+                <w:rFonts w:ascii="Cambria Math" w:eastAsia="SimSun" w:hAnsi="Cambria Math" w:cs="Times New Roman"/>
               </w:rPr>
             </w:pPr>
             <w:r>
               <w:rPr>
-                <w:rFonts w:ascii="Times New Roman" w:eastAsia="SimSun" w:hAnsi="Times New Roman" w:cs="Times New Roman"/>
+                <w:rFonts w:ascii="Cambria Math" w:eastAsia="SimSun" w:hAnsi="Cambria Math" w:cs="Times New Roman"/>
               </w:rPr>
               <w:t>-</w:t>
             </w:r>
@@ -13491,12 +13788,12 @@
               <w:spacing w:line="360" w:lineRule="auto"/>
               <w:jc w:val="both"/>
               <w:rPr>
-                <w:rFonts w:ascii="Times New Roman" w:eastAsia="SimSun" w:hAnsi="Times New Roman" w:cs="Times New Roman"/>
+                <w:rFonts w:ascii="Cambria Math" w:eastAsia="SimSun" w:hAnsi="Cambria Math" w:cs="Times New Roman"/>
               </w:rPr>
             </w:pPr>
             <w:r>
               <w:rPr>
-                <w:rFonts w:ascii="Times New Roman" w:eastAsia="SimSun" w:hAnsi="Times New Roman" w:cs="Times New Roman"/>
+                <w:rFonts w:ascii="Cambria Math" w:eastAsia="SimSun" w:hAnsi="Cambria Math" w:cs="Times New Roman"/>
               </w:rPr>
               <w:t>-</w:t>
             </w:r>
@@ -13601,12 +13898,12 @@
               <w:spacing w:line="360" w:lineRule="auto"/>
               <w:jc w:val="both"/>
               <w:rPr>
-                <w:rFonts w:ascii="Times New Roman" w:eastAsia="SimSun" w:hAnsi="Times New Roman" w:cs="Times New Roman"/>
+                <w:rFonts w:ascii="Cambria Math" w:eastAsia="SimSun" w:hAnsi="Cambria Math" w:cs="Times New Roman"/>
               </w:rPr>
             </w:pPr>
             <w:r>
               <w:rPr>
-                <w:rFonts w:ascii="Times New Roman" w:eastAsia="SimSun" w:hAnsi="Times New Roman" w:cs="Times New Roman"/>
+                <w:rFonts w:ascii="Cambria Math" w:eastAsia="SimSun" w:hAnsi="Cambria Math" w:cs="Times New Roman"/>
               </w:rPr>
               <w:t>0,004</w:t>
             </w:r>
@@ -13691,12 +13988,12 @@
               <w:spacing w:line="360" w:lineRule="auto"/>
               <w:jc w:val="both"/>
               <w:rPr>
-                <w:rFonts w:ascii="Times New Roman" w:eastAsia="SimSun" w:hAnsi="Times New Roman" w:cs="Times New Roman"/>
+                <w:rFonts w:ascii="Cambria Math" w:eastAsia="SimSun" w:hAnsi="Cambria Math" w:cs="Times New Roman"/>
               </w:rPr>
             </w:pPr>
             <w:r>
               <w:rPr>
-                <w:rFonts w:ascii="Times New Roman" w:eastAsia="SimSun" w:hAnsi="Times New Roman" w:cs="Times New Roman"/>
+                <w:rFonts w:ascii="Cambria Math" w:eastAsia="SimSun" w:hAnsi="Cambria Math" w:cs="Times New Roman"/>
               </w:rPr>
               <w:t>0,85</w:t>
             </w:r>
@@ -13801,14 +14098,20 @@
               <w:spacing w:line="360" w:lineRule="auto"/>
               <w:jc w:val="both"/>
               <w:rPr>
-                <w:rFonts w:ascii="Times New Roman" w:eastAsia="SimSun" w:hAnsi="Times New Roman" w:cs="Times New Roman"/>
+                <w:rFonts w:ascii="Cambria Math" w:eastAsia="SimSun" w:hAnsi="Cambria Math" w:cs="Times New Roman"/>
               </w:rPr>
             </w:pPr>
             <w:r>
               <w:rPr>
-                <w:rFonts w:ascii="Times New Roman" w:eastAsia="SimSun" w:hAnsi="Times New Roman" w:cs="Times New Roman"/>
-              </w:rPr>
-              <w:t>0,18</w:t>
+                <w:rFonts w:ascii="Cambria Math" w:eastAsia="SimSun" w:hAnsi="Cambria Math" w:cs="Times New Roman"/>
+              </w:rPr>
+              <w:t>0,</w:t>
+            </w:r>
+            <w:r>
+              <w:rPr>
+                <w:rFonts w:ascii="Cambria Math" w:eastAsia="SimSun" w:hAnsi="Cambria Math" w:cs="Times New Roman"/>
+              </w:rPr>
+              <w:t>300</w:t>
             </w:r>
           </w:p>
         </w:tc>
@@ -13910,14 +14213,20 @@
               <w:spacing w:line="360" w:lineRule="auto"/>
               <w:jc w:val="both"/>
               <w:rPr>
-                <w:rFonts w:ascii="Times New Roman" w:eastAsia="SimSun" w:hAnsi="Times New Roman" w:cs="Times New Roman"/>
+                <w:rFonts w:ascii="Cambria Math" w:eastAsia="SimSun" w:hAnsi="Cambria Math" w:cs="Times New Roman"/>
               </w:rPr>
             </w:pPr>
             <w:r>
               <w:rPr>
-                <w:rFonts w:ascii="Times New Roman" w:eastAsia="SimSun" w:hAnsi="Times New Roman" w:cs="Times New Roman"/>
-              </w:rPr>
-              <w:t>0,002</w:t>
+                <w:rFonts w:ascii="Cambria Math" w:eastAsia="SimSun" w:hAnsi="Cambria Math" w:cs="Times New Roman"/>
+              </w:rPr>
+              <w:t>0,00</w:t>
+            </w:r>
+            <w:r>
+              <w:rPr>
+                <w:rFonts w:ascii="Cambria Math" w:eastAsia="SimSun" w:hAnsi="Cambria Math" w:cs="Times New Roman"/>
+              </w:rPr>
+              <w:t>1</w:t>
             </w:r>
           </w:p>
         </w:tc>
@@ -14019,12 +14328,12 @@
               <w:spacing w:line="360" w:lineRule="auto"/>
               <w:jc w:val="both"/>
               <w:rPr>
-                <w:rFonts w:ascii="Times New Roman" w:eastAsia="SimSun" w:hAnsi="Times New Roman" w:cs="Times New Roman"/>
+                <w:rFonts w:ascii="Cambria Math" w:eastAsia="SimSun" w:hAnsi="Cambria Math" w:cs="Times New Roman"/>
               </w:rPr>
             </w:pPr>
             <w:r>
               <w:rPr>
-                <w:rFonts w:ascii="Times New Roman" w:eastAsia="SimSun" w:hAnsi="Times New Roman" w:cs="Times New Roman"/>
+                <w:rFonts w:ascii="Cambria Math" w:eastAsia="SimSun" w:hAnsi="Cambria Math" w:cs="Times New Roman"/>
               </w:rPr>
               <w:t>-</w:t>
             </w:r>
@@ -14116,14 +14425,14 @@
               <w:spacing w:line="360" w:lineRule="auto"/>
               <w:jc w:val="both"/>
               <w:rPr>
-                <w:rFonts w:ascii="Times New Roman" w:eastAsia="SimSun" w:hAnsi="Times New Roman" w:cs="Times New Roman"/>
+                <w:rFonts w:ascii="Cambria Math" w:eastAsia="SimSun" w:hAnsi="Cambria Math" w:cs="Times New Roman"/>
               </w:rPr>
             </w:pPr>
             <w:r>
               <w:rPr>
-                <w:rFonts w:ascii="Times New Roman" w:eastAsia="SimSun" w:hAnsi="Times New Roman" w:cs="Times New Roman"/>
-              </w:rPr>
-              <w:t>78</w:t>
+                <w:rFonts w:ascii="Cambria Math" w:eastAsia="SimSun" w:hAnsi="Cambria Math" w:cs="Times New Roman"/>
+              </w:rPr>
+              <w:t>80</w:t>
             </w:r>
           </w:p>
         </w:tc>
@@ -14205,12 +14514,12 @@
               <w:spacing w:line="360" w:lineRule="auto"/>
               <w:jc w:val="both"/>
               <w:rPr>
-                <w:rFonts w:ascii="Times New Roman" w:eastAsia="SimSun" w:hAnsi="Times New Roman" w:cs="Times New Roman"/>
+                <w:rFonts w:ascii="Cambria Math" w:eastAsia="SimSun" w:hAnsi="Cambria Math" w:cs="Times New Roman"/>
               </w:rPr>
             </w:pPr>
             <w:r>
               <w:rPr>
-                <w:rFonts w:ascii="Times New Roman" w:eastAsia="SimSun" w:hAnsi="Times New Roman" w:cs="Times New Roman"/>
+                <w:rFonts w:ascii="Cambria Math" w:eastAsia="SimSun" w:hAnsi="Cambria Math" w:cs="Times New Roman"/>
               </w:rPr>
               <w:t>-</w:t>
             </w:r>
@@ -14324,12 +14633,12 @@
               <w:spacing w:line="360" w:lineRule="auto"/>
               <w:jc w:val="both"/>
               <w:rPr>
-                <w:rFonts w:ascii="Times New Roman" w:eastAsia="SimSun" w:hAnsi="Times New Roman" w:cs="Times New Roman"/>
+                <w:rFonts w:ascii="Cambria Math" w:eastAsia="SimSun" w:hAnsi="Cambria Math" w:cs="Times New Roman"/>
               </w:rPr>
             </w:pPr>
             <w:r>
               <w:rPr>
-                <w:rFonts w:ascii="Times New Roman" w:eastAsia="SimSun" w:hAnsi="Times New Roman" w:cs="Times New Roman"/>
+                <w:rFonts w:ascii="Cambria Math" w:eastAsia="SimSun" w:hAnsi="Cambria Math" w:cs="Times New Roman"/>
               </w:rPr>
               <w:t>-</w:t>
             </w:r>
@@ -14413,12 +14722,12 @@
               <w:spacing w:line="360" w:lineRule="auto"/>
               <w:jc w:val="both"/>
               <w:rPr>
-                <w:rFonts w:ascii="Times New Roman" w:eastAsia="SimSun" w:hAnsi="Times New Roman" w:cs="Times New Roman"/>
+                <w:rFonts w:ascii="Cambria Math" w:eastAsia="SimSun" w:hAnsi="Cambria Math" w:cs="Times New Roman"/>
               </w:rPr>
             </w:pPr>
             <w:r>
               <w:rPr>
-                <w:rFonts w:ascii="Times New Roman" w:eastAsia="SimSun" w:hAnsi="Times New Roman" w:cs="Times New Roman"/>
+                <w:rFonts w:ascii="Cambria Math" w:eastAsia="SimSun" w:hAnsi="Cambria Math" w:cs="Times New Roman"/>
               </w:rPr>
               <w:t>100</w:t>
             </w:r>
@@ -14494,7 +14803,7 @@
               <w:spacing w:line="360" w:lineRule="auto"/>
               <w:jc w:val="both"/>
               <w:rPr>
-                <w:rFonts w:ascii="Times New Roman" w:eastAsia="SimSun" w:hAnsi="Times New Roman" w:cs="Times New Roman"/>
+                <w:rFonts w:ascii="Cambria Math" w:eastAsia="SimSun" w:hAnsi="Cambria Math" w:cs="Times New Roman"/>
               </w:rPr>
             </w:pPr>
             <m:oMathPara>
@@ -14662,12 +14971,12 @@
               <w:spacing w:line="360" w:lineRule="auto"/>
               <w:jc w:val="both"/>
               <w:rPr>
-                <w:rFonts w:ascii="Times New Roman" w:eastAsia="SimSun" w:hAnsi="Times New Roman" w:cs="Times New Roman"/>
+                <w:rFonts w:ascii="Cambria Math" w:eastAsia="SimSun" w:hAnsi="Cambria Math" w:cs="Times New Roman"/>
               </w:rPr>
             </w:pPr>
             <w:r>
               <w:rPr>
-                <w:rFonts w:ascii="Times New Roman" w:eastAsia="SimSun" w:hAnsi="Times New Roman" w:cs="Times New Roman"/>
+                <w:rFonts w:ascii="Cambria Math" w:eastAsia="SimSun" w:hAnsi="Cambria Math" w:cs="Times New Roman"/>
               </w:rPr>
               <w:t>-</w:t>
             </w:r>
@@ -14777,12 +15086,12 @@
               <w:spacing w:line="360" w:lineRule="auto"/>
               <w:jc w:val="both"/>
               <w:rPr>
-                <w:rFonts w:ascii="Times New Roman" w:eastAsia="SimSun" w:hAnsi="Times New Roman" w:cs="Times New Roman"/>
+                <w:rFonts w:ascii="Cambria Math" w:eastAsia="SimSun" w:hAnsi="Cambria Math" w:cs="Times New Roman"/>
               </w:rPr>
             </w:pPr>
             <w:r>
               <w:rPr>
-                <w:rFonts w:ascii="Times New Roman" w:eastAsia="SimSun" w:hAnsi="Times New Roman" w:cs="Times New Roman"/>
+                <w:rFonts w:ascii="Cambria Math" w:eastAsia="SimSun" w:hAnsi="Cambria Math" w:cs="Times New Roman"/>
               </w:rPr>
               <w:t>-</w:t>
             </w:r>
@@ -14824,10 +15133,7 @@
               <w:spacing w:line="360" w:lineRule="auto"/>
             </w:pPr>
             <w:r>
-              <w:t xml:space="preserve">Champ magnétique </w:t>
-            </w:r>
-            <w:r>
-              <w:t>induit par le moment dipolaire</w:t>
+              <w:t>Champ magnétique induit par le moment dipolaire</w:t>
             </w:r>
           </w:p>
         </w:tc>
@@ -14889,12 +15195,12 @@
               <w:spacing w:line="360" w:lineRule="auto"/>
               <w:jc w:val="both"/>
               <w:rPr>
-                <w:rFonts w:ascii="Times New Roman" w:eastAsia="SimSun" w:hAnsi="Times New Roman" w:cs="Times New Roman"/>
+                <w:rFonts w:ascii="Cambria Math" w:eastAsia="SimSun" w:hAnsi="Cambria Math" w:cs="Times New Roman"/>
               </w:rPr>
             </w:pPr>
             <w:r>
               <w:rPr>
-                <w:rFonts w:ascii="Times New Roman" w:eastAsia="SimSun" w:hAnsi="Times New Roman" w:cs="Times New Roman"/>
+                <w:rFonts w:ascii="Cambria Math" w:eastAsia="SimSun" w:hAnsi="Cambria Math" w:cs="Times New Roman"/>
               </w:rPr>
               <w:t>0,105</w:t>
             </w:r>
@@ -15068,16 +15374,17 @@
           <w:p>
             <w:pPr>
               <w:spacing w:line="360" w:lineRule="auto"/>
-              <w:jc w:val="both"/>
-              <w:rPr>
-                <w:rFonts w:ascii="Times New Roman" w:eastAsia="SimSun" w:hAnsi="Times New Roman" w:cs="Times New Roman"/>
+              <w:rPr>
+                <w:rFonts w:ascii="Cambria Math" w:eastAsia="SimSun" w:hAnsi="Cambria Math" w:cs="Times New Roman"/>
               </w:rPr>
             </w:pPr>
             <w:r>
               <w:rPr>
-                <w:rFonts w:ascii="Times New Roman" w:eastAsia="SimSun" w:hAnsi="Times New Roman" w:cs="Times New Roman"/>
-              </w:rPr>
-              <w:t>0,14 – 0,16</w:t>
+                <w:rFonts w:ascii="Cambria Math" w:eastAsia="SimSun" w:hAnsi="Cambria Math" w:cs="Times New Roman"/>
+                <w:sz w:val="18"/>
+                <w:szCs w:val="18"/>
+              </w:rPr>
+              <w:t>0,147 – 0,165</w:t>
             </w:r>
           </w:p>
         </w:tc>
@@ -15251,14 +15558,40 @@
               <w:spacing w:line="360" w:lineRule="auto"/>
               <w:jc w:val="both"/>
               <w:rPr>
-                <w:rFonts w:ascii="Times New Roman" w:eastAsia="SimSun" w:hAnsi="Times New Roman" w:cs="Times New Roman"/>
+                <w:rFonts w:ascii="Cambria Math" w:eastAsia="SimSun" w:hAnsi="Cambria Math" w:cs="Times New Roman"/>
               </w:rPr>
             </w:pPr>
             <w:r>
               <w:rPr>
-                <w:rFonts w:ascii="Times New Roman" w:eastAsia="SimSun" w:hAnsi="Times New Roman" w:cs="Times New Roman"/>
-              </w:rPr>
-              <w:t>?</w:t>
+                <w:rFonts w:ascii="Cambria Math" w:eastAsia="SimSun" w:hAnsi="Cambria Math" w:cs="Times New Roman"/>
+                <w:sz w:val="18"/>
+                <w:szCs w:val="18"/>
+              </w:rPr>
+              <w:t>0,</w:t>
+            </w:r>
+            <w:r>
+              <w:rPr>
+                <w:rFonts w:ascii="Cambria Math" w:eastAsia="SimSun" w:hAnsi="Cambria Math" w:cs="Times New Roman"/>
+                <w:sz w:val="18"/>
+                <w:szCs w:val="18"/>
+              </w:rPr>
+              <w:t>202</w:t>
+            </w:r>
+            <w:r>
+              <w:rPr>
+                <w:rFonts w:ascii="Cambria Math" w:eastAsia="SimSun" w:hAnsi="Cambria Math" w:cs="Times New Roman"/>
+                <w:sz w:val="18"/>
+                <w:szCs w:val="18"/>
+              </w:rPr>
+              <w:t xml:space="preserve"> – 0,</w:t>
+            </w:r>
+            <w:r>
+              <w:rPr>
+                <w:rFonts w:ascii="Cambria Math" w:eastAsia="SimSun" w:hAnsi="Cambria Math" w:cs="Times New Roman"/>
+                <w:sz w:val="18"/>
+                <w:szCs w:val="18"/>
+              </w:rPr>
+              <w:t>220</w:t>
             </w:r>
           </w:p>
         </w:tc>
@@ -15343,14 +15676,20 @@
               <w:spacing w:line="360" w:lineRule="auto"/>
               <w:jc w:val="both"/>
               <w:rPr>
-                <w:rFonts w:ascii="Times New Roman" w:eastAsia="SimSun" w:hAnsi="Times New Roman" w:cs="Times New Roman"/>
+                <w:rFonts w:ascii="Cambria Math" w:eastAsia="SimSun" w:hAnsi="Cambria Math" w:cs="Times New Roman"/>
               </w:rPr>
             </w:pPr>
             <w:r>
               <w:rPr>
-                <w:rFonts w:ascii="Times New Roman" w:eastAsia="SimSun" w:hAnsi="Times New Roman" w:cs="Times New Roman"/>
-              </w:rPr>
-              <w:t>0,02</w:t>
+                <w:rFonts w:ascii="Cambria Math" w:eastAsia="SimSun" w:hAnsi="Cambria Math" w:cs="Times New Roman"/>
+              </w:rPr>
+              <w:t>0,0</w:t>
+            </w:r>
+            <w:r>
+              <w:rPr>
+                <w:rFonts w:ascii="Cambria Math" w:eastAsia="SimSun" w:hAnsi="Cambria Math" w:cs="Times New Roman"/>
+              </w:rPr>
+              <w:t>18</w:t>
             </w:r>
           </w:p>
         </w:tc>
@@ -15452,7 +15791,7 @@
               <w:spacing w:line="360" w:lineRule="auto"/>
               <w:jc w:val="both"/>
               <w:rPr>
-                <w:rFonts w:ascii="Times New Roman" w:eastAsia="SimSun" w:hAnsi="Times New Roman" w:cs="Times New Roman"/>
+                <w:rFonts w:ascii="Cambria Math" w:eastAsia="SimSun" w:hAnsi="Cambria Math" w:cs="Times New Roman"/>
               </w:rPr>
             </w:pPr>
             <m:oMathPara>
@@ -15507,10 +15846,7 @@
               <w:jc w:val="both"/>
             </w:pPr>
             <w:r>
-              <w:t xml:space="preserve">Fréquence du champ magnétique </w:t>
-            </w:r>
-            <w:r>
-              <w:t>parasite</w:t>
+              <w:t>Fréquence du champ magnétique parasite</w:t>
             </w:r>
           </w:p>
         </w:tc>
@@ -15571,12 +15907,12 @@
             <w:pPr>
               <w:spacing w:line="360" w:lineRule="auto"/>
               <w:rPr>
-                <w:rFonts w:ascii="Times New Roman" w:eastAsia="SimSun" w:hAnsi="Times New Roman" w:cs="Times New Roman"/>
+                <w:rFonts w:ascii="Cambria Math" w:eastAsia="SimSun" w:hAnsi="Cambria Math" w:cs="Times New Roman"/>
               </w:rPr>
             </w:pPr>
             <w:r>
               <w:rPr>
-                <w:rFonts w:ascii="Times New Roman" w:eastAsia="SimSun" w:hAnsi="Times New Roman" w:cs="Times New Roman"/>
+                <w:rFonts w:ascii="Cambria Math" w:eastAsia="SimSun" w:hAnsi="Cambria Math" w:cs="Times New Roman"/>
               </w:rPr>
               <w:t>-</w:t>
             </w:r>
@@ -15619,10 +15955,7 @@
               <w:jc w:val="both"/>
             </w:pPr>
             <w:r>
-              <w:t xml:space="preserve">Amplitude du champ magnétique </w:t>
-            </w:r>
-            <w:r>
-              <w:t>parasite</w:t>
+              <w:t>Amplitude du champ magnétique parasite</w:t>
             </w:r>
           </w:p>
         </w:tc>
@@ -15663,12 +15996,12 @@
             <w:pPr>
               <w:spacing w:line="360" w:lineRule="auto"/>
               <w:rPr>
-                <w:rFonts w:ascii="Times New Roman" w:eastAsia="SimSun" w:hAnsi="Times New Roman" w:cs="Times New Roman"/>
+                <w:rFonts w:ascii="Cambria Math" w:eastAsia="SimSun" w:hAnsi="Cambria Math" w:cs="Times New Roman"/>
               </w:rPr>
             </w:pPr>
             <w:r>
               <w:rPr>
-                <w:rFonts w:ascii="Times New Roman" w:eastAsia="SimSun" w:hAnsi="Times New Roman" w:cs="Times New Roman"/>
+                <w:rFonts w:ascii="Cambria Math" w:eastAsia="SimSun" w:hAnsi="Cambria Math" w:cs="Times New Roman"/>
               </w:rPr>
               <w:t>2</w:t>
             </w:r>
@@ -15731,10 +16064,7 @@
               <w:jc w:val="both"/>
             </w:pPr>
             <w:r>
-              <w:t xml:space="preserve">Gradient du champ magnétique </w:t>
-            </w:r>
-            <w:r>
-              <w:t>parasite</w:t>
+              <w:t>Gradient du champ magnétique parasite</w:t>
             </w:r>
           </w:p>
         </w:tc>
@@ -15795,12 +16125,12 @@
             <w:pPr>
               <w:spacing w:line="360" w:lineRule="auto"/>
               <w:rPr>
-                <w:rFonts w:ascii="Times New Roman" w:eastAsia="SimSun" w:hAnsi="Times New Roman" w:cs="Times New Roman"/>
+                <w:rFonts w:ascii="Cambria Math" w:eastAsia="SimSun" w:hAnsi="Cambria Math" w:cs="Times New Roman"/>
               </w:rPr>
             </w:pPr>
             <w:r>
               <w:rPr>
-                <w:rFonts w:ascii="Times New Roman" w:eastAsia="SimSun" w:hAnsi="Times New Roman" w:cs="Times New Roman"/>
+                <w:rFonts w:ascii="Cambria Math" w:eastAsia="SimSun" w:hAnsi="Cambria Math" w:cs="Times New Roman"/>
               </w:rPr>
               <w:t>1,46</w:t>
             </w:r>
@@ -15930,12 +16260,12 @@
             <w:pPr>
               <w:spacing w:line="360" w:lineRule="auto"/>
               <w:rPr>
-                <w:rFonts w:ascii="Times New Roman" w:eastAsia="SimSun" w:hAnsi="Times New Roman" w:cs="Times New Roman"/>
+                <w:rFonts w:ascii="Cambria Math" w:eastAsia="SimSun" w:hAnsi="Cambria Math" w:cs="Times New Roman"/>
               </w:rPr>
             </w:pPr>
             <w:r>
               <w:rPr>
-                <w:rFonts w:ascii="Times New Roman" w:eastAsia="SimSun" w:hAnsi="Times New Roman" w:cs="Times New Roman"/>
+                <w:rFonts w:ascii="Cambria Math" w:eastAsia="SimSun" w:hAnsi="Cambria Math" w:cs="Times New Roman"/>
               </w:rPr>
               <w:t>0,02</w:t>
             </w:r>
@@ -16065,12 +16395,12 @@
             <w:pPr>
               <w:spacing w:line="360" w:lineRule="auto"/>
               <w:rPr>
-                <w:rFonts w:ascii="Times New Roman" w:eastAsia="SimSun" w:hAnsi="Times New Roman" w:cs="Times New Roman"/>
+                <w:rFonts w:ascii="Cambria Math" w:eastAsia="SimSun" w:hAnsi="Cambria Math" w:cs="Times New Roman"/>
               </w:rPr>
             </w:pPr>
             <w:r>
               <w:rPr>
-                <w:rFonts w:ascii="Times New Roman" w:eastAsia="SimSun" w:hAnsi="Times New Roman" w:cs="Times New Roman"/>
+                <w:rFonts w:ascii="Cambria Math" w:eastAsia="SimSun" w:hAnsi="Cambria Math" w:cs="Times New Roman"/>
               </w:rPr>
               <w:t>?</w:t>
             </w:r>
@@ -16200,12 +16530,12 @@
             <w:pPr>
               <w:spacing w:line="360" w:lineRule="auto"/>
               <w:rPr>
-                <w:rFonts w:ascii="Times New Roman" w:eastAsia="SimSun" w:hAnsi="Times New Roman" w:cs="Times New Roman"/>
+                <w:rFonts w:ascii="Cambria Math" w:eastAsia="SimSun" w:hAnsi="Cambria Math" w:cs="Times New Roman"/>
               </w:rPr>
             </w:pPr>
             <w:r>
               <w:rPr>
-                <w:rFonts w:ascii="Times New Roman" w:eastAsia="SimSun" w:hAnsi="Times New Roman" w:cs="Times New Roman"/>
+                <w:rFonts w:ascii="Cambria Math" w:eastAsia="SimSun" w:hAnsi="Cambria Math" w:cs="Times New Roman"/>
               </w:rPr>
               <w:t>1,48</w:t>
             </w:r>
@@ -16335,12 +16665,12 @@
             <w:pPr>
               <w:spacing w:line="360" w:lineRule="auto"/>
               <w:rPr>
-                <w:rFonts w:ascii="Times New Roman" w:eastAsia="SimSun" w:hAnsi="Times New Roman" w:cs="Times New Roman"/>
+                <w:rFonts w:ascii="Cambria Math" w:eastAsia="SimSun" w:hAnsi="Cambria Math" w:cs="Times New Roman"/>
               </w:rPr>
             </w:pPr>
             <w:r>
               <w:rPr>
-                <w:rFonts w:ascii="Times New Roman" w:eastAsia="SimSun" w:hAnsi="Times New Roman" w:cs="Times New Roman"/>
+                <w:rFonts w:ascii="Cambria Math" w:eastAsia="SimSun" w:hAnsi="Cambria Math" w:cs="Times New Roman"/>
               </w:rPr>
               <w:t>0,62</w:t>
             </w:r>
@@ -16409,16 +16739,7 @@
               <w:jc w:val="both"/>
             </w:pPr>
             <w:r>
-              <w:t>Sensibilité</w:t>
-            </w:r>
-            <w:r>
-              <w:t xml:space="preserve"> expérimentale</w:t>
-            </w:r>
-            <w:r>
-              <w:t xml:space="preserve"> du </w:t>
-            </w:r>
-            <w:r>
-              <w:t>Humbucker parallèle</w:t>
+              <w:t>Sensibilité expérimentale du Humbucker parallèle</w:t>
             </w:r>
           </w:p>
         </w:tc>
@@ -16479,12 +16800,12 @@
             <w:pPr>
               <w:spacing w:line="360" w:lineRule="auto"/>
               <w:rPr>
-                <w:rFonts w:ascii="Times New Roman" w:eastAsia="SimSun" w:hAnsi="Times New Roman" w:cs="Times New Roman"/>
+                <w:rFonts w:ascii="Cambria Math" w:eastAsia="SimSun" w:hAnsi="Cambria Math" w:cs="Times New Roman"/>
               </w:rPr>
             </w:pPr>
             <w:r>
               <w:rPr>
-                <w:rFonts w:ascii="Times New Roman" w:eastAsia="SimSun" w:hAnsi="Times New Roman" w:cs="Times New Roman"/>
+                <w:rFonts w:ascii="Cambria Math" w:eastAsia="SimSun" w:hAnsi="Cambria Math" w:cs="Times New Roman"/>
               </w:rPr>
               <w:t>?</w:t>
             </w:r>
@@ -16553,16 +16874,7 @@
               <w:jc w:val="both"/>
             </w:pPr>
             <w:r>
-              <w:t xml:space="preserve">Sensibilité </w:t>
-            </w:r>
-            <w:r>
-              <w:t xml:space="preserve">expérimentale </w:t>
-            </w:r>
-            <w:r>
-              <w:t xml:space="preserve">du </w:t>
-            </w:r>
-            <w:r>
-              <w:t>Humbucker série</w:t>
+              <w:t>Sensibilité expérimentale du Humbucker série</w:t>
             </w:r>
           </w:p>
         </w:tc>
@@ -16603,12 +16915,12 @@
             <w:pPr>
               <w:spacing w:line="360" w:lineRule="auto"/>
               <w:rPr>
-                <w:rFonts w:ascii="Times New Roman" w:eastAsia="SimSun" w:hAnsi="Times New Roman" w:cs="Times New Roman"/>
+                <w:rFonts w:ascii="Cambria Math" w:eastAsia="SimSun" w:hAnsi="Cambria Math" w:cs="Times New Roman"/>
               </w:rPr>
             </w:pPr>
             <w:r>
               <w:rPr>
-                <w:rFonts w:ascii="Times New Roman" w:eastAsia="SimSun" w:hAnsi="Times New Roman" w:cs="Times New Roman"/>
+                <w:rFonts w:ascii="Cambria Math" w:eastAsia="SimSun" w:hAnsi="Cambria Math" w:cs="Times New Roman"/>
               </w:rPr>
               <w:t>37</w:t>
             </w:r>
@@ -16651,10 +16963,7 @@
               <w:jc w:val="both"/>
             </w:pPr>
             <w:r>
-              <w:t>CMRR</w:t>
-            </w:r>
-            <w:r>
-              <w:t xml:space="preserve"> théorique du Humbucker</w:t>
+              <w:t>CMRR théorique du Humbucker</w:t>
             </w:r>
           </w:p>
         </w:tc>
@@ -16718,12 +17027,12 @@
             <w:pPr>
               <w:spacing w:line="360" w:lineRule="auto"/>
               <w:rPr>
-                <w:rFonts w:ascii="Times New Roman" w:eastAsia="SimSun" w:hAnsi="Times New Roman" w:cs="Times New Roman"/>
+                <w:rFonts w:ascii="Cambria Math" w:eastAsia="SimSun" w:hAnsi="Cambria Math" w:cs="Times New Roman"/>
               </w:rPr>
             </w:pPr>
             <w:r>
               <w:rPr>
-                <w:rFonts w:ascii="Times New Roman" w:eastAsia="SimSun" w:hAnsi="Times New Roman" w:cs="Times New Roman"/>
+                <w:rFonts w:ascii="Cambria Math" w:eastAsia="SimSun" w:hAnsi="Cambria Math" w:cs="Times New Roman"/>
               </w:rPr>
               <w:t>7,6</w:t>
             </w:r>
@@ -16766,10 +17075,7 @@
               <w:jc w:val="both"/>
             </w:pPr>
             <w:r>
-              <w:t>CMRR</w:t>
-            </w:r>
-            <w:r>
-              <w:t xml:space="preserve"> expérimentale du Humbucker parallèle</w:t>
+              <w:t>CMRR expérimentale du Humbucker parallèle</w:t>
             </w:r>
           </w:p>
         </w:tc>
@@ -16833,12 +17139,12 @@
             <w:pPr>
               <w:spacing w:line="360" w:lineRule="auto"/>
               <w:rPr>
-                <w:rFonts w:ascii="Times New Roman" w:eastAsia="SimSun" w:hAnsi="Times New Roman" w:cs="Times New Roman"/>
+                <w:rFonts w:ascii="Cambria Math" w:eastAsia="SimSun" w:hAnsi="Cambria Math" w:cs="Times New Roman"/>
               </w:rPr>
             </w:pPr>
             <w:r>
               <w:rPr>
-                <w:rFonts w:ascii="Times New Roman" w:eastAsia="SimSun" w:hAnsi="Times New Roman" w:cs="Times New Roman"/>
+                <w:rFonts w:ascii="Cambria Math" w:eastAsia="SimSun" w:hAnsi="Cambria Math" w:cs="Times New Roman"/>
               </w:rPr>
               <w:t>?</w:t>
             </w:r>
@@ -16881,10 +17187,7 @@
               <w:jc w:val="both"/>
             </w:pPr>
             <w:r>
-              <w:t>CMRR</w:t>
-            </w:r>
-            <w:r>
-              <w:t xml:space="preserve"> expérimentale du Humbucker série</w:t>
+              <w:t>CMRR expérimentale du Humbucker série</w:t>
             </w:r>
           </w:p>
         </w:tc>
@@ -17095,7 +17398,7 @@
       <w:r>
         <w:t xml:space="preserve">[En ligne]. Disponible sur : </w:t>
       </w:r>
-      <w:hyperlink r:id="rId24" w:history="1">
+      <w:hyperlink r:id="rId26" w:history="1">
         <w:r>
           <w:rPr>
             <w:rStyle w:val="Hyperlink"/>
@@ -17169,60 +17472,15 @@
       <w:pPr>
         <w:pStyle w:val="Bibliography"/>
         <w:spacing w:line="360" w:lineRule="auto"/>
+        <w:ind w:left="0" w:firstLine="0"/>
         <w:rPr>
           <w:lang w:val="en-GB"/>
         </w:rPr>
       </w:pPr>
-      <w:r>
-        <w:rPr>
-          <w:lang w:val="en-GB"/>
-        </w:rPr>
-        <w:t>[</w:t>
-      </w:r>
-      <w:r>
-        <w:rPr>
-          <w:lang w:val="en-GB"/>
-        </w:rPr>
-        <w:t>7</w:t>
-      </w:r>
-      <w:r>
-        <w:rPr>
-          <w:lang w:val="en-GB"/>
-        </w:rPr>
-        <w:t>] N. G. Horton and T. R. Moore, “</w:t>
-      </w:r>
-      <w:proofErr w:type="spellStart"/>
-      <w:r>
-        <w:rPr>
-          <w:lang w:val="en-GB"/>
-        </w:rPr>
-        <w:t>Modeling</w:t>
-      </w:r>
-      <w:proofErr w:type="spellEnd"/>
-      <w:r>
-        <w:rPr>
-          <w:lang w:val="en-GB"/>
-        </w:rPr>
-        <w:t xml:space="preserve"> the magnetic pickup of an electric guitar,” American Journal of Physics, vol. 77, no. 2, pp. 144–150, 2009, </w:t>
-      </w:r>
-      <w:proofErr w:type="spellStart"/>
-      <w:r>
-        <w:rPr>
-          <w:lang w:val="en-GB"/>
-        </w:rPr>
-        <w:t>doi</w:t>
-      </w:r>
-      <w:proofErr w:type="spellEnd"/>
-      <w:r>
-        <w:rPr>
-          <w:lang w:val="en-GB"/>
-        </w:rPr>
-        <w:t>: 10.1119/1.2990663.</w:t>
-      </w:r>
     </w:p>
     <w:sectPr>
-      <w:headerReference w:type="default" r:id="rId25"/>
-      <w:headerReference w:type="first" r:id="rId26"/>
+      <w:headerReference w:type="default" r:id="rId27"/>
+      <w:headerReference w:type="first" r:id="rId28"/>
       <w:footnotePr>
         <w:pos w:val="beneathText"/>
       </w:footnotePr>
@@ -21803,6 +22061,7 @@
     <w:rsid w:val="00006E37"/>
     <w:rsid w:val="0004071B"/>
     <w:rsid w:val="000900BC"/>
+    <w:rsid w:val="0019392E"/>
     <w:rsid w:val="0021758C"/>
     <w:rsid w:val="002949D4"/>
     <w:rsid w:val="003801CD"/>
@@ -21817,6 +22076,7 @@
     <w:rsid w:val="00645F4A"/>
     <w:rsid w:val="006834EA"/>
     <w:rsid w:val="006C418E"/>
+    <w:rsid w:val="006D2BB8"/>
     <w:rsid w:val="007D44B8"/>
     <w:rsid w:val="007F6A90"/>
     <w:rsid w:val="0095201F"/>
@@ -21828,6 +22088,7 @@
     <w:rsid w:val="00D1619A"/>
     <w:rsid w:val="00E818CA"/>
     <w:rsid w:val="00F3352B"/>
+    <w:rsid w:val="00FB4268"/>
   </w:rsids>
   <m:mathPr>
     <m:mathFont m:val="Cambria Math"/>
@@ -22303,7 +22564,7 @@
     <w:basedOn w:val="DefaultParagraphFont"/>
     <w:uiPriority w:val="99"/>
     <w:semiHidden/>
-    <w:rsid w:val="009E592E"/>
+    <w:rsid w:val="0019392E"/>
     <w:rPr>
       <w:color w:val="404040" w:themeColor="text1" w:themeTint="BF"/>
     </w:rPr>

--- a/Views/Rapport.docx
+++ b/Views/Rapport.docx
@@ -4712,16 +4712,7 @@
                   <w:rPr>
                     <w:rFonts w:ascii="Cambria Math" w:eastAsia="SimSun" w:hAnsi="Cambria Math" w:cs="Times New Roman"/>
                   </w:rPr>
-                  <m:t>1,07 M</m:t>
-                </m:r>
-                <m:r>
-                  <m:rPr>
-                    <m:sty m:val="p"/>
-                  </m:rPr>
-                  <w:rPr>
-                    <w:rFonts w:ascii="Cambria Math" w:eastAsia="SimSun" w:hAnsi="Cambria Math" w:cs="Times New Roman"/>
-                  </w:rPr>
-                  <m:t>Ω</m:t>
+                  <m:t>1,07 MΩ</m:t>
                 </m:r>
               </m:oMath>
             </m:oMathPara>
@@ -7779,9 +7770,9 @@
           <w:noProof/>
         </w:rPr>
         <w:drawing>
-          <wp:inline distT="0" distB="0" distL="0" distR="0" wp14:anchorId="657BEBB9" wp14:editId="27B81119">
-            <wp:extent cx="2373480" cy="2393950"/>
-            <wp:effectExtent l="0" t="0" r="8255" b="6350"/>
+          <wp:inline distT="0" distB="0" distL="0" distR="0" wp14:anchorId="657BEBB9" wp14:editId="5D8A5FDF">
+            <wp:extent cx="2494915" cy="2393460"/>
+            <wp:effectExtent l="0" t="0" r="635" b="6985"/>
             <wp:docPr id="1382931371" name="Picture 2"/>
             <wp:cNvGraphicFramePr>
               <a:graphicFrameLocks xmlns:a="http://schemas.openxmlformats.org/drawingml/2006/main" noChangeAspect="1"/>
@@ -7809,7 +7800,7 @@
                   <pic:spPr bwMode="auto">
                     <a:xfrm>
                       <a:off x="0" y="0"/>
-                      <a:ext cx="2376781" cy="2397279"/>
+                      <a:ext cx="2511192" cy="2409075"/>
                     </a:xfrm>
                     <a:prstGeom prst="rect">
                       <a:avLst/>
@@ -11626,19 +11617,7 @@
                   <w:rPr>
                     <w:rFonts w:ascii="Cambria Math" w:hAnsi="Cambria Math"/>
                   </w:rPr>
-                  <m:t>5,</m:t>
-                </m:r>
-                <m:r>
-                  <w:rPr>
-                    <w:rFonts w:ascii="Cambria Math" w:hAnsi="Cambria Math"/>
-                  </w:rPr>
-                  <m:t>26</m:t>
-                </m:r>
-                <m:r>
-                  <w:rPr>
-                    <w:rFonts w:ascii="Cambria Math" w:hAnsi="Cambria Math"/>
-                  </w:rPr>
-                  <m:t>.</m:t>
+                  <m:t>5,26.</m:t>
                 </m:r>
                 <m:sSup>
                   <m:sSupPr>
@@ -11806,13 +11785,7 @@
                   <w:rPr>
                     <w:rFonts w:ascii="Cambria Math" w:hAnsi="Cambria Math"/>
                   </w:rPr>
-                  <m:t>2,4</m:t>
-                </m:r>
-                <m:r>
-                  <w:rPr>
-                    <w:rFonts w:ascii="Cambria Math" w:hAnsi="Cambria Math"/>
-                  </w:rPr>
-                  <m:t>3</m:t>
+                  <m:t>2,43</m:t>
                 </m:r>
               </m:oMath>
             </m:oMathPara>
@@ -12080,19 +12053,7 @@
                   <w:rPr>
                     <w:rFonts w:ascii="Cambria Math" w:hAnsi="Cambria Math"/>
                   </w:rPr>
-                  <m:t>5</m:t>
-                </m:r>
-                <m:r>
-                  <w:rPr>
-                    <w:rFonts w:ascii="Cambria Math" w:hAnsi="Cambria Math"/>
-                  </w:rPr>
-                  <m:t>00</m:t>
-                </m:r>
-                <m:r>
-                  <w:rPr>
-                    <w:rFonts w:ascii="Cambria Math" w:hAnsi="Cambria Math"/>
-                  </w:rPr>
-                  <m:t>.</m:t>
+                  <m:t>500.</m:t>
                 </m:r>
                 <m:sSup>
                   <m:sSupPr>
@@ -12507,13 +12468,7 @@
                   <w:rPr>
                     <w:rFonts w:ascii="Cambria Math" w:hAnsi="Cambria Math"/>
                   </w:rPr>
-                  <m:t>1,</m:t>
-                </m:r>
-                <m:r>
-                  <w:rPr>
-                    <w:rFonts w:ascii="Cambria Math" w:hAnsi="Cambria Math"/>
-                  </w:rPr>
-                  <m:t>77</m:t>
+                  <m:t>1,77</m:t>
                 </m:r>
               </m:oMath>
             </m:oMathPara>
@@ -12787,19 +12742,7 @@
                   <w:rPr>
                     <w:rFonts w:ascii="Cambria Math" w:hAnsi="Cambria Math"/>
                   </w:rPr>
-                  <m:t>3</m:t>
-                </m:r>
-                <m:r>
-                  <w:rPr>
-                    <w:rFonts w:ascii="Cambria Math" w:hAnsi="Cambria Math"/>
-                  </w:rPr>
-                  <m:t>51</m:t>
-                </m:r>
-                <m:r>
-                  <w:rPr>
-                    <w:rFonts w:ascii="Cambria Math" w:hAnsi="Cambria Math"/>
-                  </w:rPr>
-                  <m:t>.</m:t>
+                  <m:t>351.</m:t>
                 </m:r>
                 <m:sSup>
                   <m:sSupPr>
@@ -13110,25 +13053,7 @@
                   <w:rPr>
                     <w:rFonts w:ascii="Cambria Math" w:hAnsi="Cambria Math"/>
                   </w:rPr>
-                  <m:t>15</m:t>
-                </m:r>
-                <m:r>
-                  <w:rPr>
-                    <w:rFonts w:ascii="Cambria Math" w:hAnsi="Cambria Math"/>
-                  </w:rPr>
-                  <m:t>,</m:t>
-                </m:r>
-                <m:r>
-                  <w:rPr>
-                    <w:rFonts w:ascii="Cambria Math" w:hAnsi="Cambria Math"/>
-                  </w:rPr>
-                  <m:t>10</m:t>
-                </m:r>
-                <m:r>
-                  <w:rPr>
-                    <w:rFonts w:ascii="Cambria Math" w:hAnsi="Cambria Math"/>
-                  </w:rPr>
-                  <m:t>.</m:t>
+                  <m:t>15,10.</m:t>
                 </m:r>
                 <m:sSup>
                   <m:sSupPr>
@@ -13377,13 +13302,7 @@
                   <w:rPr>
                     <w:rFonts w:ascii="Cambria Math" w:hAnsi="Cambria Math"/>
                   </w:rPr>
-                  <m:t>11</m:t>
-                </m:r>
-                <m:r>
-                  <w:rPr>
-                    <w:rFonts w:ascii="Cambria Math" w:hAnsi="Cambria Math"/>
-                  </w:rPr>
-                  <m:t>0.</m:t>
+                  <m:t>110.</m:t>
                 </m:r>
                 <m:sSup>
                   <m:sSupPr>
@@ -13543,19 +13462,7 @@
                   <w:rPr>
                     <w:rFonts w:ascii="Cambria Math" w:hAnsi="Cambria Math"/>
                   </w:rPr>
-                  <m:t>1</m:t>
-                </m:r>
-                <m:r>
-                  <w:rPr>
-                    <w:rFonts w:ascii="Cambria Math" w:hAnsi="Cambria Math"/>
-                  </w:rPr>
-                  <m:t>,07</m:t>
-                </m:r>
-                <m:r>
-                  <w:rPr>
-                    <w:rFonts w:ascii="Cambria Math" w:hAnsi="Cambria Math"/>
-                  </w:rPr>
-                  <m:t>.</m:t>
+                  <m:t>1,07.</m:t>
                 </m:r>
                 <m:sSup>
                   <m:sSupPr>
@@ -22079,12 +21986,14 @@
     <w:rsid w:val="006D2BB8"/>
     <w:rsid w:val="007D44B8"/>
     <w:rsid w:val="007F6A90"/>
+    <w:rsid w:val="008E1908"/>
     <w:rsid w:val="0095201F"/>
     <w:rsid w:val="009E592E"/>
     <w:rsid w:val="00A0589E"/>
     <w:rsid w:val="00B545A0"/>
     <w:rsid w:val="00C02CCF"/>
     <w:rsid w:val="00C55F11"/>
+    <w:rsid w:val="00CC4524"/>
     <w:rsid w:val="00D1619A"/>
     <w:rsid w:val="00E818CA"/>
     <w:rsid w:val="00F3352B"/>

--- a/Views/Rapport.docx
+++ b/Views/Rapport.docx
@@ -133,7 +133,7 @@
         <w:pStyle w:val="Titredesection"/>
         <w:spacing w:line="360" w:lineRule="auto"/>
       </w:pPr>
-      <w:bookmarkStart w:id="0" w:name="_Toc221535297"/>
+      <w:bookmarkStart w:id="0" w:name="_Toc223278218"/>
       <w:r>
         <w:lastRenderedPageBreak/>
         <w:t>Abstract</w:t>
@@ -343,32 +343,6 @@
         <w:t>Dans quelle mesure l'ajout d'une seconde bobine permet-il d'éliminer les parasites, et quel est l'impact de cette modification sur la richesse spectrale du signal produit ?</w:t>
       </w:r>
     </w:p>
-    <w:bookmarkStart w:id="1" w:name="_Toc221535298" w:displacedByCustomXml="next"/>
-    <w:sdt>
-      <w:sdtPr>
-        <w:alias w:val="Résumé :"/>
-        <w:tag w:val="Résumé :"/>
-        <w:id w:val="202146031"/>
-        <w:placeholder>
-          <w:docPart w:val="3029DFDEC81C4E409C000F128B977B91"/>
-        </w:placeholder>
-        <w:temporary/>
-        <w:showingPlcHdr/>
-        <w15:appearance w15:val="hidden"/>
-      </w:sdtPr>
-      <w:sdtContent>
-        <w:p>
-          <w:pPr>
-            <w:pStyle w:val="Titredesection"/>
-            <w:spacing w:line="360" w:lineRule="auto"/>
-          </w:pPr>
-          <w:r>
-            <w:t>Résumé</w:t>
-          </w:r>
-        </w:p>
-      </w:sdtContent>
-    </w:sdt>
-    <w:bookmarkEnd w:id="1" w:displacedByCustomXml="prev"/>
     <w:p>
       <w:pPr>
         <w:pStyle w:val="NoSpacing"/>
@@ -379,126 +353,25 @@
     </w:p>
     <w:p>
       <w:pPr>
-        <w:pStyle w:val="NoSpacing"/>
         <w:spacing w:line="360" w:lineRule="auto"/>
-        <w:ind w:firstLine="720"/>
+        <w:ind w:firstLine="0"/>
         <w:jc w:val="both"/>
-      </w:pPr>
-      <w:r>
-        <w:t>Ce travail présente une étude comparative des performances électromagnétiques et acoustiques des micros de guitare électrique de types Single Coil et Humbucker. L'objectif principal est d'évaluer l'efficacité de l'ajout d'une seconde bobine dans l'élimination des parasites magnétiques tout en quantifiant son impact sur la richesse du spectre sonore produit.</w:t>
+        <w:rPr>
+          <w:rStyle w:val="Strong"/>
+        </w:rPr>
+      </w:pPr>
+      <w:r>
+        <w:rPr>
+          <w:rStyle w:val="Strong"/>
+        </w:rPr>
+        <w:t xml:space="preserve">Mots clés : </w:t>
       </w:r>
     </w:p>
     <w:p>
       <w:pPr>
-        <w:pStyle w:val="NoSpacing"/>
-        <w:spacing w:line="360" w:lineRule="auto"/>
-        <w:ind w:firstLine="720"/>
-        <w:jc w:val="both"/>
-      </w:pPr>
-      <w:r>
-        <w:t>L'étude s'articule autour de trois axes d'analyse :</w:t>
-      </w:r>
-    </w:p>
-    <w:p>
-      <w:pPr>
-        <w:pStyle w:val="NoSpacing"/>
-        <w:numPr>
-          <w:ilvl w:val="0"/>
-          <w:numId w:val="20"/>
-        </w:numPr>
         <w:spacing w:line="360" w:lineRule="auto"/>
         <w:jc w:val="both"/>
       </w:pPr>
-      <w:r>
-        <w:rPr>
-          <w:b/>
-          <w:bCs/>
-        </w:rPr>
-        <w:t>Caractérisation électrique</w:t>
-      </w:r>
-      <w:r>
-        <w:t xml:space="preserve"> : Un modèle à constantes localisées de type RLC a été utilisé pour simuler le comportement du micro comme un filtre passe-bas du second ordre. Les paramètres internes ont été identifiés expérimentalement par un algorithme d'optimisation de Levenberg-Marquardt.</w:t>
-      </w:r>
-    </w:p>
-    <w:p>
-      <w:pPr>
-        <w:pStyle w:val="NoSpacing"/>
-        <w:numPr>
-          <w:ilvl w:val="0"/>
-          <w:numId w:val="20"/>
-        </w:numPr>
-        <w:spacing w:line="360" w:lineRule="auto"/>
-        <w:jc w:val="both"/>
-      </w:pPr>
-      <w:r>
-        <w:rPr>
-          <w:b/>
-          <w:bCs/>
-        </w:rPr>
-        <w:t>Modélisation de l'induction et filtrage spatial</w:t>
-      </w:r>
-      <w:r>
-        <w:t xml:space="preserve"> : En s'appuyant sur l'équation d'onde d'une corde vibrante et la loi de Faraday, nous avons mis en évidence un phénomène de filtrage en peigne spatial spécifique au Humbucker. Ce dernier limite la transmission des harmoniques de hautes fréquences par rapport au micro Single Coil.</w:t>
-      </w:r>
-    </w:p>
-    <w:p>
-      <w:pPr>
-        <w:pStyle w:val="NoSpacing"/>
-        <w:numPr>
-          <w:ilvl w:val="0"/>
-          <w:numId w:val="20"/>
-        </w:numPr>
-        <w:spacing w:line="360" w:lineRule="auto"/>
-        <w:jc w:val="both"/>
-      </w:pPr>
-      <w:r>
-        <w:rPr>
-          <w:b/>
-          <w:bCs/>
-        </w:rPr>
-        <w:t>Réduction du bourdonnement (Hum)</w:t>
-      </w:r>
-      <w:r>
-        <w:t xml:space="preserve"> : L'utilisation de bobines de Helmholtz a permis de contrôler un champ magnétique parasite afin de mesurer le taux de rejection de mode commun des dispositifs.</w:t>
-      </w:r>
-    </w:p>
-    <w:p>
-      <w:pPr>
-        <w:pStyle w:val="NoSpacing"/>
-        <w:spacing w:line="360" w:lineRule="auto"/>
-        <w:ind w:firstLine="720"/>
-        <w:jc w:val="both"/>
-      </w:pPr>
-      <w:r>
-        <w:t>Les résultats expérimentaux montrent que si le Humbucker réduit efficacement les bruits parasites, il impose un compromis en atténuant la richesse harmonique du signal capté. Cette étude confirme ainsi la nécessité d'un arbitrage technique entre pureté du signal et fidélité spectrale dans la conception des instruments électro-acoustiques.</w:t>
-      </w:r>
-    </w:p>
-    <w:p>
-      <w:pPr>
-        <w:pStyle w:val="NoSpacing"/>
-        <w:spacing w:line="360" w:lineRule="auto"/>
-        <w:ind w:firstLine="720"/>
-        <w:jc w:val="both"/>
-      </w:pPr>
-    </w:p>
-    <w:p>
-      <w:pPr>
-        <w:spacing w:line="360" w:lineRule="auto"/>
-        <w:jc w:val="both"/>
-      </w:pPr>
-      <w:r>
-        <w:rPr>
-          <w:rStyle w:val="Emphasis"/>
-          <w:lang w:bidi="fr-FR"/>
-        </w:rPr>
-        <w:t>Mots clés</w:t>
-      </w:r>
-      <w:r>
-        <w:rPr>
-          <w:lang w:bidi="fr-FR"/>
-        </w:rPr>
-        <w:t xml:space="preserve"> : </w:t>
-      </w:r>
       <w:r>
         <w:t>Guitare électrique, Micros, Humbucker, Singlecoil, Induction électromagnétique, Filtrage, Analyse spectrale</w:t>
       </w:r>
@@ -540,7 +413,7 @@
       <w:r>
         <w:fldChar w:fldCharType="separate"/>
       </w:r>
-      <w:hyperlink w:anchor="_Toc221535297" w:history="1">
+      <w:hyperlink w:anchor="_Toc223278218" w:history="1">
         <w:r>
           <w:rPr>
             <w:rStyle w:val="Hyperlink"/>
@@ -567,7 +440,7 @@
             <w:noProof/>
             <w:webHidden/>
           </w:rPr>
-          <w:instrText xml:space="preserve"> PAGEREF _Toc221535297 \h </w:instrText>
+          <w:instrText xml:space="preserve"> PAGEREF _Toc223278218 \h </w:instrText>
         </w:r>
         <w:r>
           <w:rPr>
@@ -588,83 +461,6 @@
             <w:webHidden/>
           </w:rPr>
           <w:t>2</w:t>
-        </w:r>
-        <w:r>
-          <w:rPr>
-            <w:noProof/>
-            <w:webHidden/>
-          </w:rPr>
-          <w:fldChar w:fldCharType="end"/>
-        </w:r>
-      </w:hyperlink>
-    </w:p>
-    <w:p>
-      <w:pPr>
-        <w:pStyle w:val="TOC1"/>
-        <w:tabs>
-          <w:tab w:val="right" w:leader="dot" w:pos="9016"/>
-        </w:tabs>
-        <w:rPr>
-          <w:rFonts w:cstheme="minorBidi"/>
-          <w:b w:val="0"/>
-          <w:bCs w:val="0"/>
-          <w:caps w:val="0"/>
-          <w:noProof/>
-          <w:kern w:val="2"/>
-          <w:sz w:val="24"/>
-          <w:szCs w:val="24"/>
-          <w:lang w:eastAsia="fr-FR"/>
-          <w14:ligatures w14:val="standardContextual"/>
-        </w:rPr>
-      </w:pPr>
-      <w:hyperlink w:anchor="_Toc221535298" w:history="1">
-        <w:r>
-          <w:rPr>
-            <w:rStyle w:val="Hyperlink"/>
-            <w:noProof/>
-          </w:rPr>
-          <w:t>Résumé</w:t>
-        </w:r>
-        <w:r>
-          <w:rPr>
-            <w:noProof/>
-            <w:webHidden/>
-          </w:rPr>
-          <w:tab/>
-        </w:r>
-        <w:r>
-          <w:rPr>
-            <w:noProof/>
-            <w:webHidden/>
-          </w:rPr>
-          <w:fldChar w:fldCharType="begin"/>
-        </w:r>
-        <w:r>
-          <w:rPr>
-            <w:noProof/>
-            <w:webHidden/>
-          </w:rPr>
-          <w:instrText xml:space="preserve"> PAGEREF _Toc221535298 \h </w:instrText>
-        </w:r>
-        <w:r>
-          <w:rPr>
-            <w:noProof/>
-            <w:webHidden/>
-          </w:rPr>
-        </w:r>
-        <w:r>
-          <w:rPr>
-            <w:noProof/>
-            <w:webHidden/>
-          </w:rPr>
-          <w:fldChar w:fldCharType="separate"/>
-        </w:r>
-        <w:r>
-          <w:rPr>
-            <w:noProof/>
-            <w:webHidden/>
-          </w:rPr>
-          <w:t>4</w:t>
         </w:r>
         <w:r>
           <w:rPr>
@@ -695,7 +491,7 @@
           <w14:ligatures w14:val="standardContextual"/>
         </w:rPr>
       </w:pPr>
-      <w:hyperlink w:anchor="_Toc221535299" w:history="1">
+      <w:hyperlink w:anchor="_Toc223278219" w:history="1">
         <w:r>
           <w:rPr>
             <w:rStyle w:val="Hyperlink"/>
@@ -744,7 +540,7 @@
             <w:noProof/>
             <w:webHidden/>
           </w:rPr>
-          <w:instrText xml:space="preserve"> PAGEREF _Toc221535299 \h </w:instrText>
+          <w:instrText xml:space="preserve"> PAGEREF _Toc223278219 \h </w:instrText>
         </w:r>
         <w:r>
           <w:rPr>
@@ -764,7 +560,7 @@
             <w:noProof/>
             <w:webHidden/>
           </w:rPr>
-          <w:t>6</w:t>
+          <w:t>5</w:t>
         </w:r>
         <w:r>
           <w:rPr>
@@ -792,7 +588,7 @@
           <w14:ligatures w14:val="standardContextual"/>
         </w:rPr>
       </w:pPr>
-      <w:hyperlink w:anchor="_Toc221535300" w:history="1">
+      <w:hyperlink w:anchor="_Toc223278220" w:history="1">
         <w:r>
           <w:rPr>
             <w:rStyle w:val="Hyperlink"/>
@@ -819,7 +615,7 @@
             <w:noProof/>
             <w:webHidden/>
           </w:rPr>
-          <w:instrText xml:space="preserve"> PAGEREF _Toc221535300 \h </w:instrText>
+          <w:instrText xml:space="preserve"> PAGEREF _Toc223278220 \h </w:instrText>
         </w:r>
         <w:r>
           <w:rPr>
@@ -839,7 +635,7 @@
             <w:noProof/>
             <w:webHidden/>
           </w:rPr>
-          <w:t>6</w:t>
+          <w:t>5</w:t>
         </w:r>
         <w:r>
           <w:rPr>
@@ -867,7 +663,7 @@
           <w14:ligatures w14:val="standardContextual"/>
         </w:rPr>
       </w:pPr>
-      <w:hyperlink w:anchor="_Toc221535301" w:history="1">
+      <w:hyperlink w:anchor="_Toc223278221" w:history="1">
         <w:r>
           <w:rPr>
             <w:rStyle w:val="Hyperlink"/>
@@ -894,7 +690,7 @@
             <w:noProof/>
             <w:webHidden/>
           </w:rPr>
-          <w:instrText xml:space="preserve"> PAGEREF _Toc221535301 \h </w:instrText>
+          <w:instrText xml:space="preserve"> PAGEREF _Toc223278221 \h </w:instrText>
         </w:r>
         <w:r>
           <w:rPr>
@@ -914,7 +710,7 @@
             <w:noProof/>
             <w:webHidden/>
           </w:rPr>
-          <w:t>7</w:t>
+          <w:t>6</w:t>
         </w:r>
         <w:r>
           <w:rPr>
@@ -942,7 +738,7 @@
           <w14:ligatures w14:val="standardContextual"/>
         </w:rPr>
       </w:pPr>
-      <w:hyperlink w:anchor="_Toc221535302" w:history="1">
+      <w:hyperlink w:anchor="_Toc223278222" w:history="1">
         <w:r>
           <w:rPr>
             <w:rStyle w:val="Hyperlink"/>
@@ -969,7 +765,7 @@
             <w:noProof/>
             <w:webHidden/>
           </w:rPr>
-          <w:instrText xml:space="preserve"> PAGEREF _Toc221535302 \h </w:instrText>
+          <w:instrText xml:space="preserve"> PAGEREF _Toc223278222 \h </w:instrText>
         </w:r>
         <w:r>
           <w:rPr>
@@ -989,7 +785,7 @@
             <w:noProof/>
             <w:webHidden/>
           </w:rPr>
-          <w:t>9</w:t>
+          <w:t>8</w:t>
         </w:r>
         <w:r>
           <w:rPr>
@@ -1020,7 +816,7 @@
           <w14:ligatures w14:val="standardContextual"/>
         </w:rPr>
       </w:pPr>
-      <w:hyperlink w:anchor="_Toc221535303" w:history="1">
+      <w:hyperlink w:anchor="_Toc223278223" w:history="1">
         <w:r>
           <w:rPr>
             <w:rStyle w:val="Hyperlink"/>
@@ -1069,7 +865,7 @@
             <w:noProof/>
             <w:webHidden/>
           </w:rPr>
-          <w:instrText xml:space="preserve"> PAGEREF _Toc221535303 \h </w:instrText>
+          <w:instrText xml:space="preserve"> PAGEREF _Toc223278223 \h </w:instrText>
         </w:r>
         <w:r>
           <w:rPr>
@@ -1089,7 +885,7 @@
             <w:noProof/>
             <w:webHidden/>
           </w:rPr>
-          <w:t>10</w:t>
+          <w:t>9</w:t>
         </w:r>
         <w:r>
           <w:rPr>
@@ -1117,7 +913,7 @@
           <w14:ligatures w14:val="standardContextual"/>
         </w:rPr>
       </w:pPr>
-      <w:hyperlink w:anchor="_Toc221535304" w:history="1">
+      <w:hyperlink w:anchor="_Toc223278224" w:history="1">
         <w:r>
           <w:rPr>
             <w:rStyle w:val="Hyperlink"/>
@@ -1144,7 +940,7 @@
             <w:noProof/>
             <w:webHidden/>
           </w:rPr>
-          <w:instrText xml:space="preserve"> PAGEREF _Toc221535304 \h </w:instrText>
+          <w:instrText xml:space="preserve"> PAGEREF _Toc223278224 \h </w:instrText>
         </w:r>
         <w:r>
           <w:rPr>
@@ -1164,7 +960,7 @@
             <w:noProof/>
             <w:webHidden/>
           </w:rPr>
-          <w:t>10</w:t>
+          <w:t>9</w:t>
         </w:r>
         <w:r>
           <w:rPr>
@@ -1192,7 +988,7 @@
           <w14:ligatures w14:val="standardContextual"/>
         </w:rPr>
       </w:pPr>
-      <w:hyperlink w:anchor="_Toc221535305" w:history="1">
+      <w:hyperlink w:anchor="_Toc223278225" w:history="1">
         <w:r>
           <w:rPr>
             <w:rStyle w:val="Hyperlink"/>
@@ -1219,7 +1015,7 @@
             <w:noProof/>
             <w:webHidden/>
           </w:rPr>
-          <w:instrText xml:space="preserve"> PAGEREF _Toc221535305 \h </w:instrText>
+          <w:instrText xml:space="preserve"> PAGEREF _Toc223278225 \h </w:instrText>
         </w:r>
         <w:r>
           <w:rPr>
@@ -1239,7 +1035,7 @@
             <w:noProof/>
             <w:webHidden/>
           </w:rPr>
-          <w:t>11</w:t>
+          <w:t>10</w:t>
         </w:r>
         <w:r>
           <w:rPr>
@@ -1267,7 +1063,7 @@
           <w14:ligatures w14:val="standardContextual"/>
         </w:rPr>
       </w:pPr>
-      <w:hyperlink w:anchor="_Toc221535306" w:history="1">
+      <w:hyperlink w:anchor="_Toc223278226" w:history="1">
         <w:r>
           <w:rPr>
             <w:rStyle w:val="Hyperlink"/>
@@ -1294,7 +1090,7 @@
             <w:noProof/>
             <w:webHidden/>
           </w:rPr>
-          <w:instrText xml:space="preserve"> PAGEREF _Toc221535306 \h </w:instrText>
+          <w:instrText xml:space="preserve"> PAGEREF _Toc223278226 \h </w:instrText>
         </w:r>
         <w:r>
           <w:rPr>
@@ -1314,7 +1110,7 @@
             <w:noProof/>
             <w:webHidden/>
           </w:rPr>
-          <w:t>13</w:t>
+          <w:t>12</w:t>
         </w:r>
         <w:r>
           <w:rPr>
@@ -1345,7 +1141,7 @@
           <w14:ligatures w14:val="standardContextual"/>
         </w:rPr>
       </w:pPr>
-      <w:hyperlink w:anchor="_Toc221535307" w:history="1">
+      <w:hyperlink w:anchor="_Toc223278227" w:history="1">
         <w:r>
           <w:rPr>
             <w:rStyle w:val="Hyperlink"/>
@@ -1394,7 +1190,7 @@
             <w:noProof/>
             <w:webHidden/>
           </w:rPr>
-          <w:instrText xml:space="preserve"> PAGEREF _Toc221535307 \h </w:instrText>
+          <w:instrText xml:space="preserve"> PAGEREF _Toc223278227 \h </w:instrText>
         </w:r>
         <w:r>
           <w:rPr>
@@ -1414,7 +1210,7 @@
             <w:noProof/>
             <w:webHidden/>
           </w:rPr>
-          <w:t>14</w:t>
+          <w:t>13</w:t>
         </w:r>
         <w:r>
           <w:rPr>
@@ -1442,7 +1238,7 @@
           <w14:ligatures w14:val="standardContextual"/>
         </w:rPr>
       </w:pPr>
-      <w:hyperlink w:anchor="_Toc221535308" w:history="1">
+      <w:hyperlink w:anchor="_Toc223278228" w:history="1">
         <w:r>
           <w:rPr>
             <w:rStyle w:val="Hyperlink"/>
@@ -1469,7 +1265,7 @@
             <w:noProof/>
             <w:webHidden/>
           </w:rPr>
-          <w:instrText xml:space="preserve"> PAGEREF _Toc221535308 \h </w:instrText>
+          <w:instrText xml:space="preserve"> PAGEREF _Toc223278228 \h </w:instrText>
         </w:r>
         <w:r>
           <w:rPr>
@@ -1489,7 +1285,7 @@
             <w:noProof/>
             <w:webHidden/>
           </w:rPr>
-          <w:t>14</w:t>
+          <w:t>13</w:t>
         </w:r>
         <w:r>
           <w:rPr>
@@ -1517,7 +1313,7 @@
           <w14:ligatures w14:val="standardContextual"/>
         </w:rPr>
       </w:pPr>
-      <w:hyperlink w:anchor="_Toc221535309" w:history="1">
+      <w:hyperlink w:anchor="_Toc223278229" w:history="1">
         <w:r>
           <w:rPr>
             <w:rStyle w:val="Hyperlink"/>
@@ -1544,7 +1340,7 @@
             <w:noProof/>
             <w:webHidden/>
           </w:rPr>
-          <w:instrText xml:space="preserve"> PAGEREF _Toc221535309 \h </w:instrText>
+          <w:instrText xml:space="preserve"> PAGEREF _Toc223278229 \h </w:instrText>
         </w:r>
         <w:r>
           <w:rPr>
@@ -1564,7 +1360,7 @@
             <w:noProof/>
             <w:webHidden/>
           </w:rPr>
-          <w:t>15</w:t>
+          <w:t>14</w:t>
         </w:r>
         <w:r>
           <w:rPr>
@@ -1592,7 +1388,7 @@
           <w14:ligatures w14:val="standardContextual"/>
         </w:rPr>
       </w:pPr>
-      <w:hyperlink w:anchor="_Toc221535310" w:history="1">
+      <w:hyperlink w:anchor="_Toc223278230" w:history="1">
         <w:r>
           <w:rPr>
             <w:rStyle w:val="Hyperlink"/>
@@ -1619,7 +1415,7 @@
             <w:noProof/>
             <w:webHidden/>
           </w:rPr>
-          <w:instrText xml:space="preserve"> PAGEREF _Toc221535310 \h </w:instrText>
+          <w:instrText xml:space="preserve"> PAGEREF _Toc223278230 \h </w:instrText>
         </w:r>
         <w:r>
           <w:rPr>
@@ -1639,7 +1435,7 @@
             <w:noProof/>
             <w:webHidden/>
           </w:rPr>
-          <w:t>17</w:t>
+          <w:t>16</w:t>
         </w:r>
         <w:r>
           <w:rPr>
@@ -1670,7 +1466,7 @@
           <w14:ligatures w14:val="standardContextual"/>
         </w:rPr>
       </w:pPr>
-      <w:hyperlink w:anchor="_Toc221535311" w:history="1">
+      <w:hyperlink w:anchor="_Toc223278231" w:history="1">
         <w:r>
           <w:rPr>
             <w:rStyle w:val="Hyperlink"/>
@@ -1719,7 +1515,7 @@
             <w:noProof/>
             <w:webHidden/>
           </w:rPr>
-          <w:instrText xml:space="preserve"> PAGEREF _Toc221535311 \h </w:instrText>
+          <w:instrText xml:space="preserve"> PAGEREF _Toc223278231 \h </w:instrText>
         </w:r>
         <w:r>
           <w:rPr>
@@ -1739,7 +1535,7 @@
             <w:noProof/>
             <w:webHidden/>
           </w:rPr>
-          <w:t>18</w:t>
+          <w:t>17</w:t>
         </w:r>
         <w:r>
           <w:rPr>
@@ -1769,7 +1565,7 @@
           <w14:ligatures w14:val="standardContextual"/>
         </w:rPr>
       </w:pPr>
-      <w:hyperlink w:anchor="_Toc221535312" w:history="1">
+      <w:hyperlink w:anchor="_Toc223278232" w:history="1">
         <w:r>
           <w:rPr>
             <w:rStyle w:val="Hyperlink"/>
@@ -1796,7 +1592,7 @@
             <w:noProof/>
             <w:webHidden/>
           </w:rPr>
-          <w:instrText xml:space="preserve"> PAGEREF _Toc221535312 \h </w:instrText>
+          <w:instrText xml:space="preserve"> PAGEREF _Toc223278232 \h </w:instrText>
         </w:r>
         <w:r>
           <w:rPr>
@@ -1816,7 +1612,7 @@
             <w:noProof/>
             <w:webHidden/>
           </w:rPr>
-          <w:t>19</w:t>
+          <w:t>18</w:t>
         </w:r>
         <w:r>
           <w:rPr>
@@ -1846,11 +1642,12 @@
           <w14:ligatures w14:val="standardContextual"/>
         </w:rPr>
       </w:pPr>
-      <w:hyperlink w:anchor="_Toc221535313" w:history="1">
+      <w:hyperlink w:anchor="_Toc223278233" w:history="1">
         <w:r>
           <w:rPr>
             <w:rStyle w:val="Hyperlink"/>
             <w:noProof/>
+            <w:lang w:val="en-GB"/>
           </w:rPr>
           <w:t>Références Bibliographiques</w:t>
         </w:r>
@@ -1873,7 +1670,7 @@
             <w:noProof/>
             <w:webHidden/>
           </w:rPr>
-          <w:instrText xml:space="preserve"> PAGEREF _Toc221535313 \h </w:instrText>
+          <w:instrText xml:space="preserve"> PAGEREF _Toc223278233 \h </w:instrText>
         </w:r>
         <w:r>
           <w:rPr>
@@ -1893,7 +1690,7 @@
             <w:noProof/>
             <w:webHidden/>
           </w:rPr>
-          <w:t>21</w:t>
+          <w:t>20</w:t>
         </w:r>
         <w:r>
           <w:rPr>
@@ -1935,12 +1732,12 @@
         </w:numPr>
         <w:spacing w:line="360" w:lineRule="auto"/>
       </w:pPr>
-      <w:bookmarkStart w:id="2" w:name="_Toc221535299"/>
+      <w:bookmarkStart w:id="1" w:name="_Toc223278219"/>
       <w:r>
         <w:lastRenderedPageBreak/>
         <w:t>Filtrage électrique interne</w:t>
       </w:r>
-      <w:bookmarkEnd w:id="2"/>
+      <w:bookmarkEnd w:id="1"/>
     </w:p>
     <w:p>
       <w:pPr>
@@ -1953,14 +1750,14 @@
         <w:pStyle w:val="Heading2"/>
         <w:spacing w:line="360" w:lineRule="auto"/>
       </w:pPr>
-      <w:bookmarkStart w:id="3" w:name="_Toc221535300"/>
+      <w:bookmarkStart w:id="2" w:name="_Toc223278220"/>
       <w:r>
         <w:t>I</w:t>
       </w:r>
       <w:r>
         <w:t>.I. Théorie</w:t>
       </w:r>
-      <w:bookmarkEnd w:id="3"/>
+      <w:bookmarkEnd w:id="2"/>
       <w:r>
         <w:t xml:space="preserve"> </w:t>
       </w:r>
@@ -2229,11 +2026,21 @@
       <w:r>
         <w:t xml:space="preserve">Figure </w:t>
       </w:r>
-      <w:fldSimple w:instr=" SEQ Figure \* ARABIC ">
-        <w:r>
-          <w:t>1</w:t>
-        </w:r>
-      </w:fldSimple>
+      <w:r>
+        <w:fldChar w:fldCharType="begin"/>
+      </w:r>
+      <w:r>
+        <w:instrText xml:space="preserve"> SEQ Figure \* ARABIC </w:instrText>
+      </w:r>
+      <w:r>
+        <w:fldChar w:fldCharType="separate"/>
+      </w:r>
+      <w:r>
+        <w:t>1</w:t>
+      </w:r>
+      <w:r>
+        <w:fldChar w:fldCharType="end"/>
+      </w:r>
       <w:r>
         <w:t> : Schéma électrique équivalent d'un micro chargé</w:t>
       </w:r>
@@ -2607,6 +2414,9 @@
         </m:sSub>
       </m:oMath>
       <w:r>
+        <w:t xml:space="preserve"> (Fig. 1)</w:t>
+      </w:r>
+      <w:r>
         <w:t xml:space="preserve">. L'étude de ce circuit permet d'établir la fonction de transfert </w:t>
       </w:r>
       <m:oMath>
@@ -3624,7 +3434,7 @@
         <w:spacing w:line="360" w:lineRule="auto"/>
         <w:jc w:val="both"/>
       </w:pPr>
-      <w:bookmarkStart w:id="4" w:name="_Toc221535301"/>
+      <w:bookmarkStart w:id="3" w:name="_Toc223278221"/>
       <w:r>
         <w:t>I</w:t>
       </w:r>
@@ -3634,7 +3444,7 @@
       <w:r>
         <w:t>Expérimentation</w:t>
       </w:r>
-      <w:bookmarkEnd w:id="4"/>
+      <w:bookmarkEnd w:id="3"/>
     </w:p>
     <w:p>
       <w:pPr>
@@ -4020,11 +3830,21 @@
       <w:r>
         <w:t xml:space="preserve">Figure </w:t>
       </w:r>
-      <w:fldSimple w:instr=" SEQ Figure \* ARABIC ">
-        <w:r>
-          <w:t>2</w:t>
-        </w:r>
-      </w:fldSimple>
+      <w:r>
+        <w:fldChar w:fldCharType="begin"/>
+      </w:r>
+      <w:r>
+        <w:instrText xml:space="preserve"> SEQ Figure \* ARABIC </w:instrText>
+      </w:r>
+      <w:r>
+        <w:fldChar w:fldCharType="separate"/>
+      </w:r>
+      <w:r>
+        <w:t>2</w:t>
+      </w:r>
+      <w:r>
+        <w:fldChar w:fldCharType="end"/>
+      </w:r>
       <w:r>
         <w:t xml:space="preserve"> : Photo du dispositif expérimental</w:t>
       </w:r>
@@ -4102,7 +3922,13 @@
         <w:t xml:space="preserve"> </w:t>
       </w:r>
       <w:r>
-        <w:t xml:space="preserve">sont obtenus par un ajustement numérique du modèle théorique sur les points expérimentaux (Figure 3). Nous utilisons pour cela l'algorithme de </w:t>
+        <w:t>sont obtenus par un ajustement numérique du modèle théorique sur les points expérimentaux (Fig</w:t>
+      </w:r>
+      <w:r>
+        <w:t>.</w:t>
+      </w:r>
+      <w:r>
+        <w:t xml:space="preserve"> 3). Nous utilisons pour cela l'algorithme de </w:t>
       </w:r>
       <w:r>
         <w:rPr>
@@ -4112,7 +3938,13 @@
         <w:t>Levenberg-Marquardt</w:t>
       </w:r>
       <w:r>
-        <w:t>, qui minimise l'écart quadratique entre la prédiction et la mesure (Figure 4).</w:t>
+        <w:t>, qui minimise l'écart quadratique entre la prédiction et la mesure (Fig</w:t>
+      </w:r>
+      <w:r>
+        <w:t>.</w:t>
+      </w:r>
+      <w:r>
+        <w:t xml:space="preserve"> 4).</w:t>
       </w:r>
     </w:p>
     <w:p>
@@ -4141,6 +3973,7 @@
     <w:p>
       <w:pPr>
         <w:spacing w:line="360" w:lineRule="auto"/>
+        <w:jc w:val="both"/>
       </w:pPr>
     </w:p>
     <w:tbl>
@@ -4731,33 +4564,94 @@
       <w:pPr>
         <w:keepNext/>
         <w:spacing w:line="360" w:lineRule="auto"/>
-      </w:pPr>
-      <w:r>
-        <w:t xml:space="preserve">L'examen des courbes valide la nature résonante des deux dispositifs. On observe que la fréquence de résonance du Humbucker est sensiblement plus élevée que celle du SingleCoil, un résultat cohérent avec la très faible valeur de sa capacité parasite identifiée par l'algorithme. </w:t>
+        <w:jc w:val="both"/>
+      </w:pPr>
+      <w:r>
+        <w:t xml:space="preserve">L’examen des courbes d’impédance </w:t>
+      </w:r>
+      <w:r>
+        <w:t xml:space="preserve">(Fig. 3) </w:t>
+      </w:r>
+      <w:r>
+        <w:t>confirme la nature résonante des trois dispositifs étudiés</w:t>
+      </w:r>
+      <w:r>
+        <w:t xml:space="preserve"> </w:t>
+      </w:r>
+      <w:r>
+        <w:t>: le SingleCoil, le Humbucker en configuration parallèle</w:t>
+      </w:r>
+      <w:r>
+        <w:t xml:space="preserve"> </w:t>
+      </w:r>
+      <w:r>
+        <w:t xml:space="preserve">et le Humbucker en configuration série. Les résultats expérimentaux révèlent que la fréquence de résonance du Humbucker </w:t>
+      </w:r>
+      <w:r>
+        <w:t>série</w:t>
+      </w:r>
+      <w:r>
+        <w:t xml:space="preserve"> est significativement plus élevée que celle du SingleCoil, en accord avec la faible valeur de sa capacité parasite (</w:t>
+      </w:r>
+      <w:r>
+        <w:t>110</w:t>
+      </w:r>
+      <w:r>
+        <w:t xml:space="preserve"> pF), identifiée par l’algorithme de Levenberg-Marquardt. En revanche, le Humbucker </w:t>
+      </w:r>
+      <w:r>
+        <w:t>parallèle</w:t>
+      </w:r>
+      <w:r>
+        <w:t xml:space="preserve">, caractérisé par une capacité parasite de </w:t>
+      </w:r>
+      <w:r>
+        <w:t>50</w:t>
+      </w:r>
+      <w:r>
+        <w:t xml:space="preserve"> pF et une inductance de </w:t>
+      </w:r>
+      <w:r>
+        <w:t>1,77</w:t>
+      </w:r>
+      <w:r>
+        <w:t xml:space="preserve"> H, présente une résonance à une fréquence intermédiaire, distincte des deux autres configurations.</w:t>
       </w:r>
     </w:p>
     <w:p>
       <w:pPr>
         <w:keepNext/>
         <w:spacing w:line="360" w:lineRule="auto"/>
-      </w:pPr>
-      <w:r>
-        <w:t>Cependant, l'analyse détaillée des relevés expérimentaux met en lumière une asymétrie marquée dans la réponse du Humbucker, contrastant avec la régularité du pic du SingleCoil. Cette singularité suggère que le modèle standard du second ordre est insuffisant pour décrire ce composant spécifique. L'allure de la courbe d'impédance du Humbucker semble en réalité correspondre à un système d'ordre 4. Cette observation indique que nous sommes en présence d'un montage où les deux bobines sont câblées en parallèle, et non en série comme c'est le cas sur les modèles conventionnels. Ce type de configuration modifie profondément la réponse fréquentielle du transducteur, déplaçant la résonance vers les hautes fréquences et complexifiant le filtrage interne du signal.</w:t>
-      </w:r>
+        <w:jc w:val="both"/>
+      </w:pPr>
+      <w:r>
+        <w:t>L’analyse détaillée des relevés expérimentaux met en évidence une asymétrie marquée dans la réponse fréquentielle du Humbucker parallèle, contrastant avec la symétrie du pic de résonance du SingleCoil et du Humbucker série.</w:t>
+      </w:r>
+    </w:p>
+    <w:p>
+      <w:pPr>
+        <w:keepNext/>
+        <w:spacing w:line="360" w:lineRule="auto"/>
+        <w:jc w:val="both"/>
+      </w:pPr>
     </w:p>
     <w:p>
       <w:pPr>
         <w:keepNext/>
         <w:spacing w:line="360" w:lineRule="auto"/>
         <w:ind w:firstLine="0"/>
-      </w:pPr>
+        <w:jc w:val="both"/>
+      </w:pPr>
+      <w:r>
+        <w:t xml:space="preserve"> </w:t>
+      </w:r>
       <w:r>
         <w:rPr>
           <w:noProof/>
         </w:rPr>
         <w:drawing>
-          <wp:inline distT="0" distB="0" distL="0" distR="0" wp14:anchorId="6DC72DD4" wp14:editId="393C647D">
-            <wp:extent cx="2699998" cy="2249999"/>
+          <wp:inline distT="0" distB="0" distL="0" distR="0" wp14:anchorId="75FA374E" wp14:editId="1B289E81">
+            <wp:extent cx="2699385" cy="2249805"/>
             <wp:effectExtent l="0" t="0" r="5715" b="0"/>
             <wp:docPr id="19738153" name="Picture 3"/>
             <wp:cNvGraphicFramePr>
@@ -4785,7 +4679,7 @@
                   <pic:spPr>
                     <a:xfrm>
                       <a:off x="0" y="0"/>
-                      <a:ext cx="2699998" cy="2249999"/>
+                      <a:ext cx="2699385" cy="2249805"/>
                     </a:xfrm>
                     <a:prstGeom prst="rect">
                       <a:avLst/>
@@ -4798,15 +4692,12 @@
         </w:drawing>
       </w:r>
       <w:r>
-        <w:t xml:space="preserve">      </w:t>
-      </w:r>
-      <w:r>
         <w:rPr>
           <w:noProof/>
         </w:rPr>
         <w:drawing>
-          <wp:inline distT="0" distB="0" distL="0" distR="0" wp14:anchorId="59F4EA54" wp14:editId="0B182B28">
-            <wp:extent cx="2699998" cy="2249999"/>
+          <wp:inline distT="0" distB="0" distL="0" distR="0" wp14:anchorId="619BF11E" wp14:editId="367E012A">
+            <wp:extent cx="2699385" cy="2249805"/>
             <wp:effectExtent l="0" t="0" r="5715" b="0"/>
             <wp:docPr id="1083605305" name="Picture 4"/>
             <wp:cNvGraphicFramePr>
@@ -4834,7 +4725,7 @@
                   <pic:spPr>
                     <a:xfrm>
                       <a:off x="0" y="0"/>
-                      <a:ext cx="2699998" cy="2249999"/>
+                      <a:ext cx="2699385" cy="2249805"/>
                     </a:xfrm>
                     <a:prstGeom prst="rect">
                       <a:avLst/>
@@ -4856,11 +4747,21 @@
       <w:r>
         <w:t xml:space="preserve">Figure </w:t>
       </w:r>
-      <w:fldSimple w:instr=" SEQ Figure \* ARABIC ">
-        <w:r>
-          <w:t>3</w:t>
-        </w:r>
-      </w:fldSimple>
+      <w:r>
+        <w:fldChar w:fldCharType="begin"/>
+      </w:r>
+      <w:r>
+        <w:instrText xml:space="preserve"> SEQ Figure \* ARABIC </w:instrText>
+      </w:r>
+      <w:r>
+        <w:fldChar w:fldCharType="separate"/>
+      </w:r>
+      <w:r>
+        <w:t>3</w:t>
+      </w:r>
+      <w:r>
+        <w:fldChar w:fldCharType="end"/>
+      </w:r>
       <w:r>
         <w:t xml:space="preserve"> : Relevé expérimentaux de l'impédance</w:t>
       </w:r>
@@ -4869,20 +4770,57 @@
       </w:r>
       <w:r>
         <w:tab/>
-      </w:r>
-      <w:r>
         <w:t xml:space="preserve">Figure </w:t>
       </w:r>
-      <w:fldSimple w:instr=" SEQ Figure \* ARABIC ">
-        <w:r>
-          <w:t>4</w:t>
-        </w:r>
-      </w:fldSimple>
+      <w:r>
+        <w:fldChar w:fldCharType="begin"/>
+      </w:r>
+      <w:r>
+        <w:instrText xml:space="preserve"> SEQ Figure \* ARABIC </w:instrText>
+      </w:r>
+      <w:r>
+        <w:fldChar w:fldCharType="separate"/>
+      </w:r>
+      <w:r>
+        <w:t>4</w:t>
+      </w:r>
+      <w:r>
+        <w:fldChar w:fldCharType="end"/>
+      </w:r>
       <w:r>
         <w:t xml:space="preserve"> : </w:t>
       </w:r>
       <w:r>
         <w:t>Convergence de l’algorithme de Levenberg – Marquardt</w:t>
+      </w:r>
+    </w:p>
+    <w:p>
+      <w:pPr>
+        <w:keepNext/>
+        <w:spacing w:line="360" w:lineRule="auto"/>
+        <w:jc w:val="both"/>
+      </w:pPr>
+    </w:p>
+    <w:p>
+      <w:pPr>
+        <w:keepNext/>
+        <w:spacing w:line="360" w:lineRule="auto"/>
+        <w:jc w:val="both"/>
+      </w:pPr>
+      <w:r>
+        <w:t xml:space="preserve">Cette singularité suggère que le modèle standard du second ordre, bien qu’adéquat pour décrire le SingleCoil et le Humbucker série, est insuffisant pour le Humbucker parallèle. L’allure de sa courbe d’impédance indique en effet un comportement compatible avec un système d’ordre 4, caractéristique d’un montage où les deux bobines </w:t>
+      </w:r>
+      <w:r>
+        <w:t>ne sont pas identiques</w:t>
+      </w:r>
+      <w:r>
+        <w:t>. Cette configuration modifie profondément la réponse</w:t>
+      </w:r>
+      <w:r>
+        <w:t xml:space="preserve"> </w:t>
+      </w:r>
+      <w:r>
+        <w:t>fréquentielle du transducteur, en déplaçant la résonance vers les hautes fréquences et en introduisant une complexité supplémentaire dans le filtrage interne du signal.</w:t>
       </w:r>
     </w:p>
     <w:p>
@@ -4890,7 +4828,11 @@
         <w:keepNext/>
         <w:spacing w:line="360" w:lineRule="auto"/>
         <w:ind w:firstLine="0"/>
-      </w:pPr>
+        <w:jc w:val="both"/>
+      </w:pPr>
+      <w:r>
+        <w:t xml:space="preserve">      </w:t>
+      </w:r>
     </w:p>
     <w:p>
       <w:pPr>
@@ -4962,9 +4904,9 @@
           <w:noProof/>
         </w:rPr>
         <w:drawing>
-          <wp:inline distT="0" distB="0" distL="0" distR="0" wp14:anchorId="6F0FA18C" wp14:editId="73A13917">
-            <wp:extent cx="3599998" cy="2699999"/>
-            <wp:effectExtent l="0" t="0" r="635" b="5715"/>
+          <wp:inline distT="0" distB="0" distL="0" distR="0" wp14:anchorId="6F0FA18C" wp14:editId="65F9D5D4">
+            <wp:extent cx="5759998" cy="4320000"/>
+            <wp:effectExtent l="0" t="0" r="0" b="4445"/>
             <wp:docPr id="750053161" name="Picture 5"/>
             <wp:cNvGraphicFramePr>
               <a:graphicFrameLocks xmlns:a="http://schemas.openxmlformats.org/drawingml/2006/main" noChangeAspect="1"/>
@@ -4991,7 +4933,7 @@
                   <pic:spPr>
                     <a:xfrm>
                       <a:off x="0" y="0"/>
-                      <a:ext cx="3599998" cy="2699999"/>
+                      <a:ext cx="5759998" cy="4320000"/>
                     </a:xfrm>
                     <a:prstGeom prst="rect">
                       <a:avLst/>
@@ -5013,22 +4955,39 @@
       <w:r>
         <w:t xml:space="preserve">Figure </w:t>
       </w:r>
-      <w:fldSimple w:instr=" SEQ Figure \* ARABIC ">
-        <w:r>
-          <w:t>5</w:t>
-        </w:r>
-      </w:fldSimple>
+      <w:r>
+        <w:fldChar w:fldCharType="begin"/>
+      </w:r>
+      <w:r>
+        <w:instrText xml:space="preserve"> SEQ Figure \* ARABIC </w:instrText>
+      </w:r>
+      <w:r>
+        <w:fldChar w:fldCharType="separate"/>
+      </w:r>
+      <w:r>
+        <w:t>5</w:t>
+      </w:r>
+      <w:r>
+        <w:fldChar w:fldCharType="end"/>
+      </w:r>
       <w:r>
         <w:t xml:space="preserve"> : Diagramme de Bode des micros</w:t>
       </w:r>
+    </w:p>
+    <w:p/>
+    <w:p>
+      <w:pPr>
+        <w:ind w:firstLine="0"/>
+      </w:pPr>
     </w:p>
     <w:p>
       <w:pPr>
         <w:pStyle w:val="Heading2"/>
         <w:spacing w:line="360" w:lineRule="auto"/>
       </w:pPr>
-      <w:bookmarkStart w:id="5" w:name="_Toc221535302"/>
-      <w:r>
+      <w:bookmarkStart w:id="4" w:name="_Toc223278222"/>
+      <w:r>
+        <w:lastRenderedPageBreak/>
         <w:t xml:space="preserve">I.III. </w:t>
       </w:r>
       <w:r>
@@ -5037,23 +4996,67 @@
       <w:r>
         <w:t>onclusion</w:t>
       </w:r>
-      <w:bookmarkEnd w:id="5"/>
+      <w:bookmarkEnd w:id="4"/>
+    </w:p>
+    <w:p/>
+    <w:p>
+      <w:pPr>
+        <w:spacing w:line="360" w:lineRule="auto"/>
+        <w:jc w:val="both"/>
+      </w:pPr>
+      <w:r>
+        <w:t>Le micro SingleCoil se distingue par un pic de résonance marqué et un facteur de qualité élevé, favorisant une transmission sélective des harmoniques dans le haut du spectre audible. Cette caractéristique confère à ce type de bobinage sa sonorité « brillante » et « tranchante », historiquement appréciée, où la surtension à la résonance enrichit le timbre original de la corde.</w:t>
+      </w:r>
     </w:p>
     <w:p>
       <w:pPr>
         <w:spacing w:line="360" w:lineRule="auto"/>
-      </w:pPr>
-      <w:r>
-        <w:t>Le micro SingleCoil se distingue par un pic de résonance marqué et un facteur de qualité plus élevé, ce qui favorise une transmission sélective des harmoniques situées dans le haut du spectre audible. Cette particularité définit la sonorité « brillante » et « tranchante » historiquement associée à ce type de bobinage, la surtension à la résonance venant colorer le timbre original de la corde.</w:t>
-      </w:r>
+        <w:jc w:val="both"/>
+      </w:pPr>
     </w:p>
     <w:p>
       <w:pPr>
         <w:spacing w:line="360" w:lineRule="auto"/>
-      </w:pPr>
-      <w:r>
-        <w:t>À l’inverse, le comportement du micro Humbucker, identifié ici en configuration parallèle, se traduit par une absence de coloration harmonique dans la zone des médiums et des aigus audibles. La résonance étant rejetée vers de très hautes fréquences en raison de la faible capacité parasite du système, le signal est restitué de manière plus linéaire, mais dépourvu du renforcement harmonique caractéristique du bobinage simple. Il en résulte une perception sonore plus « sombre » et moins riche en hautes fréquences, la réponse étant principalement limitée par la bande passante naturelle du système d'amplification</w:t>
-      </w:r>
+        <w:jc w:val="both"/>
+      </w:pPr>
+      <w:r>
+        <w:t>À l’inverse, le Humbucker en configuration parallèle présente une réponse fréquentielle dépourvue de coloration harmonique dans les médiums et les aigus audibles. La résonance, rejetée vers des fréquences très élevées en raison de sa faible capacité parasite (50 pF), conduit à une restitution plus linéaire du signal, mais au détriment du renforcement des harmoniques aigües. Cette configuration engendre une perception sonore plus « sombre » et moins riche en hautes fréquences, limitée par la bande passante du système d’amplification.</w:t>
+      </w:r>
+    </w:p>
+    <w:p>
+      <w:pPr>
+        <w:spacing w:line="360" w:lineRule="auto"/>
+        <w:jc w:val="both"/>
+      </w:pPr>
+    </w:p>
+    <w:p>
+      <w:pPr>
+        <w:spacing w:line="360" w:lineRule="auto"/>
+        <w:jc w:val="both"/>
+      </w:pPr>
+      <w:r>
+        <w:t>Le Humbucker en configuration série, quant à lui, combine des éléments des deux comportements précédents. Avec une capacité parasite intermédiaire (110 pF) et une inductance plus élevée (4,71 H), il conserve une résonance plus marquée que le montage parallèle, tout en atténuant les harmoniques aigües par rapport au SingleCoil. Cette configuration offre ainsi un compromis entre la brillance du SingleCoil et la linéarité du Humbucker parallèle, avec une réponse fréquentielle plus équilibrée.</w:t>
+      </w:r>
+    </w:p>
+    <w:p>
+      <w:pPr>
+        <w:spacing w:line="360" w:lineRule="auto"/>
+        <w:jc w:val="both"/>
+      </w:pPr>
+    </w:p>
+    <w:p>
+      <w:pPr>
+        <w:spacing w:line="360" w:lineRule="auto"/>
+        <w:jc w:val="both"/>
+      </w:pPr>
+      <w:r>
+        <w:t>Ces différences fondamentales entre les configurations de bobinage illustrent comment l’architecture électrique influence directement le timbre de la guitare. Le choix entre SingleCoil, Humbucker parallèle ou série dépendra donc des préférences sonores du musicien, ainsi que des contraintes techniques liées à l’environnement d’utilisation.</w:t>
+      </w:r>
+    </w:p>
+    <w:p>
+      <w:pPr>
+        <w:spacing w:line="360" w:lineRule="auto"/>
+      </w:pPr>
       <w:r>
         <w:br w:type="page"/>
       </w:r>
@@ -5067,28 +5070,23 @@
         </w:numPr>
         <w:spacing w:line="360" w:lineRule="auto"/>
       </w:pPr>
-      <w:bookmarkStart w:id="6" w:name="_Toc221535303"/>
+      <w:bookmarkStart w:id="5" w:name="_Toc223278223"/>
       <w:r>
         <w:lastRenderedPageBreak/>
         <w:t>Induction et filtrage spatial</w:t>
       </w:r>
-      <w:bookmarkEnd w:id="6"/>
+      <w:bookmarkEnd w:id="5"/>
     </w:p>
     <w:p>
       <w:pPr>
-        <w:spacing w:line="360" w:lineRule="auto"/>
-      </w:pPr>
-    </w:p>
-    <w:p>
-      <w:pPr>
         <w:pStyle w:val="Heading2"/>
         <w:spacing w:line="360" w:lineRule="auto"/>
       </w:pPr>
-      <w:bookmarkStart w:id="7" w:name="_Toc221535304"/>
+      <w:bookmarkStart w:id="6" w:name="_Toc223278224"/>
       <w:r>
         <w:t>II.I. Théorie</w:t>
       </w:r>
-      <w:bookmarkEnd w:id="7"/>
+      <w:bookmarkEnd w:id="6"/>
     </w:p>
     <w:p>
       <w:pPr>
@@ -5290,32 +5288,38 @@
                   </w:rPr>
                   <m:t>(</m:t>
                 </m:r>
-                <m:f>
-                  <m:fPr>
+                <m:sSub>
+                  <m:sSubPr>
                     <m:ctrlPr>
                       <w:rPr>
                         <w:rFonts w:ascii="Cambria Math" w:hAnsi="Cambria Math"/>
                         <w:i/>
                       </w:rPr>
                     </m:ctrlPr>
-                  </m:fPr>
-                  <m:num>
+                  </m:sSubPr>
+                  <m:e>
                     <m:r>
                       <w:rPr>
                         <w:rFonts w:ascii="Cambria Math" w:hAnsi="Cambria Math"/>
                       </w:rPr>
-                      <m:t>nπx</m:t>
+                      <m:t>k</m:t>
                     </m:r>
-                  </m:num>
-                  <m:den>
+                  </m:e>
+                  <m:sub>
                     <m:r>
                       <w:rPr>
                         <w:rFonts w:ascii="Cambria Math" w:hAnsi="Cambria Math"/>
                       </w:rPr>
-                      <m:t>L</m:t>
+                      <m:t>n</m:t>
                     </m:r>
-                  </m:den>
-                </m:f>
+                  </m:sub>
+                </m:sSub>
+                <m:r>
+                  <w:rPr>
+                    <w:rFonts w:ascii="Cambria Math" w:hAnsi="Cambria Math"/>
+                  </w:rPr>
+                  <m:t>x</m:t>
+                </m:r>
               </m:e>
             </m:func>
             <m:r>
@@ -5525,7 +5529,81 @@
         </m:r>
       </m:oMath>
       <w:r>
-        <w:t>. La relation régissant ces amplitudes est la suivante :</w:t>
+        <w:t xml:space="preserve">. </w:t>
+      </w:r>
+      <w:r>
+        <w:t xml:space="preserve">Le vecteur d’onde </w:t>
+      </w:r>
+      <m:oMath>
+        <m:sSub>
+          <m:sSubPr>
+            <m:ctrlPr>
+              <w:rPr>
+                <w:rFonts w:ascii="Cambria Math" w:hAnsi="Cambria Math"/>
+                <w:i/>
+              </w:rPr>
+            </m:ctrlPr>
+          </m:sSubPr>
+          <m:e>
+            <m:r>
+              <w:rPr>
+                <w:rFonts w:ascii="Cambria Math" w:hAnsi="Cambria Math"/>
+              </w:rPr>
+              <m:t>k</m:t>
+            </m:r>
+          </m:e>
+          <m:sub>
+            <m:r>
+              <w:rPr>
+                <w:rFonts w:ascii="Cambria Math" w:hAnsi="Cambria Math"/>
+              </w:rPr>
+              <m:t>n</m:t>
+            </m:r>
+          </m:sub>
+        </m:sSub>
+      </m:oMath>
+      <w:r>
+        <w:t xml:space="preserve"> s’exprime ainsi : </w:t>
+      </w:r>
+      <m:oMath>
+        <m:sSub>
+          <m:sSubPr>
+            <m:ctrlPr>
+              <w:rPr>
+                <w:rFonts w:ascii="Cambria Math" w:hAnsi="Cambria Math"/>
+                <w:i/>
+              </w:rPr>
+            </m:ctrlPr>
+          </m:sSubPr>
+          <m:e>
+            <m:r>
+              <w:rPr>
+                <w:rFonts w:ascii="Cambria Math" w:hAnsi="Cambria Math"/>
+              </w:rPr>
+              <m:t>k</m:t>
+            </m:r>
+          </m:e>
+          <m:sub>
+            <m:r>
+              <w:rPr>
+                <w:rFonts w:ascii="Cambria Math" w:hAnsi="Cambria Math"/>
+              </w:rPr>
+              <m:t>n</m:t>
+            </m:r>
+          </m:sub>
+        </m:sSub>
+        <m:r>
+          <w:rPr>
+            <w:rFonts w:ascii="Cambria Math" w:hAnsi="Cambria Math"/>
+          </w:rPr>
+          <m:t>=nπ/L</m:t>
+        </m:r>
+      </m:oMath>
+      <w:r>
+        <w:t xml:space="preserve">. </w:t>
+      </w:r>
+      <w:r>
+        <w:t>La relation régissant ces amplitudes est la suivante :</w:t>
       </w:r>
     </w:p>
     <w:p>
@@ -5969,11 +6047,30 @@
         <w:jc w:val="center"/>
       </w:pPr>
       <m:oMath>
+        <m:acc>
+          <m:accPr>
+            <m:chr m:val="⃗"/>
+            <m:ctrlPr>
+              <w:rPr>
+                <w:rFonts w:ascii="Cambria Math" w:hAnsi="Cambria Math"/>
+                <w:i/>
+              </w:rPr>
+            </m:ctrlPr>
+          </m:accPr>
+          <m:e>
+            <m:r>
+              <w:rPr>
+                <w:rFonts w:ascii="Cambria Math" w:hAnsi="Cambria Math"/>
+              </w:rPr>
+              <m:t>m</m:t>
+            </m:r>
+          </m:e>
+        </m:acc>
         <m:r>
           <w:rPr>
             <w:rFonts w:ascii="Cambria Math" w:hAnsi="Cambria Math"/>
           </w:rPr>
-          <m:t xml:space="preserve">m= </m:t>
+          <m:t xml:space="preserve">= </m:t>
         </m:r>
         <m:f>
           <m:fPr>
@@ -5991,32 +6088,45 @@
               </w:rPr>
               <m:t>χV</m:t>
             </m:r>
-            <m:sSub>
-              <m:sSubPr>
+            <m:acc>
+              <m:accPr>
+                <m:chr m:val="⃗"/>
                 <m:ctrlPr>
                   <w:rPr>
                     <w:rFonts w:ascii="Cambria Math" w:hAnsi="Cambria Math"/>
                     <w:i/>
                   </w:rPr>
                 </m:ctrlPr>
-              </m:sSubPr>
+              </m:accPr>
               <m:e>
-                <m:r>
-                  <w:rPr>
-                    <w:rFonts w:ascii="Cambria Math" w:hAnsi="Cambria Math"/>
-                  </w:rPr>
-                  <m:t>B</m:t>
-                </m:r>
+                <m:sSub>
+                  <m:sSubPr>
+                    <m:ctrlPr>
+                      <w:rPr>
+                        <w:rFonts w:ascii="Cambria Math" w:hAnsi="Cambria Math"/>
+                        <w:i/>
+                      </w:rPr>
+                    </m:ctrlPr>
+                  </m:sSubPr>
+                  <m:e>
+                    <m:r>
+                      <w:rPr>
+                        <w:rFonts w:ascii="Cambria Math" w:hAnsi="Cambria Math"/>
+                      </w:rPr>
+                      <m:t>B</m:t>
+                    </m:r>
+                  </m:e>
+                  <m:sub>
+                    <m:r>
+                      <w:rPr>
+                        <w:rFonts w:ascii="Cambria Math" w:hAnsi="Cambria Math"/>
+                      </w:rPr>
+                      <m:t>m</m:t>
+                    </m:r>
+                  </m:sub>
+                </m:sSub>
               </m:e>
-              <m:sub>
-                <m:r>
-                  <w:rPr>
-                    <w:rFonts w:ascii="Cambria Math" w:hAnsi="Cambria Math"/>
-                  </w:rPr>
-                  <m:t>m</m:t>
-                </m:r>
-              </m:sub>
-            </m:sSub>
+            </m:acc>
           </m:num>
           <m:den>
             <m:sSub>
@@ -6143,32 +6253,45 @@
         <w:jc w:val="center"/>
       </w:pPr>
       <m:oMath>
-        <m:sSub>
-          <m:sSubPr>
+        <m:acc>
+          <m:accPr>
+            <m:chr m:val="⃗"/>
             <m:ctrlPr>
               <w:rPr>
                 <w:rFonts w:ascii="Cambria Math" w:hAnsi="Cambria Math"/>
                 <w:i/>
               </w:rPr>
             </m:ctrlPr>
-          </m:sSubPr>
+          </m:accPr>
           <m:e>
-            <m:r>
-              <w:rPr>
-                <w:rFonts w:ascii="Cambria Math" w:hAnsi="Cambria Math"/>
-              </w:rPr>
-              <m:t>B</m:t>
-            </m:r>
+            <m:sSub>
+              <m:sSubPr>
+                <m:ctrlPr>
+                  <w:rPr>
+                    <w:rFonts w:ascii="Cambria Math" w:hAnsi="Cambria Math"/>
+                    <w:i/>
+                  </w:rPr>
+                </m:ctrlPr>
+              </m:sSubPr>
+              <m:e>
+                <m:r>
+                  <w:rPr>
+                    <w:rFonts w:ascii="Cambria Math" w:hAnsi="Cambria Math"/>
+                  </w:rPr>
+                  <m:t>B</m:t>
+                </m:r>
+              </m:e>
+              <m:sub>
+                <m:r>
+                  <w:rPr>
+                    <w:rFonts w:ascii="Cambria Math" w:hAnsi="Cambria Math"/>
+                  </w:rPr>
+                  <m:t>c</m:t>
+                </m:r>
+              </m:sub>
+            </m:sSub>
           </m:e>
-          <m:sub>
-            <m:r>
-              <w:rPr>
-                <w:rFonts w:ascii="Cambria Math" w:hAnsi="Cambria Math"/>
-              </w:rPr>
-              <m:t>c</m:t>
-            </m:r>
-          </m:sub>
-        </m:sSub>
+        </m:acc>
         <m:d>
           <m:dPr>
             <m:ctrlPr>
@@ -6253,8 +6376,27 @@
               <w:rPr>
                 <w:rFonts w:ascii="Cambria Math" w:hAnsi="Cambria Math"/>
               </w:rPr>
-              <m:t>2m</m:t>
+              <m:t>2</m:t>
             </m:r>
+            <m:acc>
+              <m:accPr>
+                <m:chr m:val="⃗"/>
+                <m:ctrlPr>
+                  <w:rPr>
+                    <w:rFonts w:ascii="Cambria Math" w:hAnsi="Cambria Math"/>
+                    <w:i/>
+                  </w:rPr>
+                </m:ctrlPr>
+              </m:accPr>
+              <m:e>
+                <m:r>
+                  <w:rPr>
+                    <w:rFonts w:ascii="Cambria Math" w:hAnsi="Cambria Math"/>
+                  </w:rPr>
+                  <m:t>m</m:t>
+                </m:r>
+              </m:e>
+            </m:acc>
           </m:num>
           <m:den>
             <m:sSup>
@@ -6307,32 +6449,45 @@
               </w:rPr>
               <m:t>χV</m:t>
             </m:r>
-            <m:sSub>
-              <m:sSubPr>
+            <m:acc>
+              <m:accPr>
+                <m:chr m:val="⃗"/>
                 <m:ctrlPr>
                   <w:rPr>
                     <w:rFonts w:ascii="Cambria Math" w:hAnsi="Cambria Math"/>
                     <w:i/>
                   </w:rPr>
                 </m:ctrlPr>
-              </m:sSubPr>
+              </m:accPr>
               <m:e>
-                <m:r>
-                  <w:rPr>
-                    <w:rFonts w:ascii="Cambria Math" w:hAnsi="Cambria Math"/>
-                  </w:rPr>
-                  <m:t>B</m:t>
-                </m:r>
+                <m:sSub>
+                  <m:sSubPr>
+                    <m:ctrlPr>
+                      <w:rPr>
+                        <w:rFonts w:ascii="Cambria Math" w:hAnsi="Cambria Math"/>
+                        <w:i/>
+                      </w:rPr>
+                    </m:ctrlPr>
+                  </m:sSubPr>
+                  <m:e>
+                    <m:r>
+                      <w:rPr>
+                        <w:rFonts w:ascii="Cambria Math" w:hAnsi="Cambria Math"/>
+                      </w:rPr>
+                      <m:t>B</m:t>
+                    </m:r>
+                  </m:e>
+                  <m:sub>
+                    <m:r>
+                      <w:rPr>
+                        <w:rFonts w:ascii="Cambria Math" w:hAnsi="Cambria Math"/>
+                      </w:rPr>
+                      <m:t>m</m:t>
+                    </m:r>
+                  </m:sub>
+                </m:sSub>
               </m:e>
-              <m:sub>
-                <m:r>
-                  <w:rPr>
-                    <w:rFonts w:ascii="Cambria Math" w:hAnsi="Cambria Math"/>
-                  </w:rPr>
-                  <m:t>m</m:t>
-                </m:r>
-              </m:sub>
-            </m:sSub>
+            </m:acc>
             <m:r>
               <w:rPr>
                 <w:rFonts w:ascii="Cambria Math" w:hAnsi="Cambria Math"/>
@@ -6481,39 +6636,101 @@
           <w:rPr>
             <w:rFonts w:ascii="Cambria Math" w:hAnsi="Cambria Math"/>
           </w:rPr>
-          <m:t>= NS</m:t>
+          <m:t xml:space="preserve">= </m:t>
         </m:r>
-        <m:sSub>
-          <m:sSubPr>
+        <m:r>
+          <w:rPr>
+            <w:rFonts w:ascii="Cambria Math" w:hAnsi="Cambria Math"/>
+          </w:rPr>
+          <m:t>N</m:t>
+        </m:r>
+        <m:nary>
+          <m:naryPr>
+            <m:chr m:val="∯"/>
+            <m:limLoc m:val="undOvr"/>
+            <m:subHide m:val="1"/>
+            <m:supHide m:val="1"/>
             <m:ctrlPr>
               <w:rPr>
                 <w:rFonts w:ascii="Cambria Math" w:hAnsi="Cambria Math"/>
                 <w:i/>
               </w:rPr>
             </m:ctrlPr>
-          </m:sSubPr>
+          </m:naryPr>
+          <m:sub/>
+          <m:sup/>
           <m:e>
+            <m:acc>
+              <m:accPr>
+                <m:chr m:val="⃗"/>
+                <m:ctrlPr>
+                  <w:rPr>
+                    <w:rFonts w:ascii="Cambria Math" w:hAnsi="Cambria Math"/>
+                    <w:i/>
+                  </w:rPr>
+                </m:ctrlPr>
+              </m:accPr>
+              <m:e>
+                <m:sSub>
+                  <m:sSubPr>
+                    <m:ctrlPr>
+                      <w:rPr>
+                        <w:rFonts w:ascii="Cambria Math" w:hAnsi="Cambria Math"/>
+                        <w:i/>
+                      </w:rPr>
+                    </m:ctrlPr>
+                  </m:sSubPr>
+                  <m:e>
+                    <m:r>
+                      <w:rPr>
+                        <w:rFonts w:ascii="Cambria Math" w:hAnsi="Cambria Math"/>
+                      </w:rPr>
+                      <m:t>B</m:t>
+                    </m:r>
+                  </m:e>
+                  <m:sub>
+                    <m:r>
+                      <w:rPr>
+                        <w:rFonts w:ascii="Cambria Math" w:hAnsi="Cambria Math"/>
+                      </w:rPr>
+                      <m:t>c</m:t>
+                    </m:r>
+                  </m:sub>
+                </m:sSub>
+              </m:e>
+            </m:acc>
             <m:r>
               <w:rPr>
                 <w:rFonts w:ascii="Cambria Math" w:hAnsi="Cambria Math"/>
               </w:rPr>
-              <m:t>B</m:t>
+              <m:t>(z, t).</m:t>
             </m:r>
+            <m:acc>
+              <m:accPr>
+                <m:chr m:val="⃗"/>
+                <m:ctrlPr>
+                  <w:rPr>
+                    <w:rFonts w:ascii="Cambria Math" w:hAnsi="Cambria Math"/>
+                    <w:i/>
+                  </w:rPr>
+                </m:ctrlPr>
+              </m:accPr>
+              <m:e>
+                <m:r>
+                  <w:rPr>
+                    <w:rFonts w:ascii="Cambria Math" w:hAnsi="Cambria Math"/>
+                  </w:rPr>
+                  <m:t>dS</m:t>
+                </m:r>
+              </m:e>
+            </m:acc>
           </m:e>
-          <m:sub>
-            <m:r>
-              <w:rPr>
-                <w:rFonts w:ascii="Cambria Math" w:hAnsi="Cambria Math"/>
-              </w:rPr>
-              <m:t>c</m:t>
-            </m:r>
-          </m:sub>
-        </m:sSub>
+        </m:nary>
         <m:r>
           <w:rPr>
             <w:rFonts w:ascii="Cambria Math" w:hAnsi="Cambria Math"/>
           </w:rPr>
-          <m:t>(z, t)=</m:t>
+          <m:t>=</m:t>
         </m:r>
         <m:f>
           <m:fPr>
@@ -7163,32 +7380,38 @@
               </w:rPr>
               <m:t>(</m:t>
             </m:r>
-            <m:f>
-              <m:fPr>
+            <m:sSub>
+              <m:sSubPr>
                 <m:ctrlPr>
                   <w:rPr>
                     <w:rFonts w:ascii="Cambria Math" w:hAnsi="Cambria Math"/>
                     <w:i/>
                   </w:rPr>
                 </m:ctrlPr>
-              </m:fPr>
-              <m:num>
+              </m:sSubPr>
+              <m:e>
                 <m:r>
                   <w:rPr>
                     <w:rFonts w:ascii="Cambria Math" w:hAnsi="Cambria Math"/>
                   </w:rPr>
-                  <m:t>nπx</m:t>
+                  <m:t>k</m:t>
                 </m:r>
-              </m:num>
-              <m:den>
+              </m:e>
+              <m:sub>
                 <m:r>
                   <w:rPr>
                     <w:rFonts w:ascii="Cambria Math" w:hAnsi="Cambria Math"/>
                   </w:rPr>
-                  <m:t>L</m:t>
+                  <m:t>n</m:t>
                 </m:r>
-              </m:den>
-            </m:f>
+              </m:sub>
+            </m:sSub>
+            <m:r>
+              <w:rPr>
+                <w:rFonts w:ascii="Cambria Math" w:hAnsi="Cambria Math"/>
+              </w:rPr>
+              <m:t>x</m:t>
+            </m:r>
             <m:r>
               <w:rPr>
                 <w:rFonts w:ascii="Cambria Math" w:hAnsi="Cambria Math"/>
@@ -7721,11 +7944,11 @@
         <w:pStyle w:val="Heading2"/>
         <w:spacing w:line="360" w:lineRule="auto"/>
       </w:pPr>
-      <w:bookmarkStart w:id="8" w:name="_Toc221535305"/>
+      <w:bookmarkStart w:id="7" w:name="_Toc223278225"/>
       <w:r>
         <w:t>II.II. Expérimentation</w:t>
       </w:r>
-      <w:bookmarkEnd w:id="8"/>
+      <w:bookmarkEnd w:id="7"/>
     </w:p>
     <w:p>
       <w:pPr>
@@ -7733,7 +7956,10 @@
         <w:jc w:val="both"/>
       </w:pPr>
       <w:r>
-        <w:t>La validation du modèle d'induction repose sur une série de mesures temporelles et fréquentielles effectuées à l'aide d'une maquette de guitare instrumentée (figure</w:t>
+        <w:t>La validation du modèle d'induction repose sur une série de mesures temporelles et fréquentielles effectuées à l'aide d'une maquette de guitare instrumentée (</w:t>
+      </w:r>
+      <w:r>
+        <w:t>Fig.</w:t>
       </w:r>
       <w:r>
         <w:t xml:space="preserve"> 6</w:t>
@@ -7746,17 +7972,38 @@
           <w:rPr>
             <w:rFonts w:ascii="Cambria Math" w:hAnsi="Cambria Math"/>
           </w:rPr>
-          <m:t>78 Hz</m:t>
+          <m:t>8</m:t>
+        </m:r>
+        <m:r>
+          <w:rPr>
+            <w:rFonts w:ascii="Cambria Math" w:hAnsi="Cambria Math"/>
+          </w:rPr>
+          <m:t>0</m:t>
+        </m:r>
+        <m:r>
+          <w:rPr>
+            <w:rFonts w:ascii="Cambria Math" w:hAnsi="Cambria Math"/>
+          </w:rPr>
+          <m:t xml:space="preserve"> Hz</m:t>
         </m:r>
       </m:oMath>
       <w:r>
-        <w:t xml:space="preserve">. L'observation des signaux temporels (Figure </w:t>
+        <w:t>. L'observation des signaux temporels (Fig</w:t>
+      </w:r>
+      <w:r>
+        <w:t>.</w:t>
+      </w:r>
+      <w:r>
+        <w:t xml:space="preserve"> </w:t>
       </w:r>
       <w:r>
         <w:t>7</w:t>
       </w:r>
       <w:r>
-        <w:t>) met en évidence une corrélation globale entre la théorie et l'expérience, bien que des disparités morphologiques notables apparaissent, particulièrement sur la raideur des fronts de tension</w:t>
+        <w:t xml:space="preserve">) met en évidence une corrélation globale entre la théorie et l'expérience, bien que des disparités morphologiques notables apparaissent, particulièrement </w:t>
+      </w:r>
+      <w:r>
+        <w:t>à certaine fréquence spécifiques.</w:t>
       </w:r>
     </w:p>
     <w:p>
@@ -7829,11 +8076,21 @@
       <w:r>
         <w:t xml:space="preserve">Figure </w:t>
       </w:r>
-      <w:fldSimple w:instr=" SEQ Figure \* ARABIC ">
-        <w:r>
-          <w:t>6</w:t>
-        </w:r>
-      </w:fldSimple>
+      <w:r>
+        <w:fldChar w:fldCharType="begin"/>
+      </w:r>
+      <w:r>
+        <w:instrText xml:space="preserve"> SEQ Figure \* ARABIC </w:instrText>
+      </w:r>
+      <w:r>
+        <w:fldChar w:fldCharType="separate"/>
+      </w:r>
+      <w:r>
+        <w:t>6</w:t>
+      </w:r>
+      <w:r>
+        <w:fldChar w:fldCharType="end"/>
+      </w:r>
       <w:r>
         <w:t xml:space="preserve"> : </w:t>
       </w:r>
@@ -7852,21 +8109,14 @@
       </w:pPr>
       <w:r>
         <w:lastRenderedPageBreak/>
-        <w:t xml:space="preserve">L'analyse spectrale des signaux (Figure </w:t>
-      </w:r>
-      <w:r>
-        <w:t>8</w:t>
-      </w:r>
-      <w:r>
-        <w:t>) confirme la présence des harmoniques de rang supérieur prévues par le développement en série de Fourier. Cependant, les amplitudes expérimentales s'écartent des prédictions théoriques issues du modèle dipolaire. Plusieurs acteurs physiques permettent d'expliquer ces écarts de manière objective.</w:t>
-      </w:r>
-    </w:p>
-    <w:p>
-      <w:pPr>
-        <w:spacing w:line="360" w:lineRule="auto"/>
-        <w:ind w:firstLine="0"/>
-        <w:jc w:val="center"/>
-      </w:pPr>
+        <w:t>L’analyse spectrale des signaux (</w:t>
+      </w:r>
+      <w:r>
+        <w:t>Fig.</w:t>
+      </w:r>
+      <w:r>
+        <w:t xml:space="preserve"> 8) confirme la présence des harmoniques de rang supérieur, conformément aux prédictions du développement en série de Fourier. Cependant, les amplitudes expérimentales divergent des valeurs théoriques issues du modèle dipolaire, en particulier pour certaines fréquences. Ces écarts s’expliquent par plusieurs phénomènes.</w:t>
+      </w:r>
       <w:r>
         <w:rPr>
           <w:noProof/>
@@ -8174,7 +8424,76 @@
         <w:jc w:val="both"/>
       </w:pPr>
       <w:r>
-        <w:t xml:space="preserve">Premièrement, l'excitation manuelle de la corde introduit une condition initiale de pincement qui n'est pas parfaitement triangulaire, générant un contenu harmonique plus riche que le modèle idéal en </w:t>
+        <w:t xml:space="preserve">L’excitation manuelle de la corde introduit une condition initiale de pincement non idéalement triangulaire. Contrairement au modèle théorique, qui suppose une décroissance des amplitudes harmoniques en </w:t>
+      </w:r>
+      <m:oMath>
+        <m:r>
+          <w:rPr>
+            <w:rFonts w:ascii="Cambria Math" w:hAnsi="Cambria Math"/>
+          </w:rPr>
+          <m:t>1</m:t>
+        </m:r>
+        <m:r>
+          <m:rPr>
+            <m:sty m:val="p"/>
+          </m:rPr>
+          <w:rPr>
+            <w:rFonts w:ascii="Cambria Math" w:hAnsi="Cambria Math"/>
+          </w:rPr>
+          <m:t>/</m:t>
+        </m:r>
+        <m:sSup>
+          <m:sSupPr>
+            <m:ctrlPr>
+              <w:rPr>
+                <w:rFonts w:ascii="Cambria Math" w:hAnsi="Cambria Math"/>
+              </w:rPr>
+            </m:ctrlPr>
+          </m:sSupPr>
+          <m:e>
+            <m:r>
+              <w:rPr>
+                <w:rFonts w:ascii="Cambria Math" w:hAnsi="Cambria Math"/>
+              </w:rPr>
+              <m:t>n</m:t>
+            </m:r>
+          </m:e>
+          <m:sup>
+            <m:r>
+              <w:rPr>
+                <w:rFonts w:ascii="Cambria Math" w:hAnsi="Cambria Math"/>
+              </w:rPr>
+              <m:t>2</m:t>
+            </m:r>
+          </m:sup>
+        </m:sSup>
+      </m:oMath>
+      <w:r>
+        <w:t>, cette excitation génère un spectre harmonique plus riche et complexe, modifiant la répartition énergétique entre les fréquences fondamentales et leurs harmoniques.</w:t>
+      </w:r>
+    </w:p>
+    <w:p>
+      <w:pPr>
+        <w:spacing w:line="360" w:lineRule="auto"/>
+        <w:jc w:val="both"/>
+      </w:pPr>
+      <w:r>
+        <w:t xml:space="preserve">Le modèle théorique assimile le micro à un capteur ponctuel, négligeant ainsi l’intégration du flux magnétique sur la surface finie des plots. En réalité, la dimension non négligeable des bobines introduit un </w:t>
+      </w:r>
+      <w:r>
+        <w:t>filtrage spatial passe-bas</w:t>
+      </w:r>
+      <w:r>
+        <w:t xml:space="preserve"> : les harmoniques dont la longueur d’onde est comparable à la taille du plot subissent une atténuation supplémentaire, altérant la réponse fréquentielle mesurée.</w:t>
+      </w:r>
+    </w:p>
+    <w:p>
+      <w:pPr>
+        <w:spacing w:line="360" w:lineRule="auto"/>
+        <w:jc w:val="both"/>
+      </w:pPr>
+      <w:r>
+        <w:t xml:space="preserve">Le modèle suppose un gradient de champ magnétique </w:t>
       </w:r>
       <m:oMath>
         <m:f>
@@ -8182,61 +8501,14 @@
             <m:ctrlPr>
               <w:rPr>
                 <w:rFonts w:ascii="Cambria Math" w:hAnsi="Cambria Math"/>
-                <w:i/>
               </w:rPr>
             </m:ctrlPr>
           </m:fPr>
           <m:num>
             <m:r>
-              <w:rPr>
-                <w:rFonts w:ascii="Cambria Math" w:hAnsi="Cambria Math"/>
-              </w:rPr>
-              <m:t>1</m:t>
-            </m:r>
-          </m:num>
-          <m:den>
-            <m:r>
-              <w:rPr>
-                <w:rFonts w:ascii="Cambria Math" w:hAnsi="Cambria Math"/>
-              </w:rPr>
-              <m:t>n²</m:t>
-            </m:r>
-          </m:den>
-        </m:f>
-      </m:oMath>
-      <w:r>
-        <w:t xml:space="preserve">. </w:t>
-      </w:r>
-    </w:p>
-    <w:p>
-      <w:pPr>
-        <w:spacing w:line="360" w:lineRule="auto"/>
-        <w:jc w:val="both"/>
-      </w:pPr>
-      <w:r>
-        <w:t>Deuxièmement, l'approximation du micro comme un capteur ponctuel néglige l'intégration du flux sur la largeur réelle de la bobine. En pratique, la surface finie des plots magnétiques agit comme un filtre spatial passe-bas supplémentaire qui atténue les harmoniques dont la longueur d'onde est comparable à la dimension du plot.</w:t>
-      </w:r>
-    </w:p>
-    <w:p>
-      <w:pPr>
-        <w:spacing w:line="360" w:lineRule="auto"/>
-        <w:jc w:val="both"/>
-      </w:pPr>
-      <w:r>
-        <w:t xml:space="preserve">Une autre source de divergence réside dans la non-linéarité du champ magnétique à proximité immédiate des aimants. Le modèle théorique s'appuie sur un gradient de champ </w:t>
-      </w:r>
-      <m:oMath>
-        <m:f>
-          <m:fPr>
-            <m:ctrlPr>
-              <w:rPr>
-                <w:rFonts w:ascii="Cambria Math" w:hAnsi="Cambria Math"/>
-                <w:i/>
-              </w:rPr>
-            </m:ctrlPr>
-          </m:fPr>
-          <m:num>
-            <m:r>
+              <m:rPr>
+                <m:sty m:val="p"/>
+              </m:rPr>
               <w:rPr>
                 <w:rFonts w:ascii="Cambria Math" w:hAnsi="Cambria Math"/>
               </w:rPr>
@@ -8247,7 +8519,6 @@
                 <m:ctrlPr>
                   <w:rPr>
                     <w:rFonts w:ascii="Cambria Math" w:hAnsi="Cambria Math"/>
-                    <w:i/>
                   </w:rPr>
                 </m:ctrlPr>
               </m:sSubPr>
@@ -8271,71 +8542,41 @@
           </m:num>
           <m:den>
             <m:r>
-              <w:rPr>
-                <w:rFonts w:ascii="Cambria Math" w:hAnsi="Cambria Math"/>
-              </w:rPr>
-              <m:t>∂z</m:t>
+              <m:rPr>
+                <m:sty m:val="p"/>
+              </m:rPr>
+              <w:rPr>
+                <w:rFonts w:ascii="Cambria Math" w:hAnsi="Cambria Math"/>
+              </w:rPr>
+              <m:t>∂</m:t>
+            </m:r>
+            <m:r>
+              <w:rPr>
+                <w:rFonts w:ascii="Cambria Math" w:hAnsi="Cambria Math"/>
+              </w:rPr>
+              <m:t>z</m:t>
             </m:r>
           </m:den>
         </m:f>
       </m:oMath>
       <w:r>
-        <w:t xml:space="preserve"> considéré comme constant ou suivant une loi en </w:t>
-      </w:r>
-      <m:oMath>
-        <m:f>
-          <m:fPr>
-            <m:ctrlPr>
-              <w:rPr>
-                <w:rFonts w:ascii="Cambria Math" w:hAnsi="Cambria Math"/>
-                <w:i/>
-              </w:rPr>
-            </m:ctrlPr>
-          </m:fPr>
-          <m:num>
-            <m:r>
-              <w:rPr>
-                <w:rFonts w:ascii="Cambria Math" w:hAnsi="Cambria Math"/>
-              </w:rPr>
-              <m:t>1</m:t>
-            </m:r>
-          </m:num>
-          <m:den>
-            <m:sSup>
-              <m:sSupPr>
-                <m:ctrlPr>
-                  <w:rPr>
-                    <w:rFonts w:ascii="Cambria Math" w:hAnsi="Cambria Math"/>
-                    <w:i/>
-                  </w:rPr>
-                </m:ctrlPr>
-              </m:sSupPr>
-              <m:e>
-                <m:r>
-                  <w:rPr>
-                    <w:rFonts w:ascii="Cambria Math" w:hAnsi="Cambria Math"/>
-                  </w:rPr>
-                  <m:t>z</m:t>
-                </m:r>
-              </m:e>
-              <m:sup>
-                <m:r>
-                  <w:rPr>
-                    <w:rFonts w:ascii="Cambria Math" w:hAnsi="Cambria Math"/>
-                  </w:rPr>
-                  <m:t>4</m:t>
-                </m:r>
-              </m:sup>
-            </m:sSup>
-          </m:den>
-        </m:f>
-      </m:oMath>
-      <w:r>
-        <w:t xml:space="preserve"> simplifiée. Or, lorsque l'amplitude de vibration de la corde est importante, celle-ci s'approche des zones de forte saturation magnétique du plot, ce qui provoque une distorsion du signal temporel. Ce phénomène explique </w:t>
+        <w:t>constant</w:t>
+      </w:r>
+      <w:r>
+        <w:t xml:space="preserve">. </w:t>
+      </w:r>
+      <w:r>
+        <w:t xml:space="preserve">Or, pour des amplitudes de vibration élevées, la corde pénètre dans des zones de </w:t>
+      </w:r>
+      <w:r>
+        <w:t>saturation magnétique</w:t>
+      </w:r>
+      <w:r>
+        <w:t xml:space="preserve"> près des aimants, où le champ n’est plus linéaire. Ce phénomène induit une distorsion du signal </w:t>
       </w:r>
       <w:r>
         <w:lastRenderedPageBreak/>
-        <w:t>l'allure plus « pointue » et agressive des pics de tension observés à l'oscilloscope par rapport à la courbure plus douce des simulations théoriques</w:t>
+        <w:t>temporel, se traduisant par des pics de tension plus « pointus » et agressifs à l’oscilloscope, en contraste avec les courbes lissées des simulations.</w:t>
       </w:r>
     </w:p>
     <w:p>
@@ -8349,27 +8590,55 @@
         <w:pStyle w:val="Heading2"/>
         <w:spacing w:line="360" w:lineRule="auto"/>
       </w:pPr>
-      <w:bookmarkStart w:id="9" w:name="_Toc221535306"/>
+      <w:bookmarkStart w:id="8" w:name="_Toc223278226"/>
       <w:r>
         <w:t>II.III. Conclusion</w:t>
       </w:r>
-      <w:bookmarkEnd w:id="9"/>
+      <w:bookmarkEnd w:id="8"/>
     </w:p>
     <w:p>
       <w:pPr>
         <w:spacing w:line="360" w:lineRule="auto"/>
         <w:jc w:val="both"/>
-      </w:pPr>
-      <w:r>
-        <w:t xml:space="preserve">L'étude comparative des deux technologies souligne l'influence déterminante de la géométrie du bobinage sur le timbre de l'instrument. Le micro SingleCoil, par sa capture ponctuelle, préserve une grande partie du spectre harmonique, conférant au son </w:t>
+        <w:rPr>
+          <w:rFonts w:asciiTheme="majorHAnsi" w:hAnsiTheme="majorHAnsi" w:cstheme="majorHAnsi"/>
+        </w:rPr>
+      </w:pPr>
+      <w:r>
+        <w:rPr>
+          <w:rFonts w:asciiTheme="majorHAnsi" w:hAnsiTheme="majorHAnsi" w:cstheme="majorHAnsi"/>
+        </w:rPr>
+        <w:t xml:space="preserve">L’étude comparative des technologies SingleCoil et Humbucker met en lumière l’impact déterminant de la géométrie du bobinage sur le timbre de la guitare électrique. Le SingleCoil, grâce à sa capture ponctuelle des vibrations, préserve l’intégralité du spectre harmonique, conférant au son </w:t>
       </w:r>
       <w:proofErr w:type="spellStart"/>
       <w:r>
+        <w:rPr>
+          <w:rFonts w:asciiTheme="majorHAnsi" w:hAnsiTheme="majorHAnsi" w:cstheme="majorHAnsi"/>
+        </w:rPr>
         <w:t>sa</w:t>
       </w:r>
       <w:proofErr w:type="spellEnd"/>
       <w:r>
-        <w:t xml:space="preserve"> brillance caractéristique. À l'inverse, le Humbucker induit un phénomène de filtrage en peigne spatial inhérent à sa structure double. En sommant les signaux de deux bobines espacées d'une distance </w:t>
+        <w:rPr>
+          <w:rFonts w:asciiTheme="majorHAnsi" w:hAnsiTheme="majorHAnsi" w:cstheme="majorHAnsi"/>
+        </w:rPr>
+        <w:t xml:space="preserve"> brillance caractéristique et sa richesse en hautes fréquences.</w:t>
+      </w:r>
+    </w:p>
+    <w:p>
+      <w:pPr>
+        <w:spacing w:line="360" w:lineRule="auto"/>
+        <w:ind w:firstLine="0"/>
+        <w:jc w:val="both"/>
+        <w:rPr>
+          <w:rFonts w:asciiTheme="majorHAnsi" w:hAnsiTheme="majorHAnsi" w:cstheme="majorHAnsi"/>
+        </w:rPr>
+      </w:pPr>
+      <w:r>
+        <w:rPr>
+          <w:rFonts w:asciiTheme="majorHAnsi" w:hAnsiTheme="majorHAnsi" w:cstheme="majorHAnsi"/>
+        </w:rPr>
+        <w:t xml:space="preserve">En revanche, le Humbucker, par sa structure double, introduit un filtrage en peigne spatial lié à l’espacement </w:t>
       </w:r>
       <m:oMath>
         <m:r>
@@ -8377,13 +8646,22 @@
             <m:sty m:val="p"/>
           </m:rPr>
           <w:rPr>
-            <w:rFonts w:ascii="Cambria Math" w:hAnsi="Cambria Math"/>
+            <w:rFonts w:ascii="Cambria Math" w:hAnsi="Cambria Math" w:cstheme="majorHAnsi"/>
           </w:rPr>
           <m:t>Δ</m:t>
         </m:r>
       </m:oMath>
       <w:r>
-        <w:t>, le dispositif crée des interférences destructives pour certaines longueurs d'onde vibratoires.</w:t>
+        <w:rPr>
+          <w:rFonts w:asciiTheme="majorHAnsi" w:hAnsiTheme="majorHAnsi" w:cstheme="majorHAnsi"/>
+        </w:rPr>
+        <w:t xml:space="preserve"> </w:t>
+      </w:r>
+      <w:r>
+        <w:rPr>
+          <w:rFonts w:asciiTheme="majorHAnsi" w:hAnsiTheme="majorHAnsi" w:cstheme="majorHAnsi"/>
+        </w:rPr>
+        <w:t>entre ses deux bobines. Ce phénomène physique génère des interférences destructives pour les longueurs d’onde vibratoires dont les ventres se trouvent en opposition de phase entre les bobines. Ainsi, certaines harmoniques sont atténuées, agissant comme un égaliseur passif qui module activement le contenu spectral du signal.</w:t>
       </w:r>
     </w:p>
     <w:p>
@@ -8454,14 +8732,8 @@
         <w:jc w:val="both"/>
       </w:pPr>
       <w:r>
-        <w:t>Ce filtrage spatial agit comme un égaliseur passif qui atténue spécifiquement les fréquences dont les ventres de vibration se situent en opposition de phase entre les deux bobines. Ce résultat, couplé au filtrage électrique identifié en première partie, explique scientifiquement la sonorité plus « mate » et « ronde » du Humbucker. Ainsi, la double bobine ne se contente pas de traiter le bruit parasite ; elle sculpte activement l'identité acoustique de la guitare en modifiant la structure même du signal induit.</w:t>
-      </w:r>
-    </w:p>
-    <w:p>
-      <w:pPr>
-        <w:spacing w:line="360" w:lineRule="auto"/>
-        <w:jc w:val="both"/>
-      </w:pPr>
+        <w:t>Ce filtrage spatial, combiné au filtrage électrique étudié en partie I, explique scientifiquement la sonorité plus « mate » et « ronde » du Humbucker. La double bobine ne se limite donc pas à une simple réduction des parasites : elle redéfinit l’identité acoustique de l’instrument en altérant la structure même du signal induit, illustrant le compromis fondamental entre pureté sonore et richesse harmonique.</w:t>
+      </w:r>
     </w:p>
     <w:p>
       <w:pPr>
@@ -8484,12 +8756,12 @@
         </w:numPr>
         <w:spacing w:line="360" w:lineRule="auto"/>
       </w:pPr>
-      <w:bookmarkStart w:id="10" w:name="_Toc221535307"/>
+      <w:bookmarkStart w:id="9" w:name="_Toc223278227"/>
       <w:r>
         <w:lastRenderedPageBreak/>
         <w:t>Reduction du bourdonnement</w:t>
       </w:r>
-      <w:bookmarkEnd w:id="10"/>
+      <w:bookmarkEnd w:id="9"/>
     </w:p>
     <w:p>
       <w:pPr>
@@ -8501,7 +8773,7 @@
         <w:pStyle w:val="Heading2"/>
         <w:spacing w:line="360" w:lineRule="auto"/>
       </w:pPr>
-      <w:bookmarkStart w:id="11" w:name="_Toc221535308"/>
+      <w:bookmarkStart w:id="10" w:name="_Toc223278228"/>
       <w:r>
         <w:t>I</w:t>
       </w:r>
@@ -8511,7 +8783,7 @@
       <w:r>
         <w:t>.I. Théorie</w:t>
       </w:r>
-      <w:bookmarkEnd w:id="11"/>
+      <w:bookmarkEnd w:id="10"/>
     </w:p>
     <w:p>
       <w:pPr>
@@ -9223,7 +9495,13 @@
         <w:t>Ce résultat démontre l'absence de filtrage intrinsèque, le micro captant l'intégralité du bruit électromagnétique ambiant, ce qui génère le bourdonnement caractéristique observé expérimentalement</w:t>
       </w:r>
       <w:r>
-        <w:t xml:space="preserve"> (figure </w:t>
+        <w:t xml:space="preserve"> (</w:t>
+      </w:r>
+      <w:r>
+        <w:t>Fig.</w:t>
+      </w:r>
+      <w:r>
+        <w:t xml:space="preserve"> </w:t>
       </w:r>
       <w:r>
         <w:t>11</w:t>
@@ -9250,12 +9528,6 @@
       </w:pPr>
       <w:r>
         <w:t>III.I.II. Micro Humbucker</w:t>
-      </w:r>
-      <w:r>
-        <w:t xml:space="preserve"> sér</w:t>
-      </w:r>
-      <w:r>
-        <w:t>ie</w:t>
       </w:r>
     </w:p>
     <w:p>
@@ -9528,6 +9800,12 @@
               </w:rPr>
               <m:t>H</m:t>
             </m:r>
+            <m:r>
+              <w:rPr>
+                <w:rFonts w:ascii="Cambria Math" w:hAnsi="Cambria Math"/>
+              </w:rPr>
+              <m:t>S</m:t>
+            </m:r>
           </m:sub>
         </m:sSub>
         <m:d>
@@ -9577,6 +9855,12 @@
                 <w:rFonts w:ascii="Cambria Math" w:hAnsi="Cambria Math"/>
               </w:rPr>
               <m:t>H</m:t>
+            </m:r>
+            <m:r>
+              <w:rPr>
+                <w:rFonts w:ascii="Cambria Math" w:hAnsi="Cambria Math"/>
+              </w:rPr>
+              <m:t>S</m:t>
             </m:r>
           </m:sub>
         </m:sSub>
@@ -9739,31 +10023,187 @@
       <w:pPr>
         <w:spacing w:line="360" w:lineRule="auto"/>
         <w:ind w:firstLine="0"/>
-        <w:jc w:val="both"/>
-      </w:pPr>
-    </w:p>
-    <w:p>
-      <w:pPr>
-        <w:spacing w:line="360" w:lineRule="auto"/>
-        <w:ind w:firstLine="0"/>
-        <w:jc w:val="both"/>
-      </w:pPr>
-      <w:r>
-        <w:lastRenderedPageBreak/>
-        <w:t xml:space="preserve">Cette démonstration met en évidence l'efficacité du Humbucker : dans un champ parfaitement uniforme </w:t>
-      </w:r>
+        <w:jc w:val="center"/>
+      </w:pPr>
       <m:oMath>
+        <m:sSub>
+          <m:sSubPr>
+            <m:ctrlPr>
+              <w:rPr>
+                <w:rFonts w:ascii="Cambria Math" w:hAnsi="Cambria Math"/>
+                <w:i/>
+              </w:rPr>
+            </m:ctrlPr>
+          </m:sSubPr>
+          <m:e>
+            <m:r>
+              <w:rPr>
+                <w:rFonts w:ascii="Cambria Math" w:hAnsi="Cambria Math"/>
+              </w:rPr>
+              <m:t>e</m:t>
+            </m:r>
+          </m:e>
+          <m:sub>
+            <m:r>
+              <w:rPr>
+                <w:rFonts w:ascii="Cambria Math" w:hAnsi="Cambria Math"/>
+              </w:rPr>
+              <m:t>H</m:t>
+            </m:r>
+            <m:r>
+              <w:rPr>
+                <w:rFonts w:ascii="Cambria Math" w:hAnsi="Cambria Math"/>
+              </w:rPr>
+              <m:t>P</m:t>
+            </m:r>
+          </m:sub>
+        </m:sSub>
+        <m:d>
+          <m:dPr>
+            <m:ctrlPr>
+              <w:rPr>
+                <w:rFonts w:ascii="Cambria Math" w:hAnsi="Cambria Math"/>
+                <w:i/>
+              </w:rPr>
+            </m:ctrlPr>
+          </m:dPr>
+          <m:e>
+            <m:r>
+              <w:rPr>
+                <w:rFonts w:ascii="Cambria Math" w:hAnsi="Cambria Math"/>
+              </w:rPr>
+              <m:t>t</m:t>
+            </m:r>
+          </m:e>
+        </m:d>
         <m:r>
           <w:rPr>
             <w:rFonts w:ascii="Cambria Math" w:hAnsi="Cambria Math"/>
           </w:rPr>
-          <m:t>α=0</m:t>
+          <m:t>=</m:t>
         </m:r>
-      </m:oMath>
-      <w:r>
-        <w:t xml:space="preserve">, le bruit parasite est théoriquement nul. En pratique, le champ parasite présente toujours une légère inhomogénéité, mais le terme </w:t>
-      </w:r>
-      <m:oMath>
+        <m:f>
+          <m:fPr>
+            <m:ctrlPr>
+              <w:rPr>
+                <w:rFonts w:ascii="Cambria Math" w:hAnsi="Cambria Math"/>
+                <w:i/>
+              </w:rPr>
+            </m:ctrlPr>
+          </m:fPr>
+          <m:num>
+            <m:r>
+              <w:rPr>
+                <w:rFonts w:ascii="Cambria Math" w:hAnsi="Cambria Math"/>
+              </w:rPr>
+              <m:t>1</m:t>
+            </m:r>
+          </m:num>
+          <m:den>
+            <m:r>
+              <w:rPr>
+                <w:rFonts w:ascii="Cambria Math" w:hAnsi="Cambria Math"/>
+              </w:rPr>
+              <m:t>2</m:t>
+            </m:r>
+          </m:den>
+        </m:f>
+        <m:sSub>
+          <m:sSubPr>
+            <m:ctrlPr>
+              <w:rPr>
+                <w:rFonts w:ascii="Cambria Math" w:hAnsi="Cambria Math"/>
+                <w:i/>
+              </w:rPr>
+            </m:ctrlPr>
+          </m:sSubPr>
+          <m:e>
+            <m:r>
+              <w:rPr>
+                <w:rFonts w:ascii="Cambria Math" w:hAnsi="Cambria Math"/>
+              </w:rPr>
+              <m:t>N</m:t>
+            </m:r>
+          </m:e>
+          <m:sub>
+            <m:r>
+              <w:rPr>
+                <w:rFonts w:ascii="Cambria Math" w:hAnsi="Cambria Math"/>
+              </w:rPr>
+              <m:t>H</m:t>
+            </m:r>
+            <m:r>
+              <w:rPr>
+                <w:rFonts w:ascii="Cambria Math" w:hAnsi="Cambria Math"/>
+              </w:rPr>
+              <m:t>P</m:t>
+            </m:r>
+          </m:sub>
+        </m:sSub>
+        <m:r>
+          <w:rPr>
+            <w:rFonts w:ascii="Cambria Math" w:hAnsi="Cambria Math"/>
+          </w:rPr>
+          <m:t>S</m:t>
+        </m:r>
+        <m:sSub>
+          <m:sSubPr>
+            <m:ctrlPr>
+              <w:rPr>
+                <w:rFonts w:ascii="Cambria Math" w:hAnsi="Cambria Math"/>
+                <w:i/>
+              </w:rPr>
+            </m:ctrlPr>
+          </m:sSubPr>
+          <m:e>
+            <m:r>
+              <w:rPr>
+                <w:rFonts w:ascii="Cambria Math" w:hAnsi="Cambria Math"/>
+              </w:rPr>
+              <m:t>B</m:t>
+            </m:r>
+          </m:e>
+          <m:sub>
+            <m:r>
+              <w:rPr>
+                <w:rFonts w:ascii="Cambria Math" w:hAnsi="Cambria Math"/>
+              </w:rPr>
+              <m:t>0</m:t>
+            </m:r>
+          </m:sub>
+        </m:sSub>
+        <m:r>
+          <w:rPr>
+            <w:rFonts w:ascii="Cambria Math" w:hAnsi="Cambria Math"/>
+          </w:rPr>
+          <m:t>2π</m:t>
+        </m:r>
+        <m:sSub>
+          <m:sSubPr>
+            <m:ctrlPr>
+              <w:rPr>
+                <w:rFonts w:ascii="Cambria Math" w:hAnsi="Cambria Math"/>
+                <w:i/>
+              </w:rPr>
+            </m:ctrlPr>
+          </m:sSubPr>
+          <m:e>
+            <m:r>
+              <w:rPr>
+                <w:rFonts w:ascii="Cambria Math" w:hAnsi="Cambria Math"/>
+              </w:rPr>
+              <m:t>F</m:t>
+            </m:r>
+          </m:e>
+          <m:sub>
+            <m:r>
+              <w:rPr>
+                <w:rFonts w:ascii="Cambria Math" w:hAnsi="Cambria Math"/>
+              </w:rPr>
+              <m:t>B</m:t>
+            </m:r>
+          </m:sub>
+        </m:sSub>
         <m:r>
           <w:rPr>
             <w:rFonts w:ascii="Cambria Math" w:hAnsi="Cambria Math"/>
@@ -9779,9 +10219,74 @@
           </w:rPr>
           <m:t>Δ</m:t>
         </m:r>
+        <m:func>
+          <m:funcPr>
+            <m:ctrlPr>
+              <w:rPr>
+                <w:rFonts w:ascii="Cambria Math" w:hAnsi="Cambria Math"/>
+                <w:i/>
+              </w:rPr>
+            </m:ctrlPr>
+          </m:funcPr>
+          <m:fName>
+            <m:r>
+              <m:rPr>
+                <m:sty m:val="p"/>
+              </m:rPr>
+              <w:rPr>
+                <w:rFonts w:ascii="Cambria Math" w:hAnsi="Cambria Math"/>
+              </w:rPr>
+              <m:t>sin</m:t>
+            </m:r>
+          </m:fName>
+          <m:e>
+            <m:r>
+              <w:rPr>
+                <w:rFonts w:ascii="Cambria Math" w:hAnsi="Cambria Math"/>
+              </w:rPr>
+              <m:t>(2π</m:t>
+            </m:r>
+            <m:sSub>
+              <m:sSubPr>
+                <m:ctrlPr>
+                  <w:rPr>
+                    <w:rFonts w:ascii="Cambria Math" w:hAnsi="Cambria Math"/>
+                    <w:i/>
+                  </w:rPr>
+                </m:ctrlPr>
+              </m:sSubPr>
+              <m:e>
+                <m:r>
+                  <w:rPr>
+                    <w:rFonts w:ascii="Cambria Math" w:hAnsi="Cambria Math"/>
+                  </w:rPr>
+                  <m:t>F</m:t>
+                </m:r>
+              </m:e>
+              <m:sub>
+                <m:r>
+                  <w:rPr>
+                    <w:rFonts w:ascii="Cambria Math" w:hAnsi="Cambria Math"/>
+                  </w:rPr>
+                  <m:t>B</m:t>
+                </m:r>
+              </m:sub>
+            </m:sSub>
+            <m:r>
+              <w:rPr>
+                <w:rFonts w:ascii="Cambria Math" w:hAnsi="Cambria Math"/>
+              </w:rPr>
+              <m:t>t)</m:t>
+            </m:r>
+          </m:e>
+        </m:func>
       </m:oMath>
       <w:r>
-        <w:t xml:space="preserve"> demeure très inférieur à l'unité, assurant ainsi une atténuation massive du bruit par rapport au micro SingleCoil. Cette propriété de rejection de mode commun constitue l'avantage technique majeur de ce type de bobinage dans les environnements électromagnétiques pollués.</w:t>
+        <w:tab/>
+      </w:r>
+      <w:r>
+        <w:tab/>
+        <w:t>(11)</w:t>
       </w:r>
     </w:p>
     <w:p>
@@ -9793,11 +10298,59 @@
     </w:p>
     <w:p>
       <w:pPr>
+        <w:spacing w:line="360" w:lineRule="auto"/>
+        <w:ind w:firstLine="0"/>
+        <w:jc w:val="both"/>
+      </w:pPr>
+      <w:r>
+        <w:t xml:space="preserve">Cette démonstration met en évidence l'efficacité du Humbucker : dans un champ parfaitement uniforme </w:t>
+      </w:r>
+      <m:oMath>
+        <m:r>
+          <w:rPr>
+            <w:rFonts w:ascii="Cambria Math" w:hAnsi="Cambria Math"/>
+          </w:rPr>
+          <m:t>α=0</m:t>
+        </m:r>
+      </m:oMath>
+      <w:r>
+        <w:t xml:space="preserve">, le bruit parasite est théoriquement nul. En pratique, le champ parasite présente toujours une légère inhomogénéité, mais le terme </w:t>
+      </w:r>
+      <m:oMath>
+        <m:r>
+          <w:rPr>
+            <w:rFonts w:ascii="Cambria Math" w:hAnsi="Cambria Math"/>
+          </w:rPr>
+          <m:t>α</m:t>
+        </m:r>
+        <m:r>
+          <m:rPr>
+            <m:sty m:val="p"/>
+          </m:rPr>
+          <w:rPr>
+            <w:rFonts w:ascii="Cambria Math" w:hAnsi="Cambria Math"/>
+          </w:rPr>
+          <m:t>Δ</m:t>
+        </m:r>
+      </m:oMath>
+      <w:r>
+        <w:t xml:space="preserve"> demeure très inférieur à l'unité, assurant ainsi une atténuation massive du bruit par rapport au micro SingleCoil. Cette propriété de rejection de mode commun constitue l'avantage technique majeur de ce type de bobinage dans les environnements électromagnétiques pollués.</w:t>
+      </w:r>
+    </w:p>
+    <w:p>
+      <w:pPr>
+        <w:spacing w:line="360" w:lineRule="auto"/>
+        <w:ind w:firstLine="0"/>
+        <w:jc w:val="both"/>
+      </w:pPr>
+    </w:p>
+    <w:p>
+      <w:pPr>
         <w:pStyle w:val="Heading2"/>
         <w:spacing w:line="360" w:lineRule="auto"/>
         <w:jc w:val="both"/>
       </w:pPr>
-      <w:bookmarkStart w:id="12" w:name="_Toc221535309"/>
+      <w:bookmarkStart w:id="11" w:name="_Toc223278229"/>
       <w:r>
         <w:t>I</w:t>
       </w:r>
@@ -9807,7 +10360,7 @@
       <w:r>
         <w:t>.II. Expérimentation</w:t>
       </w:r>
-      <w:bookmarkEnd w:id="12"/>
+      <w:bookmarkEnd w:id="11"/>
     </w:p>
     <w:p>
       <w:pPr>
@@ -9982,7 +10535,6 @@
         <w:jc w:val="both"/>
       </w:pPr>
       <w:r>
-        <w:lastRenderedPageBreak/>
         <w:t xml:space="preserve">III.II.II. </w:t>
       </w:r>
       <w:r>
@@ -10077,7 +10629,13 @@
         </m:r>
       </m:oMath>
       <w:r>
-        <w:t xml:space="preserve"> révèlent une disparité majeure entre les deux technologies (figure </w:t>
+        <w:t xml:space="preserve"> révèlent une disparité majeure entre les deux technologies (</w:t>
+      </w:r>
+      <w:r>
+        <w:t>Fig.</w:t>
+      </w:r>
+      <w:r>
+        <w:t xml:space="preserve"> </w:t>
       </w:r>
       <w:r>
         <w:t>11</w:t>
@@ -10211,7 +10769,7 @@
         <w:jc w:val="both"/>
       </w:pPr>
       <w:r>
-        <w:t xml:space="preserve">Le micro SingleCoil affiche une sensibilité expérimentale </w:t>
+        <w:t xml:space="preserve">Les mesures expérimentales révèlent une sensibilité aux champs magnétiques parasites de </w:t>
       </w:r>
       <m:oMath>
         <m:sSub>
@@ -10219,7 +10777,6 @@
             <m:ctrlPr>
               <w:rPr>
                 <w:rFonts w:ascii="Cambria Math" w:hAnsi="Cambria Math"/>
-                <w:i/>
               </w:rPr>
             </m:ctrlPr>
           </m:sSubPr>
@@ -10244,22 +10801,42 @@
           <w:rPr>
             <w:rFonts w:ascii="Cambria Math" w:hAnsi="Cambria Math"/>
           </w:rPr>
-          <m:t>=1,48 mV.μ</m:t>
+          <m:t>=</m:t>
+        </m:r>
+        <m:r>
+          <m:rPr>
+            <m:sty m:val="p"/>
+          </m:rPr>
+          <w:rPr>
+            <w:rFonts w:ascii="Cambria Math" w:hAnsi="Cambria Math"/>
+          </w:rPr>
+          <m:t>1,48</m:t>
+        </m:r>
+        <m:r>
+          <m:rPr>
+            <m:nor/>
+          </m:rPr>
+          <m:t> mV</m:t>
+        </m:r>
+        <m:r>
+          <w:rPr>
+            <w:rFonts w:ascii="Cambria Math" w:hAnsi="Cambria Math"/>
+          </w:rPr>
+          <m:t>⋅μ</m:t>
         </m:r>
         <m:sSup>
           <m:sSupPr>
             <m:ctrlPr>
               <w:rPr>
                 <w:rFonts w:ascii="Cambria Math" w:hAnsi="Cambria Math"/>
-                <w:i/>
               </w:rPr>
             </m:ctrlPr>
           </m:sSupPr>
           <m:e>
             <m:r>
-              <w:rPr>
-                <w:rFonts w:ascii="Cambria Math" w:hAnsi="Cambria Math"/>
-              </w:rPr>
+              <m:rPr>
+                <m:nor/>
+              </m:rPr>
               <m:t>T</m:t>
             </m:r>
           </m:e>
@@ -10274,7 +10851,7 @@
         </m:sSup>
       </m:oMath>
       <w:r>
-        <w:t xml:space="preserve">, tandis que le micro Humbucker présente une sensibilité </w:t>
+        <w:t xml:space="preserve">pour le SingleCoil, contre </w:t>
       </w:r>
       <m:oMath>
         <m:sSub>
@@ -10282,7 +10859,6 @@
             <m:ctrlPr>
               <w:rPr>
                 <w:rFonts w:ascii="Cambria Math" w:hAnsi="Cambria Math"/>
-                <w:i/>
               </w:rPr>
             </m:ctrlPr>
           </m:sSubPr>
@@ -10307,22 +10883,42 @@
           <w:rPr>
             <w:rFonts w:ascii="Cambria Math" w:hAnsi="Cambria Math"/>
           </w:rPr>
-          <m:t>=0,62 mV.μ</m:t>
+          <m:t>=</m:t>
+        </m:r>
+        <m:r>
+          <m:rPr>
+            <m:sty m:val="p"/>
+          </m:rPr>
+          <w:rPr>
+            <w:rFonts w:ascii="Cambria Math" w:hAnsi="Cambria Math"/>
+          </w:rPr>
+          <m:t>0,62</m:t>
+        </m:r>
+        <m:r>
+          <m:rPr>
+            <m:nor/>
+          </m:rPr>
+          <m:t> mV</m:t>
+        </m:r>
+        <m:r>
+          <w:rPr>
+            <w:rFonts w:ascii="Cambria Math" w:hAnsi="Cambria Math"/>
+          </w:rPr>
+          <m:t>⋅μ</m:t>
         </m:r>
         <m:sSup>
           <m:sSupPr>
             <m:ctrlPr>
               <w:rPr>
                 <w:rFonts w:ascii="Cambria Math" w:hAnsi="Cambria Math"/>
-                <w:i/>
               </w:rPr>
             </m:ctrlPr>
           </m:sSupPr>
           <m:e>
             <m:r>
-              <w:rPr>
-                <w:rFonts w:ascii="Cambria Math" w:hAnsi="Cambria Math"/>
-              </w:rPr>
+              <m:rPr>
+                <m:nor/>
+              </m:rPr>
               <m:t>T</m:t>
             </m:r>
           </m:e>
@@ -10337,57 +10933,108 @@
         </m:sSup>
       </m:oMath>
       <w:r>
-        <w:t xml:space="preserve">. </w:t>
-      </w:r>
-      <w:r>
-        <w:t xml:space="preserve">(figure </w:t>
-      </w:r>
-      <w:r>
-        <w:t>12</w:t>
-      </w:r>
-      <w:r>
-        <w:t>)</w:t>
-      </w:r>
-      <w:r>
-        <w:t xml:space="preserve">. </w:t>
-      </w:r>
-      <w:r>
-        <w:t>Cette valeur reste tout de même élevé ce qui confirme l’hypothèse que l’architecture du micro utilisé est un montage parallèle.</w:t>
+        <w:t>pour le Humbucker</w:t>
+      </w:r>
+      <w:r>
+        <w:t xml:space="preserve"> parallèle</w:t>
+      </w:r>
+      <w:r>
+        <w:t xml:space="preserve"> (</w:t>
+      </w:r>
+      <w:r>
+        <w:t>Fig</w:t>
+      </w:r>
+      <w:r>
+        <w:t>.</w:t>
+      </w:r>
+      <w:r>
+        <w:t xml:space="preserve"> 12). Bien que cette atténuation confirme l’efficacité relative du Humbucker, la valeur absolue de </w:t>
+      </w:r>
+      <m:oMath>
+        <m:sSub>
+          <m:sSubPr>
+            <m:ctrlPr>
+              <w:rPr>
+                <w:rFonts w:ascii="Cambria Math" w:hAnsi="Cambria Math"/>
+              </w:rPr>
+            </m:ctrlPr>
+          </m:sSubPr>
+          <m:e>
+            <m:r>
+              <w:rPr>
+                <w:rFonts w:ascii="Cambria Math" w:hAnsi="Cambria Math"/>
+              </w:rPr>
+              <m:t>k</m:t>
+            </m:r>
+          </m:e>
+          <m:sub>
+            <m:r>
+              <w:rPr>
+                <w:rFonts w:ascii="Cambria Math" w:hAnsi="Cambria Math"/>
+              </w:rPr>
+              <m:t>Hpexp</m:t>
+            </m:r>
+          </m:sub>
+        </m:sSub>
+      </m:oMath>
+      <w:r>
+        <w:t>reste élevée, ce qui corrobore l’hypothèse selon laquelle le micro testé adopte une configuration parallèle plutôt que série.</w:t>
       </w:r>
     </w:p>
     <w:p>
       <w:pPr>
+        <w:tabs>
+          <w:tab w:val="num" w:pos="720"/>
+        </w:tabs>
         <w:spacing w:line="360" w:lineRule="auto"/>
+        <w:ind w:firstLine="360"/>
         <w:jc w:val="both"/>
       </w:pPr>
       <w:r>
-        <w:t xml:space="preserve">Cette atténuation peut être synthétisée par le taux de rejection de mode commun (CMRR). L'écart observé entre le CMRR théorique de </w:t>
-      </w:r>
-      <w:r>
-        <w:t>37</w:t>
-      </w:r>
-      <w:r>
-        <w:t xml:space="preserve"> dB et la valeur expérimentale de </w:t>
-      </w:r>
-      <w:r>
-        <w:t>7,6</w:t>
-      </w:r>
-      <w:r>
-        <w:t xml:space="preserve"> dB souligne les limites de l'annulation parfaite dans un système réel. Cette différence s'explique principalement par les asymétries de construction des bobinages</w:t>
-      </w:r>
-      <w:r>
-        <w:t>, l’architecture parallèle du Humbucker utilisé</w:t>
-      </w:r>
-      <w:r>
-        <w:t xml:space="preserve"> et les imperfections du montage, qui rompent l'équilibre nécessaire à l'annulation totale. Néanmoins, l'expérience valide la supériorité du montage Humbucker pour la préservation de la pureté du signal électrique face aux interférences magnétiques de basse fréquence.</w:t>
+        <w:t xml:space="preserve">Cette réduction de sensibilité est quantifiée par le taux de rejection de mode commun (CMRR). L’écart significatif entre le CMRR théorique (37 dB) et la valeur expérimentale (7,6 dB) met en évidence les limites pratiques de l’annulation parfaite des parasites. Plusieurs facteurs expliquent cette divergence </w:t>
+      </w:r>
+      <w:r>
+        <w:t>comme l’a</w:t>
+      </w:r>
+      <w:r>
+        <w:t xml:space="preserve">symétries de construction des bobinages </w:t>
+      </w:r>
+      <w:r>
+        <w:t>détecté en partie I ou encore l’i</w:t>
+      </w:r>
+      <w:r>
+        <w:t>mperfections du montage expérimental, introduisant des dissymétries dans l’exposition au champ parasite.</w:t>
       </w:r>
     </w:p>
     <w:p>
       <w:pPr>
+        <w:tabs>
+          <w:tab w:val="num" w:pos="720"/>
+        </w:tabs>
         <w:spacing w:line="360" w:lineRule="auto"/>
-        <w:ind w:firstLine="0"/>
+        <w:ind w:firstLine="360"/>
         <w:jc w:val="both"/>
       </w:pPr>
+    </w:p>
+    <w:p>
+      <w:pPr>
+        <w:spacing w:line="360" w:lineRule="auto"/>
+        <w:ind w:firstLine="360"/>
+        <w:jc w:val="both"/>
+      </w:pPr>
+      <w:r>
+        <w:t xml:space="preserve">Malgré ces limitations, les résultats valident la supériorité du Humbucker pour la préservation de la pureté du signal en environnement bruité, notamment face aux interférences magnétiques de basse fréquence (ex : 50 Hz). Cette étude souligne ainsi l’importance du design </w:t>
+      </w:r>
+      <w:r>
+        <w:lastRenderedPageBreak/>
+        <w:t xml:space="preserve">mécanique et électrique dans l’optimisation des performances </w:t>
+      </w:r>
+      <w:r>
+        <w:t>antiparasites</w:t>
+      </w:r>
+      <w:r>
+        <w:t>, tout en confirmant que les modèles théoriques idéaux doivent être adaptés aux contraintes réelles de fabrication.</w:t>
+      </w:r>
     </w:p>
     <w:p>
       <w:pPr>
@@ -10399,7 +11046,6 @@
         <w:rPr>
           <w:noProof/>
         </w:rPr>
-        <w:lastRenderedPageBreak/>
         <w:drawing>
           <wp:inline distT="0" distB="0" distL="0" distR="0" wp14:anchorId="008DBD6E" wp14:editId="050ACB02">
             <wp:extent cx="3599998" cy="2999999"/>
@@ -10452,6 +11098,7 @@
         <w:t>Figure 12 : Sensibilité des micros aux champ magnétique extérieur</w:t>
       </w:r>
     </w:p>
+    <w:p/>
     <w:p>
       <w:pPr>
         <w:pStyle w:val="Heading2"/>
@@ -10459,7 +11106,7 @@
         <w:ind w:firstLine="720"/>
         <w:jc w:val="both"/>
       </w:pPr>
-      <w:bookmarkStart w:id="13" w:name="_Toc221535310"/>
+      <w:bookmarkStart w:id="12" w:name="_Toc223278230"/>
       <w:r>
         <w:t>I</w:t>
       </w:r>
@@ -10469,7 +11116,7 @@
       <w:r>
         <w:t>.III Conclusion</w:t>
       </w:r>
-      <w:bookmarkEnd w:id="13"/>
+      <w:bookmarkEnd w:id="12"/>
     </w:p>
     <w:p>
       <w:pPr>
@@ -10477,7 +11124,7 @@
         <w:jc w:val="both"/>
       </w:pPr>
       <w:r>
-        <w:t xml:space="preserve">L'analyse de la rejection des parasites met en lumière l’avantage opérationnel du micro Humbucker pour le musicien, particulièrement lors de l'usage de fortes amplifications. Sur le plan sonore, cette propriété se traduit par une atténuation significative du bourdonnement à 50 Hz, offrant une clarté de signal que le micro SingleCoil ne peut assurer en raison de sa forte sensibilité aux rayonnements extérieurs. </w:t>
+        <w:t>L’analyse de la rejection des parasites électromagnétiques démontre l’avantage fonctionnel du micro Humbucker, particulièrement dans les contextes exigeants de fortes amplifications. Sur le plan acoustique, cette technologie permet une atténuation marquée du bourdonnement à 50 Hz, un parasite omniprésent dans les environnements de scène ou de studio. Contrairement au SingleCoil, dont la sensibilité élevée aux champs magnétiques ambiants dégrade la qualité du signal, le Humbucker assure une clarté sonore supérieure, même en présence d’interférences électromagnétiques intenses.</w:t>
       </w:r>
     </w:p>
     <w:p>
@@ -10486,12 +11133,16 @@
         <w:jc w:val="both"/>
       </w:pPr>
       <w:r>
-        <w:t>Pour le guitariste, l'adoption du Humbucker permet d'évoluer dans un environnement sonore plus silencieux, facilitant l'exploitation de gains élevés sans la pollution induite par les interférences magnétiques ambiantes.</w:t>
+        <w:t>Pour le guitariste, cette caractéristique se traduit par un environnement sonore plus propre, essentiel pour l’exploitation de niveaux de gain élevés sans altération par les parasites. Ainsi, le Humbucker ne se limite pas à une simple amélioration technique : il offre une liberté artistique accrue, en permettant une amplification robuste et un contrôle précis du timbre, même dans des conditions électromagnétiques défavorables.</w:t>
       </w:r>
     </w:p>
     <w:p>
-      <w:r>
-        <w:br w:type="page"/>
+      <w:pPr>
+        <w:spacing w:line="360" w:lineRule="auto"/>
+        <w:jc w:val="both"/>
+      </w:pPr>
+      <w:r>
+        <w:t>Cette étude confirme que le choix entre SingleCoil et Humbucker ne relève pas seulement d’une préférence sonore, mais aussi d’un compromis technique entre richesse harmonique et immunité aux perturbations, un enjeu central pour les musiciens et les luthiers.</w:t>
       </w:r>
     </w:p>
     <w:p>
@@ -10501,13 +11152,14 @@
           <w:ilvl w:val="0"/>
           <w:numId w:val="22"/>
         </w:numPr>
-      </w:pPr>
-      <w:bookmarkStart w:id="14" w:name="_Toc221535311"/>
+        <w:spacing w:line="360" w:lineRule="auto"/>
+      </w:pPr>
+      <w:bookmarkStart w:id="13" w:name="_Toc223278231"/>
       <w:r>
         <w:lastRenderedPageBreak/>
         <w:t>Conclusion</w:t>
       </w:r>
-      <w:bookmarkEnd w:id="14"/>
+      <w:bookmarkEnd w:id="13"/>
     </w:p>
     <w:p>
       <w:pPr>
@@ -10521,7 +11173,7 @@
         <w:rPr>
           <w:lang w:eastAsia="fr-FR"/>
         </w:rPr>
-        <w:t>L’étude comparative menée tout au long de ce travail permet d'apporter une réponse quantitative et qualitative à la problématique de l’influence du type de bobinage sur les performances d’un micro de guitare électrique. L’objectif était de déterminer dans quelle mesure l’ajout d’une seconde bobine au sein du dispositif Humbucker parvenait à concilier l'élimination des parasites électromagnétiques et la préservation de la richesse spectrale du signal induit.</w:t>
+        <w:t>Cette étude comparative apporte une réponse quantitative et qualitative à la problématique de l’influence du type de bobinage sur les performances des micros de guitare électrique. L’objectif était d’évaluer dans quelle mesure l’ajout d’une seconde bobine dans le Humbucker permet de concilier l’élimination des parasites électromagnétiques et la préservation de la richesse spectrale du signal induit.</w:t>
       </w:r>
     </w:p>
     <w:p>
@@ -10536,125 +11188,69 @@
         <w:rPr>
           <w:lang w:eastAsia="fr-FR"/>
         </w:rPr>
-        <w:t xml:space="preserve">En premier lieu, la caractérisation électrique a démontré que le micro se comporte comme un filtre passe-bas du second ordre dont la signature fréquentielle est dictée par ses paramètres intrinsèques. L’identification par l’algorithme de Levenberg-Marquardt a révélé que le micro SingleCoil, avec une inductance de </w:t>
-      </w:r>
-      <m:oMath>
-        <m:r>
-          <w:rPr>
-            <w:rFonts w:ascii="Cambria Math" w:hAnsi="Cambria Math"/>
-            <w:lang w:eastAsia="fr-FR"/>
-          </w:rPr>
-          <m:t>2,40 H</m:t>
-        </m:r>
-      </m:oMath>
+        <w:t xml:space="preserve">Les résultats démontrent que le micro se comporte comme un filtre passe-bas du second ordre, dont la réponse fréquentielle dépend de ses paramètres intrinsèques. L’identification par l’algorithme de Levenberg-Marquardt révèle que </w:t>
+      </w:r>
       <w:r>
         <w:rPr>
           <w:lang w:eastAsia="fr-FR"/>
         </w:rPr>
-        <w:t xml:space="preserve"> et une capacité parasite de </w:t>
-      </w:r>
-      <m:oMath>
-        <m:r>
-          <w:rPr>
-            <w:rFonts w:ascii="Cambria Math" w:hAnsi="Cambria Math"/>
-            <w:lang w:eastAsia="fr-FR"/>
-          </w:rPr>
-          <m:t>360pF</m:t>
-        </m:r>
-      </m:oMath>
+        <w:t>l</w:t>
+      </w:r>
       <w:r>
         <w:rPr>
           <w:lang w:eastAsia="fr-FR"/>
         </w:rPr>
-        <w:t>, présente un pic de résonance marqué favorisant les hautes fréquences. À l'inverse, le Humbucker étudié, identifié en configuration parallèle (</w:t>
-      </w:r>
-      <m:oMath>
-        <m:sSub>
-          <m:sSubPr>
-            <m:ctrlPr>
-              <w:rPr>
-                <w:rFonts w:ascii="Cambria Math" w:hAnsi="Cambria Math"/>
-                <w:i/>
-                <w:lang w:eastAsia="fr-FR"/>
-              </w:rPr>
-            </m:ctrlPr>
-          </m:sSubPr>
-          <m:e>
-            <m:r>
-              <w:rPr>
-                <w:rFonts w:ascii="Cambria Math" w:hAnsi="Cambria Math"/>
-                <w:lang w:eastAsia="fr-FR"/>
-              </w:rPr>
-              <m:t>L</m:t>
-            </m:r>
-          </m:e>
-          <m:sub>
-            <m:r>
-              <w:rPr>
-                <w:rFonts w:ascii="Cambria Math" w:hAnsi="Cambria Math"/>
-                <w:lang w:eastAsia="fr-FR"/>
-              </w:rPr>
-              <m:t>Hp</m:t>
-            </m:r>
-          </m:sub>
-        </m:sSub>
-        <m:r>
-          <w:rPr>
-            <w:rFonts w:ascii="Cambria Math" w:hAnsi="Cambria Math"/>
-            <w:lang w:eastAsia="fr-FR"/>
-          </w:rPr>
-          <m:t>=1,84 H</m:t>
-        </m:r>
-      </m:oMath>
+        <w:t xml:space="preserve">e SingleCoil présente un pic de résonance marqué, favorisant les hautes fréquences et conférant au son </w:t>
+      </w:r>
+      <w:proofErr w:type="spellStart"/>
       <w:r>
         <w:rPr>
           <w:lang w:eastAsia="fr-FR"/>
         </w:rPr>
-        <w:t xml:space="preserve">, </w:t>
-      </w:r>
-      <m:oMath>
-        <m:sSub>
-          <m:sSubPr>
-            <m:ctrlPr>
-              <w:rPr>
-                <w:rFonts w:ascii="Cambria Math" w:hAnsi="Cambria Math"/>
-                <w:i/>
-                <w:lang w:eastAsia="fr-FR"/>
-              </w:rPr>
-            </m:ctrlPr>
-          </m:sSubPr>
-          <m:e>
-            <m:r>
-              <w:rPr>
-                <w:rFonts w:ascii="Cambria Math" w:hAnsi="Cambria Math"/>
-                <w:lang w:eastAsia="fr-FR"/>
-              </w:rPr>
-              <m:t>C</m:t>
-            </m:r>
-          </m:e>
-          <m:sub>
-            <m:r>
-              <w:rPr>
-                <w:rFonts w:ascii="Cambria Math" w:hAnsi="Cambria Math"/>
-                <w:lang w:eastAsia="fr-FR"/>
-              </w:rPr>
-              <m:t>Hp</m:t>
-            </m:r>
-          </m:sub>
-        </m:sSub>
-        <m:r>
-          <w:rPr>
-            <w:rFonts w:ascii="Cambria Math" w:hAnsi="Cambria Math"/>
-            <w:lang w:eastAsia="fr-FR"/>
-          </w:rPr>
-          <m:t>=50pF</m:t>
-        </m:r>
-      </m:oMath>
+        <w:t>sa</w:t>
+      </w:r>
+      <w:proofErr w:type="spellEnd"/>
       <w:r>
         <w:rPr>
           <w:lang w:eastAsia="fr-FR"/>
         </w:rPr>
-        <w:t>), offre une réponse plus linéaire mais dépourvue de ce renforcement harmonique dans le spectre audible, expliquant son caractère sonore plus sombre.</w:t>
+        <w:t xml:space="preserve"> brillance caractéristique.</w:t>
+      </w:r>
+      <w:r>
+        <w:rPr>
+          <w:lang w:eastAsia="fr-FR"/>
+        </w:rPr>
+        <w:t xml:space="preserve"> </w:t>
+      </w:r>
+      <w:r>
+        <w:rPr>
+          <w:lang w:eastAsia="fr-FR"/>
+        </w:rPr>
+        <w:t>Le Humbucker en configuration parallèle</w:t>
+      </w:r>
+      <w:r>
+        <w:rPr>
+          <w:lang w:eastAsia="fr-FR"/>
+        </w:rPr>
+        <w:t xml:space="preserve">, lui, </w:t>
+      </w:r>
+      <w:r>
+        <w:rPr>
+          <w:lang w:eastAsia="fr-FR"/>
+        </w:rPr>
+        <w:t>offre une réponse plus linéaire, mais dépourvue du renforcement harmonique dans le spectre audible, expliquant son timbre plus « sombre ».</w:t>
+      </w:r>
+      <w:r>
+        <w:rPr>
+          <w:lang w:eastAsia="fr-FR"/>
+        </w:rPr>
+        <w:t xml:space="preserve"> Puis, l</w:t>
+      </w:r>
+      <w:r>
+        <w:rPr>
+          <w:lang w:eastAsia="fr-FR"/>
+        </w:rPr>
+        <w:t>e Humbucker en configuration série représente un compromis entre les deux, avec une résonance atténuée mais une meilleure préservation des médiums.</w:t>
       </w:r>
     </w:p>
     <w:p>
@@ -10669,7 +11265,25 @@
         <w:rPr>
           <w:lang w:eastAsia="fr-FR"/>
         </w:rPr>
-        <w:t>En second lieu, l’analyse de l’induction et du filtrage spatial a mis en évidence que la géométrie double du Humbucker impose une contrainte supplémentaire sur le timbre. L’espacement des bobines génère un filtrage en peigne spatial qui atténue sélectivement certaines harmoniques de la corde vibrante, là où le SingleCoil assure une capture plus fidèle de la vibration mécanique. Ce phénomène physique confirme que la perte de brillance du Humbucker n'est pas uniquement d'origine électrique, mais résulte d'une interférence destructive inhérente à sa conception spatiale.</w:t>
+        <w:t xml:space="preserve">L’analyse de l’induction et du filtrage spatial met en lumière l’influence de la géométrie double du Humbucker. L’espacement </w:t>
+      </w:r>
+      <m:oMath>
+        <m:r>
+          <m:rPr>
+            <m:sty m:val="p"/>
+          </m:rPr>
+          <w:rPr>
+            <w:rFonts w:ascii="Cambria Math" w:hAnsi="Cambria Math"/>
+            <w:lang w:eastAsia="fr-FR"/>
+          </w:rPr>
+          <m:t>Δ</m:t>
+        </m:r>
+      </m:oMath>
+      <w:r>
+        <w:rPr>
+          <w:lang w:eastAsia="fr-FR"/>
+        </w:rPr>
+        <w:t>entre les bobines engendre un filtrage en peigne, atténuant sélectivement certaines harmoniques de la corde vibrante. Contrairement au SingleCoil, qui capture fidèlement la vibration mécanique, le Humbucker modifie activement le contenu spectral du signal. Ce phénomène confirme que la perte de brillance observée n’est pas uniquement d’origine électrique, mais résulte d’une interférence destructive inhérente à sa conception spatiale.</w:t>
       </w:r>
     </w:p>
     <w:p>
@@ -10684,64 +11298,60 @@
         <w:rPr>
           <w:lang w:eastAsia="fr-FR"/>
         </w:rPr>
-        <w:t xml:space="preserve">Enfin, l’évaluation de la rejection du bourdonnement a validé l'utilité technologique de la seconde bobine. Bien que les mesures expérimentales aient montré un CMRR de </w:t>
-      </w:r>
-      <m:oMath>
-        <m:r>
-          <w:rPr>
-            <w:rFonts w:ascii="Cambria Math" w:hAnsi="Cambria Math"/>
-            <w:lang w:eastAsia="fr-FR"/>
-          </w:rPr>
-          <m:t>7,6 dB</m:t>
-        </m:r>
-      </m:oMath>
-      <w:r>
+        <w:t xml:space="preserve">L’évaluation du taux de rejection de mode commun (CMRR) valide l’efficacité du Humbucker dans la réduction des parasites. Bien que les mesures expérimentales révèlent un CMRR de 7,6 dB (contre 37 dB en théorie), l’atténuation du bourdonnement à 50 Hz reste significative. </w:t>
+      </w:r>
+    </w:p>
+    <w:p>
+      <w:pPr>
+        <w:spacing w:line="360" w:lineRule="auto"/>
+        <w:jc w:val="both"/>
         <w:rPr>
           <w:lang w:eastAsia="fr-FR"/>
         </w:rPr>
-        <w:t>,</w:t>
-      </w:r>
+      </w:pPr>
       <w:r>
         <w:rPr>
           <w:lang w:eastAsia="fr-FR"/>
         </w:rPr>
-        <w:t xml:space="preserve"> loin des </w:t>
-      </w:r>
-      <m:oMath>
-        <m:r>
-          <w:rPr>
-            <w:rFonts w:ascii="Cambria Math" w:hAnsi="Cambria Math"/>
-            <w:lang w:eastAsia="fr-FR"/>
-          </w:rPr>
-          <m:t>37 dB</m:t>
-        </m:r>
-      </m:oMath>
+        <w:t>Pour le guitariste, le choix entre SingleCoil et Humbucker représente un compromis fondamental</w:t>
+      </w:r>
       <w:r>
         <w:rPr>
           <w:lang w:eastAsia="fr-FR"/>
         </w:rPr>
-        <w:t xml:space="preserve"> </w:t>
+        <w:t xml:space="preserve">. </w:t>
       </w:r>
       <w:r>
         <w:rPr>
           <w:lang w:eastAsia="fr-FR"/>
         </w:rPr>
-        <w:t xml:space="preserve">théoriques en raison d'asymétries de fabrication, l'atténuation des parasites à </w:t>
-      </w:r>
-      <m:oMath>
-        <m:r>
-          <w:rPr>
-            <w:rFonts w:ascii="Cambria Math" w:hAnsi="Cambria Math"/>
-            <w:lang w:eastAsia="fr-FR"/>
-          </w:rPr>
-          <m:t>50 Hz</m:t>
-        </m:r>
-      </m:oMath>
+        <w:t>Le SingleCoil offre une richesse harmonique et une brillance adaptées aux styles exigeant une grande expressivité (ex : blues, funk).</w:t>
+      </w:r>
       <w:r>
         <w:rPr>
           <w:lang w:eastAsia="fr-FR"/>
         </w:rPr>
-        <w:t xml:space="preserve"> reste manifeste. Pour le guitariste, le Humbucker représente donc un arbitrage nécessaire : il offre une stabilité et une propreté de signal indispensables aux environnements saturés, au prix d'une diminution de la complexité harmonique du timbre original. Cette étude souligne ainsi que la perfection du silence électromagnétique se paie par une modification irréversible de l'identité acoustique de l'instrument.</w:t>
+        <w:t xml:space="preserve"> Tandis que l</w:t>
+      </w:r>
+      <w:r>
+        <w:rPr>
+          <w:lang w:eastAsia="fr-FR"/>
+        </w:rPr>
+        <w:t xml:space="preserve">e Humbucker garantit une stabilité sonore et une immunité aux parasites, essentielles pour les environnements saturés (ex : </w:t>
+      </w:r>
+      <w:proofErr w:type="spellStart"/>
+      <w:r>
+        <w:rPr>
+          <w:lang w:eastAsia="fr-FR"/>
+        </w:rPr>
+        <w:t>metal</w:t>
+      </w:r>
+      <w:proofErr w:type="spellEnd"/>
+      <w:r>
+        <w:rPr>
+          <w:lang w:eastAsia="fr-FR"/>
+        </w:rPr>
+        <w:t>, jazz avec forte amplification).</w:t>
       </w:r>
       <w:r>
         <w:br w:type="page"/>
@@ -10756,12 +11366,12 @@
           <w:szCs w:val="28"/>
         </w:rPr>
       </w:pPr>
-      <w:bookmarkStart w:id="15" w:name="_Toc221535312"/>
+      <w:bookmarkStart w:id="14" w:name="_Toc223278232"/>
       <w:r>
         <w:lastRenderedPageBreak/>
         <w:t>Notations et valeurs numérique</w:t>
       </w:r>
-      <w:bookmarkEnd w:id="15"/>
+      <w:bookmarkEnd w:id="14"/>
     </w:p>
     <w:tbl>
       <w:tblPr>
@@ -11688,33 +12298,11 @@
                 <w:lang w:val="it-IT"/>
               </w:rPr>
             </w:pPr>
-            <w:proofErr w:type="spellStart"/>
             <w:r>
               <w:rPr>
                 <w:lang w:val="it-IT"/>
               </w:rPr>
-              <w:t>Resistance</w:t>
-            </w:r>
-            <w:proofErr w:type="spellEnd"/>
-            <w:r>
-              <w:rPr>
-                <w:lang w:val="it-IT"/>
-              </w:rPr>
-              <w:t xml:space="preserve"> interne </w:t>
-            </w:r>
-            <w:proofErr w:type="spellStart"/>
-            <w:r>
-              <w:rPr>
-                <w:lang w:val="it-IT"/>
-              </w:rPr>
-              <w:t>du</w:t>
-            </w:r>
-            <w:proofErr w:type="spellEnd"/>
-            <w:r>
-              <w:rPr>
-                <w:lang w:val="it-IT"/>
-              </w:rPr>
-              <w:t xml:space="preserve"> micro SingleCoil</w:t>
+              <w:t>Resistance interne du micro SingleCoil</w:t>
             </w:r>
           </w:p>
         </w:tc>
@@ -17122,7 +17710,7 @@
           <w:lang w:val="en-GB"/>
         </w:rPr>
       </w:pPr>
-      <w:bookmarkStart w:id="16" w:name="_Toc221535313"/>
+      <w:bookmarkStart w:id="15" w:name="_Toc223278233"/>
       <w:proofErr w:type="spellStart"/>
       <w:r>
         <w:rPr>
@@ -17145,7 +17733,7 @@
         </w:rPr>
         <w:t>Bibliographiques</w:t>
       </w:r>
-      <w:bookmarkEnd w:id="16"/>
+      <w:bookmarkEnd w:id="15"/>
       <w:proofErr w:type="spellEnd"/>
     </w:p>
     <w:p>
@@ -18030,211 +18618,9 @@
     </w:lvl>
   </w:abstractNum>
   <w:abstractNum w:abstractNumId="12" w15:restartNumberingAfterBreak="0">
-    <w:nsid w:val="398C65B4"/>
-    <w:multiLevelType w:val="hybridMultilevel"/>
-    <w:tmpl w:val="0DFAADCC"/>
-    <w:lvl w:ilvl="0" w:tplc="040C0001">
-      <w:start w:val="1"/>
-      <w:numFmt w:val="bullet"/>
-      <w:lvlText w:val=""/>
-      <w:lvlJc w:val="left"/>
-      <w:pPr>
-        <w:ind w:left="1440" w:hanging="360"/>
-      </w:pPr>
-      <w:rPr>
-        <w:rFonts w:ascii="Symbol" w:hAnsi="Symbol" w:hint="default"/>
-      </w:rPr>
-    </w:lvl>
-    <w:lvl w:ilvl="1" w:tplc="040C0003" w:tentative="1">
-      <w:start w:val="1"/>
-      <w:numFmt w:val="bullet"/>
-      <w:lvlText w:val="o"/>
-      <w:lvlJc w:val="left"/>
-      <w:pPr>
-        <w:ind w:left="2160" w:hanging="360"/>
-      </w:pPr>
-      <w:rPr>
-        <w:rFonts w:ascii="Courier New" w:hAnsi="Courier New" w:cs="Courier New" w:hint="default"/>
-      </w:rPr>
-    </w:lvl>
-    <w:lvl w:ilvl="2" w:tplc="040C0005" w:tentative="1">
-      <w:start w:val="1"/>
-      <w:numFmt w:val="bullet"/>
-      <w:lvlText w:val=""/>
-      <w:lvlJc w:val="left"/>
-      <w:pPr>
-        <w:ind w:left="2880" w:hanging="360"/>
-      </w:pPr>
-      <w:rPr>
-        <w:rFonts w:ascii="Wingdings" w:hAnsi="Wingdings" w:hint="default"/>
-      </w:rPr>
-    </w:lvl>
-    <w:lvl w:ilvl="3" w:tplc="040C0001" w:tentative="1">
-      <w:start w:val="1"/>
-      <w:numFmt w:val="bullet"/>
-      <w:lvlText w:val=""/>
-      <w:lvlJc w:val="left"/>
-      <w:pPr>
-        <w:ind w:left="3600" w:hanging="360"/>
-      </w:pPr>
-      <w:rPr>
-        <w:rFonts w:ascii="Symbol" w:hAnsi="Symbol" w:hint="default"/>
-      </w:rPr>
-    </w:lvl>
-    <w:lvl w:ilvl="4" w:tplc="040C0003" w:tentative="1">
-      <w:start w:val="1"/>
-      <w:numFmt w:val="bullet"/>
-      <w:lvlText w:val="o"/>
-      <w:lvlJc w:val="left"/>
-      <w:pPr>
-        <w:ind w:left="4320" w:hanging="360"/>
-      </w:pPr>
-      <w:rPr>
-        <w:rFonts w:ascii="Courier New" w:hAnsi="Courier New" w:cs="Courier New" w:hint="default"/>
-      </w:rPr>
-    </w:lvl>
-    <w:lvl w:ilvl="5" w:tplc="040C0005" w:tentative="1">
-      <w:start w:val="1"/>
-      <w:numFmt w:val="bullet"/>
-      <w:lvlText w:val=""/>
-      <w:lvlJc w:val="left"/>
-      <w:pPr>
-        <w:ind w:left="5040" w:hanging="360"/>
-      </w:pPr>
-      <w:rPr>
-        <w:rFonts w:ascii="Wingdings" w:hAnsi="Wingdings" w:hint="default"/>
-      </w:rPr>
-    </w:lvl>
-    <w:lvl w:ilvl="6" w:tplc="040C0001" w:tentative="1">
-      <w:start w:val="1"/>
-      <w:numFmt w:val="bullet"/>
-      <w:lvlText w:val=""/>
-      <w:lvlJc w:val="left"/>
-      <w:pPr>
-        <w:ind w:left="5760" w:hanging="360"/>
-      </w:pPr>
-      <w:rPr>
-        <w:rFonts w:ascii="Symbol" w:hAnsi="Symbol" w:hint="default"/>
-      </w:rPr>
-    </w:lvl>
-    <w:lvl w:ilvl="7" w:tplc="040C0003" w:tentative="1">
-      <w:start w:val="1"/>
-      <w:numFmt w:val="bullet"/>
-      <w:lvlText w:val="o"/>
-      <w:lvlJc w:val="left"/>
-      <w:pPr>
-        <w:ind w:left="6480" w:hanging="360"/>
-      </w:pPr>
-      <w:rPr>
-        <w:rFonts w:ascii="Courier New" w:hAnsi="Courier New" w:cs="Courier New" w:hint="default"/>
-      </w:rPr>
-    </w:lvl>
-    <w:lvl w:ilvl="8" w:tplc="040C0005" w:tentative="1">
-      <w:start w:val="1"/>
-      <w:numFmt w:val="bullet"/>
-      <w:lvlText w:val=""/>
-      <w:lvlJc w:val="left"/>
-      <w:pPr>
-        <w:ind w:left="7200" w:hanging="360"/>
-      </w:pPr>
-      <w:rPr>
-        <w:rFonts w:ascii="Wingdings" w:hAnsi="Wingdings" w:hint="default"/>
-      </w:rPr>
-    </w:lvl>
-  </w:abstractNum>
-  <w:abstractNum w:abstractNumId="13" w15:restartNumberingAfterBreak="0">
-    <w:nsid w:val="3EC67492"/>
-    <w:multiLevelType w:val="hybridMultilevel"/>
-    <w:tmpl w:val="4154A2D0"/>
-    <w:lvl w:ilvl="0" w:tplc="91B4258E">
-      <w:start w:val="1"/>
-      <w:numFmt w:val="upperRoman"/>
-      <w:lvlText w:val="%1."/>
-      <w:lvlJc w:val="left"/>
-      <w:pPr>
-        <w:ind w:left="1080" w:hanging="720"/>
-      </w:pPr>
-      <w:rPr>
-        <w:rFonts w:hint="default"/>
-      </w:rPr>
-    </w:lvl>
-    <w:lvl w:ilvl="1" w:tplc="040C0019" w:tentative="1">
-      <w:start w:val="1"/>
-      <w:numFmt w:val="lowerLetter"/>
-      <w:lvlText w:val="%2."/>
-      <w:lvlJc w:val="left"/>
-      <w:pPr>
-        <w:ind w:left="1440" w:hanging="360"/>
-      </w:pPr>
-    </w:lvl>
-    <w:lvl w:ilvl="2" w:tplc="040C001B" w:tentative="1">
-      <w:start w:val="1"/>
-      <w:numFmt w:val="lowerRoman"/>
-      <w:lvlText w:val="%3."/>
-      <w:lvlJc w:val="right"/>
-      <w:pPr>
-        <w:ind w:left="2160" w:hanging="180"/>
-      </w:pPr>
-    </w:lvl>
-    <w:lvl w:ilvl="3" w:tplc="040C000F" w:tentative="1">
-      <w:start w:val="1"/>
-      <w:numFmt w:val="decimal"/>
-      <w:lvlText w:val="%4."/>
-      <w:lvlJc w:val="left"/>
-      <w:pPr>
-        <w:ind w:left="2880" w:hanging="360"/>
-      </w:pPr>
-    </w:lvl>
-    <w:lvl w:ilvl="4" w:tplc="040C0019" w:tentative="1">
-      <w:start w:val="1"/>
-      <w:numFmt w:val="lowerLetter"/>
-      <w:lvlText w:val="%5."/>
-      <w:lvlJc w:val="left"/>
-      <w:pPr>
-        <w:ind w:left="3600" w:hanging="360"/>
-      </w:pPr>
-    </w:lvl>
-    <w:lvl w:ilvl="5" w:tplc="040C001B" w:tentative="1">
-      <w:start w:val="1"/>
-      <w:numFmt w:val="lowerRoman"/>
-      <w:lvlText w:val="%6."/>
-      <w:lvlJc w:val="right"/>
-      <w:pPr>
-        <w:ind w:left="4320" w:hanging="180"/>
-      </w:pPr>
-    </w:lvl>
-    <w:lvl w:ilvl="6" w:tplc="040C000F" w:tentative="1">
-      <w:start w:val="1"/>
-      <w:numFmt w:val="decimal"/>
-      <w:lvlText w:val="%7."/>
-      <w:lvlJc w:val="left"/>
-      <w:pPr>
-        <w:ind w:left="5040" w:hanging="360"/>
-      </w:pPr>
-    </w:lvl>
-    <w:lvl w:ilvl="7" w:tplc="040C0019" w:tentative="1">
-      <w:start w:val="1"/>
-      <w:numFmt w:val="lowerLetter"/>
-      <w:lvlText w:val="%8."/>
-      <w:lvlJc w:val="left"/>
-      <w:pPr>
-        <w:ind w:left="5760" w:hanging="360"/>
-      </w:pPr>
-    </w:lvl>
-    <w:lvl w:ilvl="8" w:tplc="040C001B" w:tentative="1">
-      <w:start w:val="1"/>
-      <w:numFmt w:val="lowerRoman"/>
-      <w:lvlText w:val="%9."/>
-      <w:lvlJc w:val="right"/>
-      <w:pPr>
-        <w:ind w:left="6480" w:hanging="180"/>
-      </w:pPr>
-    </w:lvl>
-  </w:abstractNum>
-  <w:abstractNum w:abstractNumId="14" w15:restartNumberingAfterBreak="0">
-    <w:nsid w:val="47AC449A"/>
+    <w:nsid w:val="225B2472"/>
     <w:multiLevelType w:val="multilevel"/>
-    <w:tmpl w:val="FDE6F664"/>
+    <w:tmpl w:val="AF840816"/>
     <w:lvl w:ilvl="0">
       <w:start w:val="1"/>
       <w:numFmt w:val="bullet"/>
@@ -18380,184 +18766,124 @@
       </w:rPr>
     </w:lvl>
   </w:abstractNum>
-  <w:abstractNum w:abstractNumId="15" w15:restartNumberingAfterBreak="0">
-    <w:nsid w:val="4A5A1099"/>
-    <w:multiLevelType w:val="multilevel"/>
-    <w:tmpl w:val="4268E1E0"/>
-    <w:lvl w:ilvl="0">
+  <w:abstractNum w:abstractNumId="13" w15:restartNumberingAfterBreak="0">
+    <w:nsid w:val="398C65B4"/>
+    <w:multiLevelType w:val="hybridMultilevel"/>
+    <w:tmpl w:val="0DFAADCC"/>
+    <w:lvl w:ilvl="0" w:tplc="040C0001">
       <w:start w:val="1"/>
-      <w:numFmt w:val="upperRoman"/>
-      <w:lvlText w:val="Article %1."/>
+      <w:numFmt w:val="bullet"/>
+      <w:lvlText w:val=""/>
       <w:lvlJc w:val="left"/>
       <w:pPr>
-        <w:ind w:left="0" w:firstLine="0"/>
-      </w:pPr>
+        <w:ind w:left="1440" w:hanging="360"/>
+      </w:pPr>
+      <w:rPr>
+        <w:rFonts w:ascii="Symbol" w:hAnsi="Symbol" w:hint="default"/>
+      </w:rPr>
     </w:lvl>
-    <w:lvl w:ilvl="1">
+    <w:lvl w:ilvl="1" w:tplc="040C0003" w:tentative="1">
       <w:start w:val="1"/>
-      <w:numFmt w:val="decimalZero"/>
-      <w:isLgl/>
-      <w:lvlText w:val="Section %1.%2"/>
+      <w:numFmt w:val="bullet"/>
+      <w:lvlText w:val="o"/>
       <w:lvlJc w:val="left"/>
       <w:pPr>
-        <w:ind w:left="0" w:firstLine="0"/>
-      </w:pPr>
+        <w:ind w:left="2160" w:hanging="360"/>
+      </w:pPr>
+      <w:rPr>
+        <w:rFonts w:ascii="Courier New" w:hAnsi="Courier New" w:cs="Courier New" w:hint="default"/>
+      </w:rPr>
     </w:lvl>
-    <w:lvl w:ilvl="2">
+    <w:lvl w:ilvl="2" w:tplc="040C0005" w:tentative="1">
       <w:start w:val="1"/>
-      <w:numFmt w:val="lowerLetter"/>
-      <w:lvlText w:val="(%3)"/>
+      <w:numFmt w:val="bullet"/>
+      <w:lvlText w:val=""/>
       <w:lvlJc w:val="left"/>
       <w:pPr>
-        <w:ind w:left="720" w:hanging="432"/>
-      </w:pPr>
+        <w:ind w:left="2880" w:hanging="360"/>
+      </w:pPr>
+      <w:rPr>
+        <w:rFonts w:ascii="Wingdings" w:hAnsi="Wingdings" w:hint="default"/>
+      </w:rPr>
     </w:lvl>
-    <w:lvl w:ilvl="3">
+    <w:lvl w:ilvl="3" w:tplc="040C0001" w:tentative="1">
       <w:start w:val="1"/>
-      <w:numFmt w:val="lowerRoman"/>
-      <w:lvlText w:val="(%4)"/>
-      <w:lvlJc w:val="right"/>
-      <w:pPr>
-        <w:ind w:left="864" w:hanging="144"/>
-      </w:pPr>
+      <w:numFmt w:val="bullet"/>
+      <w:lvlText w:val=""/>
+      <w:lvlJc w:val="left"/>
+      <w:pPr>
+        <w:ind w:left="3600" w:hanging="360"/>
+      </w:pPr>
+      <w:rPr>
+        <w:rFonts w:ascii="Symbol" w:hAnsi="Symbol" w:hint="default"/>
+      </w:rPr>
     </w:lvl>
-    <w:lvl w:ilvl="4">
+    <w:lvl w:ilvl="4" w:tplc="040C0003" w:tentative="1">
       <w:start w:val="1"/>
-      <w:numFmt w:val="decimal"/>
-      <w:lvlText w:val="%5)"/>
+      <w:numFmt w:val="bullet"/>
+      <w:lvlText w:val="o"/>
       <w:lvlJc w:val="left"/>
       <w:pPr>
-        <w:ind w:left="1008" w:hanging="432"/>
-      </w:pPr>
+        <w:ind w:left="4320" w:hanging="360"/>
+      </w:pPr>
+      <w:rPr>
+        <w:rFonts w:ascii="Courier New" w:hAnsi="Courier New" w:cs="Courier New" w:hint="default"/>
+      </w:rPr>
     </w:lvl>
-    <w:lvl w:ilvl="5">
+    <w:lvl w:ilvl="5" w:tplc="040C0005" w:tentative="1">
       <w:start w:val="1"/>
-      <w:numFmt w:val="lowerLetter"/>
-      <w:lvlText w:val="%6)"/>
+      <w:numFmt w:val="bullet"/>
+      <w:lvlText w:val=""/>
       <w:lvlJc w:val="left"/>
       <w:pPr>
-        <w:ind w:left="1152" w:hanging="432"/>
-      </w:pPr>
+        <w:ind w:left="5040" w:hanging="360"/>
+      </w:pPr>
+      <w:rPr>
+        <w:rFonts w:ascii="Wingdings" w:hAnsi="Wingdings" w:hint="default"/>
+      </w:rPr>
     </w:lvl>
-    <w:lvl w:ilvl="6">
+    <w:lvl w:ilvl="6" w:tplc="040C0001" w:tentative="1">
       <w:start w:val="1"/>
-      <w:numFmt w:val="lowerRoman"/>
-      <w:lvlText w:val="%7)"/>
-      <w:lvlJc w:val="right"/>
-      <w:pPr>
-        <w:ind w:left="1296" w:hanging="288"/>
-      </w:pPr>
+      <w:numFmt w:val="bullet"/>
+      <w:lvlText w:val=""/>
+      <w:lvlJc w:val="left"/>
+      <w:pPr>
+        <w:ind w:left="5760" w:hanging="360"/>
+      </w:pPr>
+      <w:rPr>
+        <w:rFonts w:ascii="Symbol" w:hAnsi="Symbol" w:hint="default"/>
+      </w:rPr>
     </w:lvl>
-    <w:lvl w:ilvl="7">
+    <w:lvl w:ilvl="7" w:tplc="040C0003" w:tentative="1">
       <w:start w:val="1"/>
-      <w:numFmt w:val="lowerLetter"/>
-      <w:lvlText w:val="%8."/>
+      <w:numFmt w:val="bullet"/>
+      <w:lvlText w:val="o"/>
       <w:lvlJc w:val="left"/>
       <w:pPr>
-        <w:ind w:left="1440" w:hanging="432"/>
-      </w:pPr>
+        <w:ind w:left="6480" w:hanging="360"/>
+      </w:pPr>
+      <w:rPr>
+        <w:rFonts w:ascii="Courier New" w:hAnsi="Courier New" w:cs="Courier New" w:hint="default"/>
+      </w:rPr>
     </w:lvl>
-    <w:lvl w:ilvl="8">
+    <w:lvl w:ilvl="8" w:tplc="040C0005" w:tentative="1">
       <w:start w:val="1"/>
-      <w:numFmt w:val="lowerRoman"/>
-      <w:lvlText w:val="%9."/>
-      <w:lvlJc w:val="right"/>
-      <w:pPr>
-        <w:ind w:left="1584" w:hanging="144"/>
-      </w:pPr>
+      <w:numFmt w:val="bullet"/>
+      <w:lvlText w:val=""/>
+      <w:lvlJc w:val="left"/>
+      <w:pPr>
+        <w:ind w:left="7200" w:hanging="360"/>
+      </w:pPr>
+      <w:rPr>
+        <w:rFonts w:ascii="Wingdings" w:hAnsi="Wingdings" w:hint="default"/>
+      </w:rPr>
     </w:lvl>
   </w:abstractNum>
-  <w:abstractNum w:abstractNumId="16" w15:restartNumberingAfterBreak="0">
-    <w:nsid w:val="54B27D0C"/>
-    <w:multiLevelType w:val="multilevel"/>
-    <w:tmpl w:val="0409001D"/>
-    <w:lvl w:ilvl="0">
-      <w:start w:val="1"/>
-      <w:numFmt w:val="decimal"/>
-      <w:lvlText w:val="%1)"/>
-      <w:lvlJc w:val="left"/>
-      <w:pPr>
-        <w:ind w:left="360" w:hanging="360"/>
-      </w:pPr>
-    </w:lvl>
-    <w:lvl w:ilvl="1">
-      <w:start w:val="1"/>
-      <w:numFmt w:val="lowerLetter"/>
-      <w:lvlText w:val="%2)"/>
-      <w:lvlJc w:val="left"/>
-      <w:pPr>
-        <w:ind w:left="720" w:hanging="360"/>
-      </w:pPr>
-    </w:lvl>
-    <w:lvl w:ilvl="2">
-      <w:start w:val="1"/>
-      <w:numFmt w:val="lowerRoman"/>
-      <w:lvlText w:val="%3)"/>
-      <w:lvlJc w:val="left"/>
-      <w:pPr>
-        <w:ind w:left="1080" w:hanging="360"/>
-      </w:pPr>
-    </w:lvl>
-    <w:lvl w:ilvl="3">
-      <w:start w:val="1"/>
-      <w:numFmt w:val="decimal"/>
-      <w:lvlText w:val="(%4)"/>
-      <w:lvlJc w:val="left"/>
-      <w:pPr>
-        <w:ind w:left="1440" w:hanging="360"/>
-      </w:pPr>
-    </w:lvl>
-    <w:lvl w:ilvl="4">
-      <w:start w:val="1"/>
-      <w:numFmt w:val="lowerLetter"/>
-      <w:lvlText w:val="(%5)"/>
-      <w:lvlJc w:val="left"/>
-      <w:pPr>
-        <w:ind w:left="1800" w:hanging="360"/>
-      </w:pPr>
-    </w:lvl>
-    <w:lvl w:ilvl="5">
-      <w:start w:val="1"/>
-      <w:numFmt w:val="lowerRoman"/>
-      <w:lvlText w:val="(%6)"/>
-      <w:lvlJc w:val="left"/>
-      <w:pPr>
-        <w:ind w:left="2160" w:hanging="360"/>
-      </w:pPr>
-    </w:lvl>
-    <w:lvl w:ilvl="6">
-      <w:start w:val="1"/>
-      <w:numFmt w:val="decimal"/>
-      <w:lvlText w:val="%7."/>
-      <w:lvlJc w:val="left"/>
-      <w:pPr>
-        <w:ind w:left="2520" w:hanging="360"/>
-      </w:pPr>
-    </w:lvl>
-    <w:lvl w:ilvl="7">
-      <w:start w:val="1"/>
-      <w:numFmt w:val="lowerLetter"/>
-      <w:lvlText w:val="%8."/>
-      <w:lvlJc w:val="left"/>
-      <w:pPr>
-        <w:ind w:left="2880" w:hanging="360"/>
-      </w:pPr>
-    </w:lvl>
-    <w:lvl w:ilvl="8">
-      <w:start w:val="1"/>
-      <w:numFmt w:val="lowerRoman"/>
-      <w:lvlText w:val="%9."/>
-      <w:lvlJc w:val="left"/>
-      <w:pPr>
-        <w:ind w:left="3240" w:hanging="360"/>
-      </w:pPr>
-    </w:lvl>
-  </w:abstractNum>
-  <w:abstractNum w:abstractNumId="17" w15:restartNumberingAfterBreak="0">
-    <w:nsid w:val="5692678B"/>
+  <w:abstractNum w:abstractNumId="14" w15:restartNumberingAfterBreak="0">
+    <w:nsid w:val="3EC67492"/>
     <w:multiLevelType w:val="hybridMultilevel"/>
-    <w:tmpl w:val="DCA2BC98"/>
-    <w:lvl w:ilvl="0" w:tplc="809C78E8">
+    <w:tmpl w:val="4154A2D0"/>
+    <w:lvl w:ilvl="0" w:tplc="91B4258E">
       <w:start w:val="1"/>
       <w:numFmt w:val="upperRoman"/>
       <w:lvlText w:val="%1."/>
@@ -18642,7 +18968,567 @@
       </w:pPr>
     </w:lvl>
   </w:abstractNum>
+  <w:abstractNum w:abstractNumId="15" w15:restartNumberingAfterBreak="0">
+    <w:nsid w:val="47AC449A"/>
+    <w:multiLevelType w:val="multilevel"/>
+    <w:tmpl w:val="FDE6F664"/>
+    <w:lvl w:ilvl="0">
+      <w:start w:val="1"/>
+      <w:numFmt w:val="bullet"/>
+      <w:lvlText w:val=""/>
+      <w:lvlJc w:val="left"/>
+      <w:pPr>
+        <w:tabs>
+          <w:tab w:val="num" w:pos="720"/>
+        </w:tabs>
+        <w:ind w:left="720" w:hanging="360"/>
+      </w:pPr>
+      <w:rPr>
+        <w:rFonts w:ascii="Symbol" w:hAnsi="Symbol" w:hint="default"/>
+        <w:sz w:val="20"/>
+      </w:rPr>
+    </w:lvl>
+    <w:lvl w:ilvl="1" w:tentative="1">
+      <w:start w:val="1"/>
+      <w:numFmt w:val="bullet"/>
+      <w:lvlText w:val="o"/>
+      <w:lvlJc w:val="left"/>
+      <w:pPr>
+        <w:tabs>
+          <w:tab w:val="num" w:pos="1440"/>
+        </w:tabs>
+        <w:ind w:left="1440" w:hanging="360"/>
+      </w:pPr>
+      <w:rPr>
+        <w:rFonts w:ascii="Courier New" w:hAnsi="Courier New" w:hint="default"/>
+        <w:sz w:val="20"/>
+      </w:rPr>
+    </w:lvl>
+    <w:lvl w:ilvl="2" w:tentative="1">
+      <w:start w:val="1"/>
+      <w:numFmt w:val="bullet"/>
+      <w:lvlText w:val=""/>
+      <w:lvlJc w:val="left"/>
+      <w:pPr>
+        <w:tabs>
+          <w:tab w:val="num" w:pos="2160"/>
+        </w:tabs>
+        <w:ind w:left="2160" w:hanging="360"/>
+      </w:pPr>
+      <w:rPr>
+        <w:rFonts w:ascii="Wingdings" w:hAnsi="Wingdings" w:hint="default"/>
+        <w:sz w:val="20"/>
+      </w:rPr>
+    </w:lvl>
+    <w:lvl w:ilvl="3" w:tentative="1">
+      <w:start w:val="1"/>
+      <w:numFmt w:val="bullet"/>
+      <w:lvlText w:val=""/>
+      <w:lvlJc w:val="left"/>
+      <w:pPr>
+        <w:tabs>
+          <w:tab w:val="num" w:pos="2880"/>
+        </w:tabs>
+        <w:ind w:left="2880" w:hanging="360"/>
+      </w:pPr>
+      <w:rPr>
+        <w:rFonts w:ascii="Wingdings" w:hAnsi="Wingdings" w:hint="default"/>
+        <w:sz w:val="20"/>
+      </w:rPr>
+    </w:lvl>
+    <w:lvl w:ilvl="4" w:tentative="1">
+      <w:start w:val="1"/>
+      <w:numFmt w:val="bullet"/>
+      <w:lvlText w:val=""/>
+      <w:lvlJc w:val="left"/>
+      <w:pPr>
+        <w:tabs>
+          <w:tab w:val="num" w:pos="3600"/>
+        </w:tabs>
+        <w:ind w:left="3600" w:hanging="360"/>
+      </w:pPr>
+      <w:rPr>
+        <w:rFonts w:ascii="Wingdings" w:hAnsi="Wingdings" w:hint="default"/>
+        <w:sz w:val="20"/>
+      </w:rPr>
+    </w:lvl>
+    <w:lvl w:ilvl="5" w:tentative="1">
+      <w:start w:val="1"/>
+      <w:numFmt w:val="bullet"/>
+      <w:lvlText w:val=""/>
+      <w:lvlJc w:val="left"/>
+      <w:pPr>
+        <w:tabs>
+          <w:tab w:val="num" w:pos="4320"/>
+        </w:tabs>
+        <w:ind w:left="4320" w:hanging="360"/>
+      </w:pPr>
+      <w:rPr>
+        <w:rFonts w:ascii="Wingdings" w:hAnsi="Wingdings" w:hint="default"/>
+        <w:sz w:val="20"/>
+      </w:rPr>
+    </w:lvl>
+    <w:lvl w:ilvl="6" w:tentative="1">
+      <w:start w:val="1"/>
+      <w:numFmt w:val="bullet"/>
+      <w:lvlText w:val=""/>
+      <w:lvlJc w:val="left"/>
+      <w:pPr>
+        <w:tabs>
+          <w:tab w:val="num" w:pos="5040"/>
+        </w:tabs>
+        <w:ind w:left="5040" w:hanging="360"/>
+      </w:pPr>
+      <w:rPr>
+        <w:rFonts w:ascii="Wingdings" w:hAnsi="Wingdings" w:hint="default"/>
+        <w:sz w:val="20"/>
+      </w:rPr>
+    </w:lvl>
+    <w:lvl w:ilvl="7" w:tentative="1">
+      <w:start w:val="1"/>
+      <w:numFmt w:val="bullet"/>
+      <w:lvlText w:val=""/>
+      <w:lvlJc w:val="left"/>
+      <w:pPr>
+        <w:tabs>
+          <w:tab w:val="num" w:pos="5760"/>
+        </w:tabs>
+        <w:ind w:left="5760" w:hanging="360"/>
+      </w:pPr>
+      <w:rPr>
+        <w:rFonts w:ascii="Wingdings" w:hAnsi="Wingdings" w:hint="default"/>
+        <w:sz w:val="20"/>
+      </w:rPr>
+    </w:lvl>
+    <w:lvl w:ilvl="8" w:tentative="1">
+      <w:start w:val="1"/>
+      <w:numFmt w:val="bullet"/>
+      <w:lvlText w:val=""/>
+      <w:lvlJc w:val="left"/>
+      <w:pPr>
+        <w:tabs>
+          <w:tab w:val="num" w:pos="6480"/>
+        </w:tabs>
+        <w:ind w:left="6480" w:hanging="360"/>
+      </w:pPr>
+      <w:rPr>
+        <w:rFonts w:ascii="Wingdings" w:hAnsi="Wingdings" w:hint="default"/>
+        <w:sz w:val="20"/>
+      </w:rPr>
+    </w:lvl>
+  </w:abstractNum>
+  <w:abstractNum w:abstractNumId="16" w15:restartNumberingAfterBreak="0">
+    <w:nsid w:val="4A5A1099"/>
+    <w:multiLevelType w:val="multilevel"/>
+    <w:tmpl w:val="4268E1E0"/>
+    <w:lvl w:ilvl="0">
+      <w:start w:val="1"/>
+      <w:numFmt w:val="upperRoman"/>
+      <w:lvlText w:val="Article %1."/>
+      <w:lvlJc w:val="left"/>
+      <w:pPr>
+        <w:ind w:left="0" w:firstLine="0"/>
+      </w:pPr>
+    </w:lvl>
+    <w:lvl w:ilvl="1">
+      <w:start w:val="1"/>
+      <w:numFmt w:val="decimalZero"/>
+      <w:isLgl/>
+      <w:lvlText w:val="Section %1.%2"/>
+      <w:lvlJc w:val="left"/>
+      <w:pPr>
+        <w:ind w:left="0" w:firstLine="0"/>
+      </w:pPr>
+    </w:lvl>
+    <w:lvl w:ilvl="2">
+      <w:start w:val="1"/>
+      <w:numFmt w:val="lowerLetter"/>
+      <w:lvlText w:val="(%3)"/>
+      <w:lvlJc w:val="left"/>
+      <w:pPr>
+        <w:ind w:left="720" w:hanging="432"/>
+      </w:pPr>
+    </w:lvl>
+    <w:lvl w:ilvl="3">
+      <w:start w:val="1"/>
+      <w:numFmt w:val="lowerRoman"/>
+      <w:lvlText w:val="(%4)"/>
+      <w:lvlJc w:val="right"/>
+      <w:pPr>
+        <w:ind w:left="864" w:hanging="144"/>
+      </w:pPr>
+    </w:lvl>
+    <w:lvl w:ilvl="4">
+      <w:start w:val="1"/>
+      <w:numFmt w:val="decimal"/>
+      <w:lvlText w:val="%5)"/>
+      <w:lvlJc w:val="left"/>
+      <w:pPr>
+        <w:ind w:left="1008" w:hanging="432"/>
+      </w:pPr>
+    </w:lvl>
+    <w:lvl w:ilvl="5">
+      <w:start w:val="1"/>
+      <w:numFmt w:val="lowerLetter"/>
+      <w:lvlText w:val="%6)"/>
+      <w:lvlJc w:val="left"/>
+      <w:pPr>
+        <w:ind w:left="1152" w:hanging="432"/>
+      </w:pPr>
+    </w:lvl>
+    <w:lvl w:ilvl="6">
+      <w:start w:val="1"/>
+      <w:numFmt w:val="lowerRoman"/>
+      <w:lvlText w:val="%7)"/>
+      <w:lvlJc w:val="right"/>
+      <w:pPr>
+        <w:ind w:left="1296" w:hanging="288"/>
+      </w:pPr>
+    </w:lvl>
+    <w:lvl w:ilvl="7">
+      <w:start w:val="1"/>
+      <w:numFmt w:val="lowerLetter"/>
+      <w:lvlText w:val="%8."/>
+      <w:lvlJc w:val="left"/>
+      <w:pPr>
+        <w:ind w:left="1440" w:hanging="432"/>
+      </w:pPr>
+    </w:lvl>
+    <w:lvl w:ilvl="8">
+      <w:start w:val="1"/>
+      <w:numFmt w:val="lowerRoman"/>
+      <w:lvlText w:val="%9."/>
+      <w:lvlJc w:val="right"/>
+      <w:pPr>
+        <w:ind w:left="1584" w:hanging="144"/>
+      </w:pPr>
+    </w:lvl>
+  </w:abstractNum>
+  <w:abstractNum w:abstractNumId="17" w15:restartNumberingAfterBreak="0">
+    <w:nsid w:val="54B27D0C"/>
+    <w:multiLevelType w:val="multilevel"/>
+    <w:tmpl w:val="0409001D"/>
+    <w:lvl w:ilvl="0">
+      <w:start w:val="1"/>
+      <w:numFmt w:val="decimal"/>
+      <w:lvlText w:val="%1)"/>
+      <w:lvlJc w:val="left"/>
+      <w:pPr>
+        <w:ind w:left="360" w:hanging="360"/>
+      </w:pPr>
+    </w:lvl>
+    <w:lvl w:ilvl="1">
+      <w:start w:val="1"/>
+      <w:numFmt w:val="lowerLetter"/>
+      <w:lvlText w:val="%2)"/>
+      <w:lvlJc w:val="left"/>
+      <w:pPr>
+        <w:ind w:left="720" w:hanging="360"/>
+      </w:pPr>
+    </w:lvl>
+    <w:lvl w:ilvl="2">
+      <w:start w:val="1"/>
+      <w:numFmt w:val="lowerRoman"/>
+      <w:lvlText w:val="%3)"/>
+      <w:lvlJc w:val="left"/>
+      <w:pPr>
+        <w:ind w:left="1080" w:hanging="360"/>
+      </w:pPr>
+    </w:lvl>
+    <w:lvl w:ilvl="3">
+      <w:start w:val="1"/>
+      <w:numFmt w:val="decimal"/>
+      <w:lvlText w:val="(%4)"/>
+      <w:lvlJc w:val="left"/>
+      <w:pPr>
+        <w:ind w:left="1440" w:hanging="360"/>
+      </w:pPr>
+    </w:lvl>
+    <w:lvl w:ilvl="4">
+      <w:start w:val="1"/>
+      <w:numFmt w:val="lowerLetter"/>
+      <w:lvlText w:val="(%5)"/>
+      <w:lvlJc w:val="left"/>
+      <w:pPr>
+        <w:ind w:left="1800" w:hanging="360"/>
+      </w:pPr>
+    </w:lvl>
+    <w:lvl w:ilvl="5">
+      <w:start w:val="1"/>
+      <w:numFmt w:val="lowerRoman"/>
+      <w:lvlText w:val="(%6)"/>
+      <w:lvlJc w:val="left"/>
+      <w:pPr>
+        <w:ind w:left="2160" w:hanging="360"/>
+      </w:pPr>
+    </w:lvl>
+    <w:lvl w:ilvl="6">
+      <w:start w:val="1"/>
+      <w:numFmt w:val="decimal"/>
+      <w:lvlText w:val="%7."/>
+      <w:lvlJc w:val="left"/>
+      <w:pPr>
+        <w:ind w:left="2520" w:hanging="360"/>
+      </w:pPr>
+    </w:lvl>
+    <w:lvl w:ilvl="7">
+      <w:start w:val="1"/>
+      <w:numFmt w:val="lowerLetter"/>
+      <w:lvlText w:val="%8."/>
+      <w:lvlJc w:val="left"/>
+      <w:pPr>
+        <w:ind w:left="2880" w:hanging="360"/>
+      </w:pPr>
+    </w:lvl>
+    <w:lvl w:ilvl="8">
+      <w:start w:val="1"/>
+      <w:numFmt w:val="lowerRoman"/>
+      <w:lvlText w:val="%9."/>
+      <w:lvlJc w:val="left"/>
+      <w:pPr>
+        <w:ind w:left="3240" w:hanging="360"/>
+      </w:pPr>
+    </w:lvl>
+  </w:abstractNum>
   <w:abstractNum w:abstractNumId="18" w15:restartNumberingAfterBreak="0">
+    <w:nsid w:val="5692678B"/>
+    <w:multiLevelType w:val="hybridMultilevel"/>
+    <w:tmpl w:val="DCA2BC98"/>
+    <w:lvl w:ilvl="0" w:tplc="809C78E8">
+      <w:start w:val="1"/>
+      <w:numFmt w:val="upperRoman"/>
+      <w:lvlText w:val="%1."/>
+      <w:lvlJc w:val="left"/>
+      <w:pPr>
+        <w:ind w:left="1080" w:hanging="720"/>
+      </w:pPr>
+      <w:rPr>
+        <w:rFonts w:hint="default"/>
+      </w:rPr>
+    </w:lvl>
+    <w:lvl w:ilvl="1" w:tplc="040C0019" w:tentative="1">
+      <w:start w:val="1"/>
+      <w:numFmt w:val="lowerLetter"/>
+      <w:lvlText w:val="%2."/>
+      <w:lvlJc w:val="left"/>
+      <w:pPr>
+        <w:ind w:left="1440" w:hanging="360"/>
+      </w:pPr>
+    </w:lvl>
+    <w:lvl w:ilvl="2" w:tplc="040C001B" w:tentative="1">
+      <w:start w:val="1"/>
+      <w:numFmt w:val="lowerRoman"/>
+      <w:lvlText w:val="%3."/>
+      <w:lvlJc w:val="right"/>
+      <w:pPr>
+        <w:ind w:left="2160" w:hanging="180"/>
+      </w:pPr>
+    </w:lvl>
+    <w:lvl w:ilvl="3" w:tplc="040C000F" w:tentative="1">
+      <w:start w:val="1"/>
+      <w:numFmt w:val="decimal"/>
+      <w:lvlText w:val="%4."/>
+      <w:lvlJc w:val="left"/>
+      <w:pPr>
+        <w:ind w:left="2880" w:hanging="360"/>
+      </w:pPr>
+    </w:lvl>
+    <w:lvl w:ilvl="4" w:tplc="040C0019" w:tentative="1">
+      <w:start w:val="1"/>
+      <w:numFmt w:val="lowerLetter"/>
+      <w:lvlText w:val="%5."/>
+      <w:lvlJc w:val="left"/>
+      <w:pPr>
+        <w:ind w:left="3600" w:hanging="360"/>
+      </w:pPr>
+    </w:lvl>
+    <w:lvl w:ilvl="5" w:tplc="040C001B" w:tentative="1">
+      <w:start w:val="1"/>
+      <w:numFmt w:val="lowerRoman"/>
+      <w:lvlText w:val="%6."/>
+      <w:lvlJc w:val="right"/>
+      <w:pPr>
+        <w:ind w:left="4320" w:hanging="180"/>
+      </w:pPr>
+    </w:lvl>
+    <w:lvl w:ilvl="6" w:tplc="040C000F" w:tentative="1">
+      <w:start w:val="1"/>
+      <w:numFmt w:val="decimal"/>
+      <w:lvlText w:val="%7."/>
+      <w:lvlJc w:val="left"/>
+      <w:pPr>
+        <w:ind w:left="5040" w:hanging="360"/>
+      </w:pPr>
+    </w:lvl>
+    <w:lvl w:ilvl="7" w:tplc="040C0019" w:tentative="1">
+      <w:start w:val="1"/>
+      <w:numFmt w:val="lowerLetter"/>
+      <w:lvlText w:val="%8."/>
+      <w:lvlJc w:val="left"/>
+      <w:pPr>
+        <w:ind w:left="5760" w:hanging="360"/>
+      </w:pPr>
+    </w:lvl>
+    <w:lvl w:ilvl="8" w:tplc="040C001B" w:tentative="1">
+      <w:start w:val="1"/>
+      <w:numFmt w:val="lowerRoman"/>
+      <w:lvlText w:val="%9."/>
+      <w:lvlJc w:val="right"/>
+      <w:pPr>
+        <w:ind w:left="6480" w:hanging="180"/>
+      </w:pPr>
+    </w:lvl>
+  </w:abstractNum>
+  <w:abstractNum w:abstractNumId="19" w15:restartNumberingAfterBreak="0">
+    <w:nsid w:val="5A6800EB"/>
+    <w:multiLevelType w:val="multilevel"/>
+    <w:tmpl w:val="C81C6C9A"/>
+    <w:lvl w:ilvl="0">
+      <w:start w:val="1"/>
+      <w:numFmt w:val="bullet"/>
+      <w:lvlText w:val=""/>
+      <w:lvlJc w:val="left"/>
+      <w:pPr>
+        <w:tabs>
+          <w:tab w:val="num" w:pos="720"/>
+        </w:tabs>
+        <w:ind w:left="720" w:hanging="360"/>
+      </w:pPr>
+      <w:rPr>
+        <w:rFonts w:ascii="Symbol" w:hAnsi="Symbol" w:hint="default"/>
+        <w:sz w:val="20"/>
+      </w:rPr>
+    </w:lvl>
+    <w:lvl w:ilvl="1" w:tentative="1">
+      <w:start w:val="1"/>
+      <w:numFmt w:val="bullet"/>
+      <w:lvlText w:val="o"/>
+      <w:lvlJc w:val="left"/>
+      <w:pPr>
+        <w:tabs>
+          <w:tab w:val="num" w:pos="1440"/>
+        </w:tabs>
+        <w:ind w:left="1440" w:hanging="360"/>
+      </w:pPr>
+      <w:rPr>
+        <w:rFonts w:ascii="Courier New" w:hAnsi="Courier New" w:hint="default"/>
+        <w:sz w:val="20"/>
+      </w:rPr>
+    </w:lvl>
+    <w:lvl w:ilvl="2" w:tentative="1">
+      <w:start w:val="1"/>
+      <w:numFmt w:val="bullet"/>
+      <w:lvlText w:val=""/>
+      <w:lvlJc w:val="left"/>
+      <w:pPr>
+        <w:tabs>
+          <w:tab w:val="num" w:pos="2160"/>
+        </w:tabs>
+        <w:ind w:left="2160" w:hanging="360"/>
+      </w:pPr>
+      <w:rPr>
+        <w:rFonts w:ascii="Wingdings" w:hAnsi="Wingdings" w:hint="default"/>
+        <w:sz w:val="20"/>
+      </w:rPr>
+    </w:lvl>
+    <w:lvl w:ilvl="3" w:tentative="1">
+      <w:start w:val="1"/>
+      <w:numFmt w:val="bullet"/>
+      <w:lvlText w:val=""/>
+      <w:lvlJc w:val="left"/>
+      <w:pPr>
+        <w:tabs>
+          <w:tab w:val="num" w:pos="2880"/>
+        </w:tabs>
+        <w:ind w:left="2880" w:hanging="360"/>
+      </w:pPr>
+      <w:rPr>
+        <w:rFonts w:ascii="Wingdings" w:hAnsi="Wingdings" w:hint="default"/>
+        <w:sz w:val="20"/>
+      </w:rPr>
+    </w:lvl>
+    <w:lvl w:ilvl="4" w:tentative="1">
+      <w:start w:val="1"/>
+      <w:numFmt w:val="bullet"/>
+      <w:lvlText w:val=""/>
+      <w:lvlJc w:val="left"/>
+      <w:pPr>
+        <w:tabs>
+          <w:tab w:val="num" w:pos="3600"/>
+        </w:tabs>
+        <w:ind w:left="3600" w:hanging="360"/>
+      </w:pPr>
+      <w:rPr>
+        <w:rFonts w:ascii="Wingdings" w:hAnsi="Wingdings" w:hint="default"/>
+        <w:sz w:val="20"/>
+      </w:rPr>
+    </w:lvl>
+    <w:lvl w:ilvl="5" w:tentative="1">
+      <w:start w:val="1"/>
+      <w:numFmt w:val="bullet"/>
+      <w:lvlText w:val=""/>
+      <w:lvlJc w:val="left"/>
+      <w:pPr>
+        <w:tabs>
+          <w:tab w:val="num" w:pos="4320"/>
+        </w:tabs>
+        <w:ind w:left="4320" w:hanging="360"/>
+      </w:pPr>
+      <w:rPr>
+        <w:rFonts w:ascii="Wingdings" w:hAnsi="Wingdings" w:hint="default"/>
+        <w:sz w:val="20"/>
+      </w:rPr>
+    </w:lvl>
+    <w:lvl w:ilvl="6" w:tentative="1">
+      <w:start w:val="1"/>
+      <w:numFmt w:val="bullet"/>
+      <w:lvlText w:val=""/>
+      <w:lvlJc w:val="left"/>
+      <w:pPr>
+        <w:tabs>
+          <w:tab w:val="num" w:pos="5040"/>
+        </w:tabs>
+        <w:ind w:left="5040" w:hanging="360"/>
+      </w:pPr>
+      <w:rPr>
+        <w:rFonts w:ascii="Wingdings" w:hAnsi="Wingdings" w:hint="default"/>
+        <w:sz w:val="20"/>
+      </w:rPr>
+    </w:lvl>
+    <w:lvl w:ilvl="7" w:tentative="1">
+      <w:start w:val="1"/>
+      <w:numFmt w:val="bullet"/>
+      <w:lvlText w:val=""/>
+      <w:lvlJc w:val="left"/>
+      <w:pPr>
+        <w:tabs>
+          <w:tab w:val="num" w:pos="5760"/>
+        </w:tabs>
+        <w:ind w:left="5760" w:hanging="360"/>
+      </w:pPr>
+      <w:rPr>
+        <w:rFonts w:ascii="Wingdings" w:hAnsi="Wingdings" w:hint="default"/>
+        <w:sz w:val="20"/>
+      </w:rPr>
+    </w:lvl>
+    <w:lvl w:ilvl="8" w:tentative="1">
+      <w:start w:val="1"/>
+      <w:numFmt w:val="bullet"/>
+      <w:lvlText w:val=""/>
+      <w:lvlJc w:val="left"/>
+      <w:pPr>
+        <w:tabs>
+          <w:tab w:val="num" w:pos="6480"/>
+        </w:tabs>
+        <w:ind w:left="6480" w:hanging="360"/>
+      </w:pPr>
+      <w:rPr>
+        <w:rFonts w:ascii="Wingdings" w:hAnsi="Wingdings" w:hint="default"/>
+        <w:sz w:val="20"/>
+      </w:rPr>
+    </w:lvl>
+  </w:abstractNum>
+  <w:abstractNum w:abstractNumId="20" w15:restartNumberingAfterBreak="0">
     <w:nsid w:val="694708D5"/>
     <w:multiLevelType w:val="hybridMultilevel"/>
     <w:tmpl w:val="05A29A5A"/>
@@ -18755,7 +19641,7 @@
       </w:rPr>
     </w:lvl>
   </w:abstractNum>
-  <w:abstractNum w:abstractNumId="19" w15:restartNumberingAfterBreak="0">
+  <w:abstractNum w:abstractNumId="21" w15:restartNumberingAfterBreak="0">
     <w:nsid w:val="6D702056"/>
     <w:multiLevelType w:val="multilevel"/>
     <w:tmpl w:val="04090023"/>
@@ -18842,7 +19728,156 @@
       </w:pPr>
     </w:lvl>
   </w:abstractNum>
-  <w:abstractNum w:abstractNumId="20" w15:restartNumberingAfterBreak="0">
+  <w:abstractNum w:abstractNumId="22" w15:restartNumberingAfterBreak="0">
+    <w:nsid w:val="6F46330A"/>
+    <w:multiLevelType w:val="multilevel"/>
+    <w:tmpl w:val="AD66AC1C"/>
+    <w:lvl w:ilvl="0">
+      <w:start w:val="1"/>
+      <w:numFmt w:val="bullet"/>
+      <w:lvlText w:val=""/>
+      <w:lvlJc w:val="left"/>
+      <w:pPr>
+        <w:tabs>
+          <w:tab w:val="num" w:pos="720"/>
+        </w:tabs>
+        <w:ind w:left="720" w:hanging="360"/>
+      </w:pPr>
+      <w:rPr>
+        <w:rFonts w:ascii="Symbol" w:hAnsi="Symbol" w:hint="default"/>
+        <w:sz w:val="20"/>
+      </w:rPr>
+    </w:lvl>
+    <w:lvl w:ilvl="1" w:tentative="1">
+      <w:start w:val="1"/>
+      <w:numFmt w:val="bullet"/>
+      <w:lvlText w:val="o"/>
+      <w:lvlJc w:val="left"/>
+      <w:pPr>
+        <w:tabs>
+          <w:tab w:val="num" w:pos="1440"/>
+        </w:tabs>
+        <w:ind w:left="1440" w:hanging="360"/>
+      </w:pPr>
+      <w:rPr>
+        <w:rFonts w:ascii="Courier New" w:hAnsi="Courier New" w:hint="default"/>
+        <w:sz w:val="20"/>
+      </w:rPr>
+    </w:lvl>
+    <w:lvl w:ilvl="2" w:tentative="1">
+      <w:start w:val="1"/>
+      <w:numFmt w:val="bullet"/>
+      <w:lvlText w:val=""/>
+      <w:lvlJc w:val="left"/>
+      <w:pPr>
+        <w:tabs>
+          <w:tab w:val="num" w:pos="2160"/>
+        </w:tabs>
+        <w:ind w:left="2160" w:hanging="360"/>
+      </w:pPr>
+      <w:rPr>
+        <w:rFonts w:ascii="Wingdings" w:hAnsi="Wingdings" w:hint="default"/>
+        <w:sz w:val="20"/>
+      </w:rPr>
+    </w:lvl>
+    <w:lvl w:ilvl="3" w:tentative="1">
+      <w:start w:val="1"/>
+      <w:numFmt w:val="bullet"/>
+      <w:lvlText w:val=""/>
+      <w:lvlJc w:val="left"/>
+      <w:pPr>
+        <w:tabs>
+          <w:tab w:val="num" w:pos="2880"/>
+        </w:tabs>
+        <w:ind w:left="2880" w:hanging="360"/>
+      </w:pPr>
+      <w:rPr>
+        <w:rFonts w:ascii="Wingdings" w:hAnsi="Wingdings" w:hint="default"/>
+        <w:sz w:val="20"/>
+      </w:rPr>
+    </w:lvl>
+    <w:lvl w:ilvl="4" w:tentative="1">
+      <w:start w:val="1"/>
+      <w:numFmt w:val="bullet"/>
+      <w:lvlText w:val=""/>
+      <w:lvlJc w:val="left"/>
+      <w:pPr>
+        <w:tabs>
+          <w:tab w:val="num" w:pos="3600"/>
+        </w:tabs>
+        <w:ind w:left="3600" w:hanging="360"/>
+      </w:pPr>
+      <w:rPr>
+        <w:rFonts w:ascii="Wingdings" w:hAnsi="Wingdings" w:hint="default"/>
+        <w:sz w:val="20"/>
+      </w:rPr>
+    </w:lvl>
+    <w:lvl w:ilvl="5" w:tentative="1">
+      <w:start w:val="1"/>
+      <w:numFmt w:val="bullet"/>
+      <w:lvlText w:val=""/>
+      <w:lvlJc w:val="left"/>
+      <w:pPr>
+        <w:tabs>
+          <w:tab w:val="num" w:pos="4320"/>
+        </w:tabs>
+        <w:ind w:left="4320" w:hanging="360"/>
+      </w:pPr>
+      <w:rPr>
+        <w:rFonts w:ascii="Wingdings" w:hAnsi="Wingdings" w:hint="default"/>
+        <w:sz w:val="20"/>
+      </w:rPr>
+    </w:lvl>
+    <w:lvl w:ilvl="6" w:tentative="1">
+      <w:start w:val="1"/>
+      <w:numFmt w:val="bullet"/>
+      <w:lvlText w:val=""/>
+      <w:lvlJc w:val="left"/>
+      <w:pPr>
+        <w:tabs>
+          <w:tab w:val="num" w:pos="5040"/>
+        </w:tabs>
+        <w:ind w:left="5040" w:hanging="360"/>
+      </w:pPr>
+      <w:rPr>
+        <w:rFonts w:ascii="Wingdings" w:hAnsi="Wingdings" w:hint="default"/>
+        <w:sz w:val="20"/>
+      </w:rPr>
+    </w:lvl>
+    <w:lvl w:ilvl="7" w:tentative="1">
+      <w:start w:val="1"/>
+      <w:numFmt w:val="bullet"/>
+      <w:lvlText w:val=""/>
+      <w:lvlJc w:val="left"/>
+      <w:pPr>
+        <w:tabs>
+          <w:tab w:val="num" w:pos="5760"/>
+        </w:tabs>
+        <w:ind w:left="5760" w:hanging="360"/>
+      </w:pPr>
+      <w:rPr>
+        <w:rFonts w:ascii="Wingdings" w:hAnsi="Wingdings" w:hint="default"/>
+        <w:sz w:val="20"/>
+      </w:rPr>
+    </w:lvl>
+    <w:lvl w:ilvl="8" w:tentative="1">
+      <w:start w:val="1"/>
+      <w:numFmt w:val="bullet"/>
+      <w:lvlText w:val=""/>
+      <w:lvlJc w:val="left"/>
+      <w:pPr>
+        <w:tabs>
+          <w:tab w:val="num" w:pos="6480"/>
+        </w:tabs>
+        <w:ind w:left="6480" w:hanging="360"/>
+      </w:pPr>
+      <w:rPr>
+        <w:rFonts w:ascii="Wingdings" w:hAnsi="Wingdings" w:hint="default"/>
+        <w:sz w:val="20"/>
+      </w:rPr>
+    </w:lvl>
+  </w:abstractNum>
+  <w:abstractNum w:abstractNumId="23" w15:restartNumberingAfterBreak="0">
     <w:nsid w:val="72173D1E"/>
     <w:multiLevelType w:val="hybridMultilevel"/>
     <w:tmpl w:val="10B89E7A"/>
@@ -18931,7 +19966,7 @@
       </w:pPr>
     </w:lvl>
   </w:abstractNum>
-  <w:abstractNum w:abstractNumId="21" w15:restartNumberingAfterBreak="0">
+  <w:abstractNum w:abstractNumId="24" w15:restartNumberingAfterBreak="0">
     <w:nsid w:val="7273740B"/>
     <w:multiLevelType w:val="multilevel"/>
     <w:tmpl w:val="0409001F"/>
@@ -19054,40 +20089,49 @@
     </w:lvlOverride>
   </w:num>
   <w:num w:numId="12" w16cid:durableId="1539782734">
+    <w:abstractNumId w:val="24"/>
+  </w:num>
+  <w:num w:numId="13" w16cid:durableId="966008910">
+    <w:abstractNumId w:val="17"/>
+  </w:num>
+  <w:num w:numId="14" w16cid:durableId="1062558167">
+    <w:abstractNumId w:val="16"/>
+  </w:num>
+  <w:num w:numId="15" w16cid:durableId="1395349004">
     <w:abstractNumId w:val="21"/>
   </w:num>
-  <w:num w:numId="13" w16cid:durableId="966008910">
-    <w:abstractNumId w:val="16"/>
+  <w:num w:numId="16" w16cid:durableId="127169154">
+    <w:abstractNumId w:val="14"/>
   </w:num>
-  <w:num w:numId="14" w16cid:durableId="1062558167">
+  <w:num w:numId="17" w16cid:durableId="101271579">
     <w:abstractNumId w:val="15"/>
   </w:num>
-  <w:num w:numId="15" w16cid:durableId="1395349004">
-    <w:abstractNumId w:val="19"/>
-  </w:num>
-  <w:num w:numId="16" w16cid:durableId="127169154">
+  <w:num w:numId="18" w16cid:durableId="999312713">
     <w:abstractNumId w:val="13"/>
   </w:num>
-  <w:num w:numId="17" w16cid:durableId="101271579">
-    <w:abstractNumId w:val="14"/>
-  </w:num>
-  <w:num w:numId="18" w16cid:durableId="999312713">
-    <w:abstractNumId w:val="12"/>
-  </w:num>
   <w:num w:numId="19" w16cid:durableId="879588365">
-    <w:abstractNumId w:val="18"/>
+    <w:abstractNumId w:val="20"/>
   </w:num>
   <w:num w:numId="20" w16cid:durableId="55129437">
     <w:abstractNumId w:val="10"/>
   </w:num>
   <w:num w:numId="21" w16cid:durableId="647824216">
-    <w:abstractNumId w:val="20"/>
+    <w:abstractNumId w:val="23"/>
   </w:num>
   <w:num w:numId="22" w16cid:durableId="1683969481">
-    <w:abstractNumId w:val="17"/>
+    <w:abstractNumId w:val="18"/>
   </w:num>
   <w:num w:numId="23" w16cid:durableId="1415318632">
     <w:abstractNumId w:val="11"/>
+  </w:num>
+  <w:num w:numId="24" w16cid:durableId="421144151">
+    <w:abstractNumId w:val="22"/>
+  </w:num>
+  <w:num w:numId="25" w16cid:durableId="1127624327">
+    <w:abstractNumId w:val="12"/>
+  </w:num>
+  <w:num w:numId="26" w16cid:durableId="1779593149">
+    <w:abstractNumId w:val="19"/>
   </w:num>
 </w:numbering>
 </file>
@@ -19695,7 +20739,6 @@
   <w:style w:type="character" w:default="1" w:styleId="DefaultParagraphFont">
     <w:name w:val="Default Paragraph Font"/>
     <w:uiPriority w:val="1"/>
-    <w:semiHidden/>
     <w:unhideWhenUsed/>
   </w:style>
   <w:style w:type="table" w:default="1" w:styleId="TableNormal">
@@ -21831,35 +22874,6 @@
         </w:p>
       </w:docPartBody>
     </w:docPart>
-    <w:docPart>
-      <w:docPartPr>
-        <w:name w:val="3029DFDEC81C4E409C000F128B977B91"/>
-        <w:category>
-          <w:name w:val="General"/>
-          <w:gallery w:val="placeholder"/>
-        </w:category>
-        <w:types>
-          <w:type w:val="bbPlcHdr"/>
-        </w:types>
-        <w:behaviors>
-          <w:behavior w:val="content"/>
-        </w:behaviors>
-        <w:guid w:val="{996E8B2E-1D28-4A85-90AA-31C3AAE4B1EE}"/>
-      </w:docPartPr>
-      <w:docPartBody>
-        <w:p>
-          <w:pPr>
-            <w:pStyle w:val="3029DFDEC81C4E409C000F128B977B91"/>
-          </w:pPr>
-          <w:r>
-            <w:rPr>
-              <w:lang w:bidi="fr-FR"/>
-            </w:rPr>
-            <w:t>Résumé</w:t>
-          </w:r>
-        </w:p>
-      </w:docPartBody>
-    </w:docPart>
   </w:docParts>
 </w:glossaryDocument>
 </file>
@@ -21967,6 +22981,7 @@
     <w:rsidRoot w:val="00B545A0"/>
     <w:rsid w:val="00006E37"/>
     <w:rsid w:val="0004071B"/>
+    <w:rsid w:val="0007621A"/>
     <w:rsid w:val="000900BC"/>
     <w:rsid w:val="0019392E"/>
     <w:rsid w:val="0021758C"/>
@@ -21995,8 +23010,10 @@
     <w:rsid w:val="00C55F11"/>
     <w:rsid w:val="00CC4524"/>
     <w:rsid w:val="00D1619A"/>
+    <w:rsid w:val="00E133E4"/>
     <w:rsid w:val="00E818CA"/>
     <w:rsid w:val="00F3352B"/>
+    <w:rsid w:val="00F41A54"/>
     <w:rsid w:val="00FB4268"/>
   </w:rsids>
   <m:mathPr>
@@ -22473,7 +23490,7 @@
     <w:basedOn w:val="DefaultParagraphFont"/>
     <w:uiPriority w:val="99"/>
     <w:semiHidden/>
-    <w:rsid w:val="0019392E"/>
+    <w:rsid w:val="00F41A54"/>
     <w:rPr>
       <w:color w:val="404040" w:themeColor="text1" w:themeTint="BF"/>
     </w:rPr>
